--- a/آموزش جنگو.docx
+++ b/آموزش جنگو.docx
@@ -156,39 +156,7 @@
             <w:rtl/>
             <w:lang w:bidi="ar-SA"/>
           </w:rPr>
-          <w:t>جنگو چیست و چرا از آن</w:t>
-        </w:r>
-        <w:r>
-          <w:rPr>
-            <w:rStyle w:val="Hyperlink"/>
-            <w:rtl/>
-            <w:lang w:bidi="ar-SA"/>
-          </w:rPr>
-          <w:t xml:space="preserve"> </w:t>
-        </w:r>
-        <w:r>
-          <w:rPr>
-            <w:rStyle w:val="Hyperlink"/>
-            <w:rtl/>
-            <w:lang w:bidi="ar-SA"/>
-          </w:rPr>
-          <w:t>استفاده</w:t>
-        </w:r>
-        <w:r>
-          <w:rPr>
-            <w:rStyle w:val="Hyperlink"/>
-            <w:rtl/>
-            <w:lang w:bidi="ar-SA"/>
-          </w:rPr>
-          <w:t xml:space="preserve"> </w:t>
-        </w:r>
-        <w:r>
-          <w:rPr>
-            <w:rStyle w:val="Hyperlink"/>
-            <w:rtl/>
-            <w:lang w:bidi="ar-SA"/>
-          </w:rPr>
-          <w:t>می‌کنیم؟</w:t>
+          <w:t>جنگو چیست و چرا از آن استفاده می‌کنیم؟</w:t>
         </w:r>
       </w:hyperlink>
     </w:p>
@@ -210,23 +178,7 @@
             <w:rtl/>
             <w:lang w:bidi="ar-SA"/>
           </w:rPr>
-          <w:t>نصب پایتون و کار با محیط‌های مجا</w:t>
-        </w:r>
-        <w:r>
-          <w:rPr>
-            <w:rStyle w:val="Hyperlink"/>
-            <w:rtl/>
-            <w:lang w:bidi="ar-SA"/>
-          </w:rPr>
-          <w:t>ز</w:t>
-        </w:r>
-        <w:r>
-          <w:rPr>
-            <w:rStyle w:val="Hyperlink"/>
-            <w:rtl/>
-            <w:lang w:bidi="ar-SA"/>
-          </w:rPr>
-          <w:t>ی (</w:t>
+          <w:t>نصب پایتون و کار با محیط‌های مجازی (</w:t>
         </w:r>
         <w:r>
           <w:rPr>
@@ -364,27 +316,7 @@
             <w:rtl/>
             <w:lang w:bidi="ar-SA"/>
           </w:rPr>
-          <w:t>مفاهیم پایه و م</w:t>
-        </w:r>
-        <w:r>
-          <w:rPr>
-            <w:rStyle w:val="Hyperlink"/>
-            <w:b/>
-            <w:bCs/>
-            <w:rtl/>
-            <w:lang w:bidi="ar-SA"/>
-          </w:rPr>
-          <w:t>ع</w:t>
-        </w:r>
-        <w:r>
-          <w:rPr>
-            <w:rStyle w:val="Hyperlink"/>
-            <w:b/>
-            <w:bCs/>
-            <w:rtl/>
-            <w:lang w:bidi="ar-SA"/>
-          </w:rPr>
-          <w:t xml:space="preserve">ماری </w:t>
+          <w:t xml:space="preserve">مفاهیم پایه و معماری </w:t>
         </w:r>
         <w:r>
           <w:rPr>
@@ -392,15 +324,7 @@
             <w:b/>
             <w:bCs/>
           </w:rPr>
-          <w:t>MV</w:t>
-        </w:r>
-        <w:r>
-          <w:rPr>
-            <w:rStyle w:val="Hyperlink"/>
-            <w:b/>
-            <w:bCs/>
-          </w:rPr>
-          <w:t>T</w:t>
+          <w:t>MVT</w:t>
         </w:r>
       </w:hyperlink>
     </w:p>
@@ -9238,13 +9162,22 @@
           <w:p>
             <w:pPr>
               <w:pStyle w:val="code"/>
-              <w:rPr>
-                <w:rFonts w:hint="cs"/>
-              </w:rPr>
             </w:pPr>
             <w:r>
               <w:t>python manage.py migrate</w:t>
             </w:r>
+          </w:p>
+        </w:tc>
+      </w:tr>
+      <w:tr>
+        <w:tc>
+          <w:tcPr>
+            <w:tcW w:w="9350" w:type="dxa"/>
+          </w:tcPr>
+          <w:p>
+            <w:pPr>
+              <w:pStyle w:val="code"/>
+            </w:pPr>
           </w:p>
         </w:tc>
       </w:tr>
@@ -10145,7 +10078,6 @@
     <w:p>
       <w:pPr>
         <w:rPr>
-          <w:rFonts w:hint="cs"/>
           <w:b/>
           <w:bCs/>
           <w:rtl/>
@@ -11618,9 +11550,6 @@
           <w:p>
             <w:pPr>
               <w:pStyle w:val="code"/>
-              <w:rPr>
-                <w:rFonts w:hint="cs"/>
-              </w:rPr>
             </w:pPr>
             <w:r>
               <w:t>my_website\settings.py</w:t>
@@ -11833,7 +11762,6 @@
             <w:r>
               <w:t>SECRET_KEY = '</w:t>
             </w:r>
-            <w:proofErr w:type="spellStart"/>
             <w:r>
               <w:rPr>
                 <w:rFonts w:hint="cs"/>
@@ -11908,7 +11836,6 @@
               </w:rPr>
               <w:t>ی</w:t>
             </w:r>
-            <w:proofErr w:type="spellEnd"/>
             <w:r>
               <w:t>'</w:t>
             </w:r>
@@ -11939,7 +11866,6 @@
             <w:r>
               <w:t xml:space="preserve"># </w:t>
             </w:r>
-            <w:proofErr w:type="spellStart"/>
             <w:r>
               <w:rPr>
                 <w:rtl/>
@@ -11974,7 +11900,6 @@
               </w:rPr>
               <w:t>شن‌ها</w:t>
             </w:r>
-            <w:proofErr w:type="spellEnd"/>
           </w:p>
           <w:p>
             <w:pPr>
@@ -12044,19 +11969,11 @@
             <w:r>
               <w:t xml:space="preserve"> </w:t>
             </w:r>
-            <w:proofErr w:type="spellStart"/>
             <w:r>
               <w:rPr>
                 <w:rtl/>
               </w:rPr>
-              <w:t>اپ</w:t>
-            </w:r>
-            <w:proofErr w:type="spellEnd"/>
-            <w:r>
-              <w:rPr>
-                <w:rtl/>
-              </w:rPr>
-              <w:t xml:space="preserve"> خودمان</w:t>
+              <w:t>اپ خودمان</w:t>
             </w:r>
           </w:p>
           <w:p>
@@ -12088,7 +12005,6 @@
             <w:r>
               <w:t xml:space="preserve"># </w:t>
             </w:r>
-            <w:proofErr w:type="spellStart"/>
             <w:r>
               <w:rPr>
                 <w:rtl/>
@@ -12123,11 +12039,9 @@
               </w:rPr>
               <w:t>س</w:t>
             </w:r>
-            <w:proofErr w:type="spellEnd"/>
             <w:r>
               <w:t xml:space="preserve"> (SQLite </w:t>
             </w:r>
-            <w:proofErr w:type="spellStart"/>
             <w:r>
               <w:rPr>
                 <w:rtl/>
@@ -12148,7 +12062,6 @@
               </w:rPr>
               <w:t>ش‌فرض</w:t>
             </w:r>
-            <w:proofErr w:type="spellEnd"/>
             <w:r>
               <w:t>)</w:t>
             </w:r>
@@ -12257,14 +12170,7 @@
               <w:rPr>
                 <w:rtl/>
               </w:rPr>
-              <w:t xml:space="preserve"> </w:t>
-            </w:r>
-            <w:proofErr w:type="spellStart"/>
-            <w:r>
-              <w:rPr>
-                <w:rtl/>
-              </w:rPr>
-              <w:t>فا</w:t>
+              <w:t xml:space="preserve"> فا</w:t>
             </w:r>
             <w:r>
               <w:rPr>
@@ -12287,19 +12193,11 @@
               </w:rPr>
               <w:t>ی</w:t>
             </w:r>
-            <w:proofErr w:type="spellEnd"/>
             <w:r>
               <w:rPr>
                 <w:rtl/>
               </w:rPr>
-              <w:t xml:space="preserve"> </w:t>
-            </w:r>
-            <w:proofErr w:type="spellStart"/>
-            <w:r>
-              <w:rPr>
-                <w:rtl/>
-              </w:rPr>
-              <w:t>استات</w:t>
+              <w:t xml:space="preserve"> استات</w:t>
             </w:r>
             <w:r>
               <w:rPr>
@@ -12315,7 +12213,6 @@
               </w:rPr>
               <w:t>ک</w:t>
             </w:r>
-            <w:proofErr w:type="spellEnd"/>
           </w:p>
           <w:p>
             <w:pPr>
@@ -12370,7 +12267,6 @@
             <w:pPr>
               <w:pStyle w:val="code"/>
               <w:rPr>
-                <w:rFonts w:hint="cs"/>
                 <w:rtl/>
               </w:rPr>
             </w:pPr>
@@ -12406,7 +12302,7 @@
       <w:pPr>
         <w:numPr>
           <w:ilvl w:val="0"/>
-          <w:numId w:val="42"/>
+          <w:numId w:val="41"/>
         </w:numPr>
       </w:pPr>
       <w:r>
@@ -12425,6 +12321,58 @@
           <w:lang w:bidi="ar-SA"/>
         </w:rPr>
         <w:t>می‌گوییم که داده‌ها را کجا ذخیره کند</w:t>
+      </w:r>
+    </w:p>
+    <w:p>
+      <w:pPr>
+        <w:numPr>
+          <w:ilvl w:val="0"/>
+          <w:numId w:val="41"/>
+        </w:numPr>
+      </w:pPr>
+      <w:r>
+        <w:rPr>
+          <w:rtl/>
+          <w:lang w:bidi="ar-SA"/>
+        </w:rPr>
+        <w:t>مثال</w:t>
+      </w:r>
+      <w:r>
+        <w:t xml:space="preserve">: SQLite </w:t>
+      </w:r>
+      <w:r>
+        <w:rPr>
+          <w:rtl/>
+          <w:lang w:bidi="ar-SA"/>
+        </w:rPr>
+        <w:t>(پیش‌فرض) یا</w:t>
+      </w:r>
+      <w:r>
+        <w:t xml:space="preserve"> MySQL</w:t>
+      </w:r>
+      <w:r>
+        <w:rPr>
+          <w:rtl/>
+          <w:lang w:bidi="ar-SA"/>
+        </w:rPr>
+        <w:t xml:space="preserve">، </w:t>
+      </w:r>
+      <w:r>
+        <w:t>PostgreSQL</w:t>
+      </w:r>
+    </w:p>
+    <w:p>
+      <w:pPr>
+        <w:ind w:left="360"/>
+      </w:pPr>
+      <w:r>
+        <w:rPr>
+          <w:b/>
+          <w:bCs/>
+          <w:rtl/>
+          <w:lang w:bidi="ar-SA"/>
+        </w:rPr>
+        <w:t>اپلیکیشن‌های نصب‌شده</w:t>
       </w:r>
     </w:p>
     <w:p>
@@ -12435,6 +12383,49 @@
         </w:numPr>
       </w:pPr>
       <w:r>
+        <w:t xml:space="preserve">Django </w:t>
+      </w:r>
+      <w:r>
+        <w:rPr>
+          <w:rtl/>
+          <w:lang w:bidi="ar-SA"/>
+        </w:rPr>
+        <w:t>باید بداند چه اپلیکیشن‌هایی در پروژه وجود دارند</w:t>
+      </w:r>
+    </w:p>
+    <w:p>
+      <w:pPr>
+        <w:numPr>
+          <w:ilvl w:val="0"/>
+          <w:numId w:val="42"/>
+        </w:numPr>
+      </w:pPr>
+      <w:r>
+        <w:rPr>
+          <w:rtl/>
+          <w:lang w:bidi="ar-SA"/>
+        </w:rPr>
+        <w:t xml:space="preserve">این اپ‌ها داخل لیست </w:t>
+      </w:r>
+      <w:r>
+        <w:t xml:space="preserve">INSTALLED_APPS </w:t>
+      </w:r>
+      <w:r>
+        <w:rPr>
+          <w:rtl/>
+          <w:lang w:bidi="ar-SA"/>
+        </w:rPr>
+        <w:t>قرار می‌گیرند</w:t>
+      </w:r>
+    </w:p>
+    <w:p>
+      <w:pPr>
+        <w:numPr>
+          <w:ilvl w:val="0"/>
+          <w:numId w:val="42"/>
+        </w:numPr>
+      </w:pPr>
+      <w:r>
         <w:rPr>
           <w:rtl/>
           <w:lang w:bidi="ar-SA"/>
@@ -12442,27 +12433,25 @@
         <w:t>مثال</w:t>
       </w:r>
       <w:r>
-        <w:t xml:space="preserve">: SQLite </w:t>
-      </w:r>
-      <w:r>
-        <w:rPr>
-          <w:rtl/>
-          <w:lang w:bidi="ar-SA"/>
-        </w:rPr>
-        <w:t>(پیش‌فرض) یا</w:t>
-      </w:r>
-      <w:r>
-        <w:t xml:space="preserve"> MySQL</w:t>
-      </w:r>
-      <w:r>
-        <w:rPr>
-          <w:rtl/>
-          <w:lang w:bidi="ar-SA"/>
-        </w:rPr>
-        <w:t xml:space="preserve">، </w:t>
-      </w:r>
-      <w:r>
-        <w:t>PostgreSQL</w:t>
+        <w:t>: '</w:t>
+      </w:r>
+      <w:proofErr w:type="spellStart"/>
+      <w:r>
+        <w:t>django.contrib.admin</w:t>
+      </w:r>
+      <w:proofErr w:type="spellEnd"/>
+      <w:r>
+        <w:t xml:space="preserve">' </w:t>
+      </w:r>
+      <w:r>
+        <w:rPr>
+          <w:rtl/>
+          <w:lang w:bidi="ar-SA"/>
+        </w:rPr>
+        <w:t xml:space="preserve">یا اپ خودمان </w:t>
+      </w:r>
+      <w:r>
+        <w:t>'blog'</w:t>
       </w:r>
     </w:p>
     <w:p>
@@ -12476,7 +12465,7 @@
           <w:rtl/>
           <w:lang w:bidi="ar-SA"/>
         </w:rPr>
-        <w:t>اپلیکیشن‌های نصب‌شده</w:t>
+        <w:t>مسیرها و فایل‌های استاتیک</w:t>
       </w:r>
     </w:p>
     <w:p>
@@ -12487,14 +12476,31 @@
         </w:numPr>
       </w:pPr>
       <w:r>
-        <w:t xml:space="preserve">Django </w:t>
-      </w:r>
-      <w:r>
-        <w:rPr>
-          <w:rtl/>
-          <w:lang w:bidi="ar-SA"/>
-        </w:rPr>
-        <w:t>باید بداند چه اپلیکیشن‌هایی در پروژه وجود دارند</w:t>
+        <w:rPr>
+          <w:rtl/>
+          <w:lang w:bidi="ar-SA"/>
+        </w:rPr>
+        <w:t>مسیر فایل‌های</w:t>
+      </w:r>
+      <w:r>
+        <w:t xml:space="preserve"> CSS</w:t>
+      </w:r>
+      <w:r>
+        <w:rPr>
+          <w:rtl/>
+          <w:lang w:bidi="ar-SA"/>
+        </w:rPr>
+        <w:t xml:space="preserve">، </w:t>
+      </w:r>
+      <w:r>
+        <w:t xml:space="preserve">JS </w:t>
+      </w:r>
+      <w:r>
+        <w:rPr>
+          <w:rtl/>
+          <w:lang w:bidi="ar-SA"/>
+        </w:rPr>
+        <w:t>و تصاویر</w:t>
       </w:r>
     </w:p>
     <w:p>
@@ -12509,53 +12515,10 @@
           <w:rtl/>
           <w:lang w:bidi="ar-SA"/>
         </w:rPr>
-        <w:t xml:space="preserve">این اپ‌ها داخل لیست </w:t>
-      </w:r>
-      <w:r>
-        <w:t xml:space="preserve">INSTALLED_APPS </w:t>
-      </w:r>
-      <w:r>
-        <w:rPr>
-          <w:rtl/>
-          <w:lang w:bidi="ar-SA"/>
-        </w:rPr>
-        <w:t>قرار می‌گیرند</w:t>
-      </w:r>
-    </w:p>
-    <w:p>
-      <w:pPr>
-        <w:numPr>
-          <w:ilvl w:val="0"/>
-          <w:numId w:val="43"/>
-        </w:numPr>
-      </w:pPr>
-      <w:r>
-        <w:rPr>
-          <w:rtl/>
-          <w:lang w:bidi="ar-SA"/>
-        </w:rPr>
-        <w:t>مثال</w:t>
-      </w:r>
-      <w:r>
-        <w:t>: '</w:t>
-      </w:r>
-      <w:proofErr w:type="spellStart"/>
-      <w:r>
-        <w:t>django.contrib.admin</w:t>
-      </w:r>
-      <w:proofErr w:type="spellEnd"/>
-      <w:r>
-        <w:t xml:space="preserve">' </w:t>
-      </w:r>
-      <w:r>
-        <w:rPr>
-          <w:rtl/>
-          <w:lang w:bidi="ar-SA"/>
-        </w:rPr>
-        <w:t xml:space="preserve">یا اپ خودمان </w:t>
-      </w:r>
-      <w:r>
-        <w:t>'blog'</w:t>
+        <w:t>مسیر فایل‌های قالب</w:t>
+      </w:r>
+      <w:r>
+        <w:t xml:space="preserve"> (Templates)</w:t>
       </w:r>
     </w:p>
     <w:p>
@@ -12569,7 +12532,7 @@
           <w:rtl/>
           <w:lang w:bidi="ar-SA"/>
         </w:rPr>
-        <w:t>مسیرها و فایل‌های استاتیک</w:t>
+        <w:t>تنظیمات امنیتی و رمزگذاری</w:t>
       </w:r>
     </w:p>
     <w:p>
@@ -12584,27 +12547,17 @@
           <w:rtl/>
           <w:lang w:bidi="ar-SA"/>
         </w:rPr>
-        <w:t>مسیر فایل‌های</w:t>
-      </w:r>
-      <w:r>
-        <w:t xml:space="preserve"> CSS</w:t>
-      </w:r>
-      <w:r>
-        <w:rPr>
-          <w:rtl/>
-          <w:lang w:bidi="ar-SA"/>
-        </w:rPr>
-        <w:t xml:space="preserve">، </w:t>
-      </w:r>
-      <w:r>
-        <w:t xml:space="preserve">JS </w:t>
-      </w:r>
-      <w:r>
-        <w:rPr>
-          <w:rtl/>
-          <w:lang w:bidi="ar-SA"/>
-        </w:rPr>
-        <w:t>و تصاویر</w:t>
+        <w:t xml:space="preserve">مثل </w:t>
+      </w:r>
+      <w:r>
+        <w:t xml:space="preserve">SECRET_KEY </w:t>
+      </w:r>
+      <w:r>
+        <w:rPr>
+          <w:rtl/>
+          <w:lang w:bidi="ar-SA"/>
+        </w:rPr>
+        <w:t>که برای امنیت پروژه لازم است</w:t>
       </w:r>
     </w:p>
     <w:p>
@@ -12619,10 +12572,20 @@
           <w:rtl/>
           <w:lang w:bidi="ar-SA"/>
         </w:rPr>
-        <w:t>مسیر فایل‌های قالب</w:t>
-      </w:r>
-      <w:r>
-        <w:t xml:space="preserve"> (Templates)</w:t>
+        <w:t>گزینه‌های دیگر</w:t>
+      </w:r>
+      <w:r>
+        <w:t>: DEBUG (</w:t>
+      </w:r>
+      <w:r>
+        <w:rPr>
+          <w:rtl/>
+          <w:lang w:bidi="ar-SA"/>
+        </w:rPr>
+        <w:t>نمایش خطا در زمان توسعه</w:t>
+      </w:r>
+      <w:r>
+        <w:t>)</w:t>
       </w:r>
     </w:p>
     <w:p>
@@ -12636,7 +12599,7 @@
           <w:rtl/>
           <w:lang w:bidi="ar-SA"/>
         </w:rPr>
-        <w:t>تنظیمات امنیتی و رمزگذاری</w:t>
+        <w:t>زبان و منطقه زمانی</w:t>
       </w:r>
     </w:p>
     <w:p>
@@ -12651,17 +12614,7 @@
           <w:rtl/>
           <w:lang w:bidi="ar-SA"/>
         </w:rPr>
-        <w:t xml:space="preserve">مثل </w:t>
-      </w:r>
-      <w:r>
-        <w:t xml:space="preserve">SECRET_KEY </w:t>
-      </w:r>
-      <w:r>
-        <w:rPr>
-          <w:rtl/>
-          <w:lang w:bidi="ar-SA"/>
-        </w:rPr>
-        <w:t>که برای امنیت پروژه لازم است</w:t>
+        <w:t>تعیین زبان پیش‌فرض سایت</w:t>
       </w:r>
     </w:p>
     <w:p>
@@ -12669,63 +12622,6 @@
         <w:numPr>
           <w:ilvl w:val="0"/>
           <w:numId w:val="45"/>
-        </w:numPr>
-      </w:pPr>
-      <w:r>
-        <w:rPr>
-          <w:rtl/>
-          <w:lang w:bidi="ar-SA"/>
-        </w:rPr>
-        <w:t>گزینه‌های دیگر</w:t>
-      </w:r>
-      <w:r>
-        <w:t>: DEBUG (</w:t>
-      </w:r>
-      <w:r>
-        <w:rPr>
-          <w:rtl/>
-          <w:lang w:bidi="ar-SA"/>
-        </w:rPr>
-        <w:t>نمایش خطا در زمان توسعه</w:t>
-      </w:r>
-      <w:r>
-        <w:t>)</w:t>
-      </w:r>
-    </w:p>
-    <w:p>
-      <w:pPr>
-        <w:ind w:left="360"/>
-      </w:pPr>
-      <w:r>
-        <w:rPr>
-          <w:b/>
-          <w:bCs/>
-          <w:rtl/>
-          <w:lang w:bidi="ar-SA"/>
-        </w:rPr>
-        <w:t>زبان و منطقه زمانی</w:t>
-      </w:r>
-    </w:p>
-    <w:p>
-      <w:pPr>
-        <w:numPr>
-          <w:ilvl w:val="0"/>
-          <w:numId w:val="46"/>
-        </w:numPr>
-      </w:pPr>
-      <w:r>
-        <w:rPr>
-          <w:rtl/>
-          <w:lang w:bidi="ar-SA"/>
-        </w:rPr>
-        <w:t>تعیین زبان پیش‌فرض سایت</w:t>
-      </w:r>
-    </w:p>
-    <w:p>
-      <w:pPr>
-        <w:numPr>
-          <w:ilvl w:val="0"/>
-          <w:numId w:val="46"/>
         </w:numPr>
       </w:pPr>
       <w:r>
@@ -13191,9 +13087,6 @@
           <w:p>
             <w:pPr>
               <w:pStyle w:val="code"/>
-              <w:rPr>
-                <w:rFonts w:hint="cs"/>
-              </w:rPr>
             </w:pPr>
             <w:r>
               <w:t xml:space="preserve">python manage.py </w:t>
@@ -13626,18 +13519,15 @@
     </w:tbl>
     <w:p>
       <w:pPr>
-        <w:rPr>
-          <w:b/>
-          <w:bCs/>
-        </w:rPr>
-      </w:pPr>
+        <w:pStyle w:val="Heading2"/>
+      </w:pPr>
+      <w:bookmarkStart w:id="7" w:name="_مرحله_۳:_ساخت"/>
+      <w:bookmarkEnd w:id="7"/>
       <w:r>
         <w:t xml:space="preserve"> </w:t>
       </w:r>
       <w:r>
         <w:rPr>
-          <w:b/>
-          <w:bCs/>
           <w:rtl/>
           <w:lang w:bidi="ar-SA"/>
         </w:rPr>
@@ -13645,26 +13535,18 @@
       </w:r>
       <w:r>
         <w:rPr>
-          <w:b/>
-          <w:bCs/>
           <w:rtl/>
         </w:rPr>
         <w:t xml:space="preserve">۳: </w:t>
       </w:r>
       <w:r>
         <w:rPr>
-          <w:b/>
-          <w:bCs/>
           <w:rtl/>
           <w:lang w:bidi="ar-SA"/>
         </w:rPr>
         <w:t>ساخت</w:t>
       </w:r>
       <w:r>
-        <w:rPr>
-          <w:b/>
-          <w:bCs/>
-        </w:rPr>
         <w:t xml:space="preserve"> View</w:t>
       </w:r>
     </w:p>
@@ -14217,6 +14099,7 @@
               <w:pStyle w:val="code"/>
             </w:pPr>
             <w:r>
+              <w:lastRenderedPageBreak/>
               <w:t>&lt;head&gt;</w:t>
             </w:r>
           </w:p>
@@ -14233,7 +14116,6 @@
               <w:pStyle w:val="code"/>
             </w:pPr>
             <w:r>
-              <w:lastRenderedPageBreak/>
               <w:t>&lt;/head&gt;</w:t>
             </w:r>
           </w:p>
@@ -14297,7 +14179,7 @@
       <w:pPr>
         <w:numPr>
           <w:ilvl w:val="0"/>
-          <w:numId w:val="47"/>
+          <w:numId w:val="46"/>
         </w:numPr>
       </w:pPr>
       <w:proofErr w:type="gramStart"/>
@@ -14333,7 +14215,7 @@
       <w:pPr>
         <w:numPr>
           <w:ilvl w:val="0"/>
-          <w:numId w:val="47"/>
+          <w:numId w:val="46"/>
         </w:numPr>
       </w:pPr>
       <w:r>
@@ -14882,6 +14764,7 @@
               <w:pStyle w:val="code"/>
             </w:pPr>
             <w:r>
+              <w:lastRenderedPageBreak/>
               <w:t>http://127.0.0.1:8000/hello/</w:t>
             </w:r>
           </w:p>
@@ -14980,7 +14863,7 @@
       <w:pPr>
         <w:numPr>
           <w:ilvl w:val="0"/>
-          <w:numId w:val="48"/>
+          <w:numId w:val="47"/>
         </w:numPr>
       </w:pPr>
       <w:r>
@@ -15022,7 +14905,7 @@
       <w:pPr>
         <w:numPr>
           <w:ilvl w:val="0"/>
-          <w:numId w:val="48"/>
+          <w:numId w:val="47"/>
         </w:numPr>
       </w:pPr>
       <w:r>
@@ -15064,7 +14947,7 @@
       <w:pPr>
         <w:numPr>
           <w:ilvl w:val="0"/>
-          <w:numId w:val="48"/>
+          <w:numId w:val="47"/>
         </w:numPr>
       </w:pPr>
       <w:r>
@@ -15089,7 +14972,7 @@
       <w:pPr>
         <w:numPr>
           <w:ilvl w:val="0"/>
-          <w:numId w:val="48"/>
+          <w:numId w:val="47"/>
         </w:numPr>
       </w:pPr>
       <w:r>
@@ -15114,7 +14997,7 @@
       <w:pPr>
         <w:numPr>
           <w:ilvl w:val="0"/>
-          <w:numId w:val="48"/>
+          <w:numId w:val="47"/>
         </w:numPr>
       </w:pPr>
       <w:r>
@@ -15153,8 +15036,8 @@
           <w:lang w:bidi="ar-SA"/>
         </w:rPr>
       </w:pPr>
-      <w:bookmarkStart w:id="7" w:name="_مدیریت_آدرس‌ها_(URLs)"/>
-      <w:bookmarkEnd w:id="7"/>
+      <w:bookmarkStart w:id="8" w:name="_مدیریت_آدرس‌ها_(URLs)"/>
+      <w:bookmarkEnd w:id="8"/>
       <w:r>
         <w:rPr>
           <w:rtl/>
@@ -15534,7 +15417,6 @@
             </w:pPr>
             <w:proofErr w:type="spellStart"/>
             <w:r>
-              <w:lastRenderedPageBreak/>
               <w:t>urlpatterns</w:t>
             </w:r>
             <w:proofErr w:type="spellEnd"/>
@@ -15665,7 +15547,7 @@
       <w:pPr>
         <w:numPr>
           <w:ilvl w:val="1"/>
-          <w:numId w:val="49"/>
+          <w:numId w:val="48"/>
         </w:numPr>
         <w:rPr>
           <w:lang w:bidi="ar-SA"/>
@@ -15702,7 +15584,7 @@
       <w:pPr>
         <w:numPr>
           <w:ilvl w:val="1"/>
-          <w:numId w:val="49"/>
+          <w:numId w:val="48"/>
         </w:numPr>
         <w:rPr>
           <w:lang w:bidi="ar-SA"/>
@@ -15755,7 +15637,7 @@
       <w:pPr>
         <w:numPr>
           <w:ilvl w:val="0"/>
-          <w:numId w:val="49"/>
+          <w:numId w:val="48"/>
         </w:numPr>
         <w:rPr>
           <w:lang w:bidi="ar-SA"/>
@@ -15834,48 +15716,6 @@
           <w:rtl/>
         </w:rPr>
         <w:t xml:space="preserve">ما داخل فایل </w:t>
-      </w:r>
-    </w:p>
-    <w:tbl>
-      <w:tblPr>
-        <w:tblStyle w:val="TableGrid"/>
-        <w:tblW w:w="0" w:type="auto"/>
-        <w:tblLook w:val="04A0" w:firstRow="1" w:lastRow="0" w:firstColumn="1" w:lastColumn="0" w:noHBand="0" w:noVBand="1"/>
-      </w:tblPr>
-      <w:tblGrid>
-        <w:gridCol w:w="9350"/>
-      </w:tblGrid>
-      <w:tr>
-        <w:tc>
-          <w:tcPr>
-            <w:tcW w:w="9350" w:type="dxa"/>
-          </w:tcPr>
-          <w:p>
-            <w:pPr>
-              <w:pStyle w:val="code"/>
-              <w:rPr>
-                <w:rFonts w:hint="cs"/>
-              </w:rPr>
-            </w:pPr>
-            <w:r>
-              <w:t>helloworld\views.py</w:t>
-            </w:r>
-          </w:p>
-        </w:tc>
-      </w:tr>
-    </w:tbl>
-    <w:p>
-      <w:pPr>
-        <w:rPr>
-          <w:rtl/>
-        </w:rPr>
-      </w:pPr>
-      <w:r>
-        <w:rPr>
-          <w:rFonts w:hint="cs"/>
-          <w:rtl/>
-        </w:rPr>
-        <w:t>تابع مربوطه را قرار داده ایم</w:t>
       </w:r>
     </w:p>
     <w:tbl>
@@ -15897,317 +15737,7 @@
               <w:pStyle w:val="code"/>
             </w:pPr>
             <w:r>
-              <w:t>#</w:t>
-            </w:r>
-            <w:r>
               <w:t>helloworld\views.py</w:t>
-            </w:r>
-            <w:r>
-              <w:rPr>
-                <w:rtl/>
-              </w:rPr>
-              <w:br/>
-            </w:r>
-            <w:r>
-              <w:t xml:space="preserve">from </w:t>
-            </w:r>
-            <w:proofErr w:type="spellStart"/>
-            <w:proofErr w:type="gramStart"/>
-            <w:r>
-              <w:t>django.shortcuts</w:t>
-            </w:r>
-            <w:proofErr w:type="spellEnd"/>
-            <w:proofErr w:type="gramEnd"/>
-            <w:r>
-              <w:t xml:space="preserve"> import render</w:t>
-            </w:r>
-          </w:p>
-          <w:p>
-            <w:pPr>
-              <w:pStyle w:val="code"/>
-              <w:rPr>
-                <w:rtl/>
-              </w:rPr>
-            </w:pPr>
-          </w:p>
-          <w:p>
-            <w:pPr>
-              <w:pStyle w:val="code"/>
-            </w:pPr>
-            <w:r>
-              <w:t xml:space="preserve">def </w:t>
-            </w:r>
-            <w:proofErr w:type="spellStart"/>
-            <w:r>
-              <w:t>hello_view</w:t>
-            </w:r>
-            <w:proofErr w:type="spellEnd"/>
-            <w:r>
-              <w:t>(request):</w:t>
-            </w:r>
-          </w:p>
-          <w:p>
-            <w:pPr>
-              <w:pStyle w:val="code"/>
-              <w:rPr>
-                <w:rtl/>
-              </w:rPr>
-            </w:pPr>
-            <w:r>
-              <w:t xml:space="preserve">    # </w:t>
-            </w:r>
-            <w:proofErr w:type="spellStart"/>
-            <w:r>
-              <w:rPr>
-                <w:rFonts w:cs="A-bad kh@t2"/>
-                <w:rtl/>
-                <w:lang w:bidi="fa-IR"/>
-              </w:rPr>
-              <w:t>داده‌ا</w:t>
-            </w:r>
-            <w:r>
-              <w:rPr>
-                <w:rFonts w:cs="A-bad kh@t2" w:hint="cs"/>
-                <w:rtl/>
-                <w:lang w:bidi="fa-IR"/>
-              </w:rPr>
-              <w:t>ی</w:t>
-            </w:r>
-            <w:proofErr w:type="spellEnd"/>
-            <w:r>
-              <w:rPr>
-                <w:rFonts w:cs="A-bad kh@t2"/>
-                <w:rtl/>
-                <w:lang w:bidi="fa-IR"/>
-              </w:rPr>
-              <w:t xml:space="preserve"> که </w:t>
-            </w:r>
-            <w:proofErr w:type="spellStart"/>
-            <w:r>
-              <w:rPr>
-                <w:rFonts w:cs="A-bad kh@t2"/>
-                <w:rtl/>
-                <w:lang w:bidi="fa-IR"/>
-              </w:rPr>
-              <w:t>م</w:t>
-            </w:r>
-            <w:r>
-              <w:rPr>
-                <w:rFonts w:cs="A-bad kh@t2" w:hint="cs"/>
-                <w:rtl/>
-                <w:lang w:bidi="fa-IR"/>
-              </w:rPr>
-              <w:t>ی‌</w:t>
-            </w:r>
-            <w:r>
-              <w:rPr>
-                <w:rFonts w:cs="A-bad kh@t2" w:hint="eastAsia"/>
-                <w:rtl/>
-                <w:lang w:bidi="fa-IR"/>
-              </w:rPr>
-              <w:t>خواه</w:t>
-            </w:r>
-            <w:r>
-              <w:rPr>
-                <w:rFonts w:cs="A-bad kh@t2" w:hint="cs"/>
-                <w:rtl/>
-                <w:lang w:bidi="fa-IR"/>
-              </w:rPr>
-              <w:t>ی</w:t>
-            </w:r>
-            <w:r>
-              <w:rPr>
-                <w:rFonts w:cs="A-bad kh@t2" w:hint="eastAsia"/>
-                <w:rtl/>
-                <w:lang w:bidi="fa-IR"/>
-              </w:rPr>
-              <w:t>م</w:t>
-            </w:r>
-            <w:proofErr w:type="spellEnd"/>
-            <w:r>
-              <w:rPr>
-                <w:rFonts w:cs="A-bad kh@t2"/>
-                <w:rtl/>
-                <w:lang w:bidi="fa-IR"/>
-              </w:rPr>
-              <w:t xml:space="preserve"> به </w:t>
-            </w:r>
-            <w:proofErr w:type="spellStart"/>
-            <w:r>
-              <w:rPr>
-                <w:rFonts w:cs="A-bad kh@t2"/>
-                <w:rtl/>
-                <w:lang w:bidi="fa-IR"/>
-              </w:rPr>
-              <w:t>تمپل</w:t>
-            </w:r>
-            <w:r>
-              <w:rPr>
-                <w:rFonts w:cs="A-bad kh@t2" w:hint="cs"/>
-                <w:rtl/>
-                <w:lang w:bidi="fa-IR"/>
-              </w:rPr>
-              <w:t>ی</w:t>
-            </w:r>
-            <w:r>
-              <w:rPr>
-                <w:rFonts w:cs="A-bad kh@t2" w:hint="eastAsia"/>
-                <w:rtl/>
-                <w:lang w:bidi="fa-IR"/>
-              </w:rPr>
-              <w:t>ت</w:t>
-            </w:r>
-            <w:proofErr w:type="spellEnd"/>
-            <w:r>
-              <w:rPr>
-                <w:rFonts w:cs="A-bad kh@t2"/>
-                <w:rtl/>
-                <w:lang w:bidi="fa-IR"/>
-              </w:rPr>
-              <w:t xml:space="preserve"> بفرست</w:t>
-            </w:r>
-            <w:r>
-              <w:rPr>
-                <w:rFonts w:cs="A-bad kh@t2" w:hint="cs"/>
-                <w:rtl/>
-                <w:lang w:bidi="fa-IR"/>
-              </w:rPr>
-              <w:t>ی</w:t>
-            </w:r>
-            <w:r>
-              <w:rPr>
-                <w:rFonts w:cs="A-bad kh@t2" w:hint="eastAsia"/>
-                <w:rtl/>
-                <w:lang w:bidi="fa-IR"/>
-              </w:rPr>
-              <w:t>م</w:t>
-            </w:r>
-          </w:p>
-          <w:p>
-            <w:pPr>
-              <w:pStyle w:val="code"/>
-            </w:pPr>
-            <w:r>
-              <w:t xml:space="preserve">    context = {</w:t>
-            </w:r>
-          </w:p>
-          <w:p>
-            <w:pPr>
-              <w:pStyle w:val="code"/>
-            </w:pPr>
-            <w:r>
-              <w:t xml:space="preserve">        'message': 'Hello, World! Welcome to my website.'</w:t>
-            </w:r>
-          </w:p>
-          <w:p>
-            <w:pPr>
-              <w:pStyle w:val="code"/>
-              <w:rPr>
-                <w:rtl/>
-              </w:rPr>
-            </w:pPr>
-            <w:r>
-              <w:t xml:space="preserve">    }</w:t>
-            </w:r>
-          </w:p>
-          <w:p>
-            <w:pPr>
-              <w:pStyle w:val="code"/>
-              <w:rPr>
-                <w:rtl/>
-              </w:rPr>
-            </w:pPr>
-            <w:r>
-              <w:t xml:space="preserve">    # </w:t>
-            </w:r>
-            <w:proofErr w:type="spellStart"/>
-            <w:r>
-              <w:rPr>
-                <w:rFonts w:cs="A-bad kh@t2"/>
-                <w:rtl/>
-                <w:lang w:bidi="fa-IR"/>
-              </w:rPr>
-              <w:t>رندر</w:t>
-            </w:r>
-            <w:proofErr w:type="spellEnd"/>
-            <w:r>
-              <w:rPr>
-                <w:rFonts w:cs="A-bad kh@t2"/>
-                <w:rtl/>
-                <w:lang w:bidi="fa-IR"/>
-              </w:rPr>
-              <w:t xml:space="preserve"> کردن </w:t>
-            </w:r>
-            <w:proofErr w:type="spellStart"/>
-            <w:r>
-              <w:rPr>
-                <w:rFonts w:cs="A-bad kh@t2"/>
-                <w:rtl/>
-                <w:lang w:bidi="fa-IR"/>
-              </w:rPr>
-              <w:t>تمپل</w:t>
-            </w:r>
-            <w:r>
-              <w:rPr>
-                <w:rFonts w:cs="A-bad kh@t2" w:hint="cs"/>
-                <w:rtl/>
-                <w:lang w:bidi="fa-IR"/>
-              </w:rPr>
-              <w:t>ی</w:t>
-            </w:r>
-            <w:r>
-              <w:rPr>
-                <w:rFonts w:cs="A-bad kh@t2" w:hint="eastAsia"/>
-                <w:rtl/>
-                <w:lang w:bidi="fa-IR"/>
-              </w:rPr>
-              <w:t>ت</w:t>
-            </w:r>
-            <w:proofErr w:type="spellEnd"/>
-            <w:r>
-              <w:rPr>
-                <w:rFonts w:cs="A-bad kh@t2"/>
-                <w:rtl/>
-                <w:lang w:bidi="fa-IR"/>
-              </w:rPr>
-              <w:t xml:space="preserve"> با </w:t>
-            </w:r>
-            <w:proofErr w:type="spellStart"/>
-            <w:r>
-              <w:rPr>
-                <w:rFonts w:cs="A-bad kh@t2"/>
-                <w:rtl/>
-                <w:lang w:bidi="fa-IR"/>
-              </w:rPr>
-              <w:t>داده‌ها</w:t>
-            </w:r>
-            <w:proofErr w:type="spellEnd"/>
-          </w:p>
-          <w:p>
-            <w:pPr>
-              <w:bidi w:val="0"/>
-              <w:rPr>
-                <w:rFonts w:hint="cs"/>
-              </w:rPr>
-            </w:pPr>
-            <w:r>
-              <w:t xml:space="preserve">    return </w:t>
-            </w:r>
-            <w:proofErr w:type="gramStart"/>
-            <w:r>
-              <w:t>render(</w:t>
-            </w:r>
-            <w:proofErr w:type="gramEnd"/>
-            <w:r>
-              <w:t>request, '</w:t>
-            </w:r>
-            <w:proofErr w:type="spellStart"/>
-            <w:r>
-              <w:t>helloworld</w:t>
-            </w:r>
-            <w:proofErr w:type="spellEnd"/>
-            <w:r>
-              <w:t>/hello.html', context)</w:t>
             </w:r>
           </w:p>
         </w:tc>
@@ -16215,108 +15745,16 @@
     </w:tbl>
     <w:p>
       <w:pPr>
-        <w:bidi w:val="0"/>
+        <w:rPr>
+          <w:rtl/>
+        </w:rPr>
+      </w:pPr>
+      <w:r>
         <w:rPr>
           <w:rFonts w:hint="cs"/>
-        </w:rPr>
-      </w:pPr>
-    </w:p>
-    <w:p>
-      <w:pPr>
-        <w:rPr>
-          <w:b/>
-          <w:bCs/>
-          <w:lang w:bidi="ar-SA"/>
-        </w:rPr>
-      </w:pPr>
-      <w:r>
-        <w:rPr>
-          <w:b/>
-          <w:bCs/>
-          <w:rtl/>
-          <w:lang w:bidi="ar-SA"/>
-        </w:rPr>
-        <w:t>اتصال</w:t>
-      </w:r>
-      <w:r>
-        <w:rPr>
-          <w:b/>
-          <w:bCs/>
-          <w:lang w:bidi="ar-SA"/>
-        </w:rPr>
-        <w:t xml:space="preserve"> URL </w:t>
-      </w:r>
-      <w:r>
-        <w:rPr>
-          <w:b/>
-          <w:bCs/>
-          <w:rtl/>
-          <w:lang w:bidi="ar-SA"/>
-        </w:rPr>
-        <w:t>اپ به</w:t>
-      </w:r>
-      <w:r>
-        <w:rPr>
-          <w:b/>
-          <w:bCs/>
-          <w:lang w:bidi="ar-SA"/>
-        </w:rPr>
-        <w:t xml:space="preserve"> URL </w:t>
-      </w:r>
-      <w:r>
-        <w:rPr>
-          <w:b/>
-          <w:bCs/>
-          <w:rtl/>
-          <w:lang w:bidi="ar-SA"/>
-        </w:rPr>
-        <w:t>پروژه</w:t>
-      </w:r>
-      <w:r>
-        <w:rPr>
-          <w:b/>
-          <w:bCs/>
-          <w:lang w:bidi="ar-SA"/>
-        </w:rPr>
-        <w:t xml:space="preserve"> (</w:t>
-      </w:r>
-      <w:proofErr w:type="spellStart"/>
-      <w:r>
-        <w:rPr>
-          <w:b/>
-          <w:bCs/>
-          <w:lang w:bidi="ar-SA"/>
-        </w:rPr>
-        <w:t>my_website</w:t>
-      </w:r>
-      <w:proofErr w:type="spellEnd"/>
-      <w:r>
-        <w:rPr>
-          <w:b/>
-          <w:bCs/>
-          <w:lang w:bidi="ar-SA"/>
-        </w:rPr>
-        <w:t>/urls.py)</w:t>
-      </w:r>
-    </w:p>
-    <w:p>
-      <w:pPr>
-        <w:rPr>
-          <w:lang w:bidi="ar-SA"/>
-        </w:rPr>
-      </w:pPr>
-      <w:r>
-        <w:rPr>
-          <w:rtl/>
-          <w:lang w:bidi="ar-SA"/>
-        </w:rPr>
-        <w:t>در فایل اصلی پروژه</w:t>
-      </w:r>
-      <w:r>
-        <w:rPr>
-          <w:lang w:bidi="ar-SA"/>
-        </w:rPr>
-        <w:t>:</w:t>
+          <w:rtl/>
+        </w:rPr>
+        <w:t>تابع مربوطه را قرار داده ایم</w:t>
       </w:r>
     </w:p>
     <w:tbl>
@@ -16338,36 +15776,29 @@
               <w:pStyle w:val="code"/>
             </w:pPr>
             <w:r>
-              <w:lastRenderedPageBreak/>
+              <w:t>#</w:t>
+            </w:r>
+            <w:r>
+              <w:t>helloworld\views.py</w:t>
+            </w:r>
+            <w:r>
+              <w:rPr>
+                <w:rtl/>
+              </w:rPr>
+              <w:br/>
+            </w:r>
+            <w:r>
               <w:t xml:space="preserve">from </w:t>
             </w:r>
             <w:proofErr w:type="spellStart"/>
             <w:proofErr w:type="gramStart"/>
             <w:r>
-              <w:t>django.contrib</w:t>
+              <w:t>django.shortcuts</w:t>
             </w:r>
             <w:proofErr w:type="spellEnd"/>
             <w:proofErr w:type="gramEnd"/>
             <w:r>
-              <w:t xml:space="preserve"> import admin</w:t>
-            </w:r>
-          </w:p>
-          <w:p>
-            <w:pPr>
-              <w:pStyle w:val="code"/>
-            </w:pPr>
-            <w:r>
-              <w:t xml:space="preserve">from </w:t>
-            </w:r>
-            <w:proofErr w:type="spellStart"/>
-            <w:proofErr w:type="gramStart"/>
-            <w:r>
-              <w:t>django.urls</w:t>
-            </w:r>
-            <w:proofErr w:type="spellEnd"/>
-            <w:proofErr w:type="gramEnd"/>
-            <w:r>
-              <w:t xml:space="preserve"> import path, include</w:t>
+              <w:t xml:space="preserve"> import render</w:t>
             </w:r>
           </w:p>
           <w:p>
@@ -16382,42 +15813,16 @@
             <w:pPr>
               <w:pStyle w:val="code"/>
             </w:pPr>
+            <w:r>
+              <w:t xml:space="preserve">def </w:t>
+            </w:r>
             <w:proofErr w:type="spellStart"/>
             <w:r>
-              <w:t>urlpatterns</w:t>
+              <w:t>hello_view</w:t>
             </w:r>
             <w:proofErr w:type="spellEnd"/>
             <w:r>
-              <w:t xml:space="preserve"> = [</w:t>
-            </w:r>
-          </w:p>
-          <w:p>
-            <w:pPr>
-              <w:pStyle w:val="code"/>
-            </w:pPr>
-            <w:r>
-              <w:t xml:space="preserve">    </w:t>
-            </w:r>
-            <w:proofErr w:type="gramStart"/>
-            <w:r>
-              <w:t>path(</w:t>
-            </w:r>
-            <w:proofErr w:type="gramEnd"/>
-            <w:r>
-              <w:t xml:space="preserve">'admin/', </w:t>
-            </w:r>
-            <w:proofErr w:type="spellStart"/>
-            <w:proofErr w:type="gramStart"/>
-            <w:r>
-              <w:t>admin.site</w:t>
-            </w:r>
-            <w:proofErr w:type="gramEnd"/>
-            <w:r>
-              <w:t>.urls</w:t>
-            </w:r>
-            <w:proofErr w:type="spellEnd"/>
-            <w:r>
-              <w:t>),</w:t>
+              <w:t>(request):</w:t>
             </w:r>
           </w:p>
           <w:p>
@@ -16428,56 +15833,257 @@
               </w:rPr>
             </w:pPr>
             <w:r>
-              <w:t xml:space="preserve">    </w:t>
-            </w:r>
-            <w:proofErr w:type="gramStart"/>
-            <w:r>
-              <w:t>path(</w:t>
-            </w:r>
-            <w:proofErr w:type="gramEnd"/>
-            <w:r>
-              <w:t>'', include('</w:t>
+              <w:t xml:space="preserve">    # </w:t>
             </w:r>
             <w:proofErr w:type="spellStart"/>
-            <w:proofErr w:type="gramStart"/>
-            <w:r>
-              <w:t>helloworld.urls</w:t>
-            </w:r>
-            <w:proofErr w:type="spellEnd"/>
-            <w:proofErr w:type="gramEnd"/>
-            <w:r>
-              <w:t>')</w:t>
-            </w:r>
-            <w:proofErr w:type="gramStart"/>
-            <w:r>
-              <w:t>),  #</w:t>
-            </w:r>
-            <w:proofErr w:type="gramEnd"/>
-            <w:r>
-              <w:t xml:space="preserve"> </w:t>
-            </w:r>
             <w:r>
               <w:rPr>
                 <w:rFonts w:cs="A-bad kh@t2"/>
                 <w:rtl/>
+                <w:lang w:bidi="fa-IR"/>
               </w:rPr>
-              <w:t>اتصال اپ</w:t>
-            </w:r>
-            <w:r>
-              <w:t xml:space="preserve"> </w:t>
+              <w:t>داده‌ا</w:t>
+            </w:r>
+            <w:r>
+              <w:rPr>
+                <w:rFonts w:cs="A-bad kh@t2" w:hint="cs"/>
+                <w:rtl/>
+                <w:lang w:bidi="fa-IR"/>
+              </w:rPr>
+              <w:t>ی</w:t>
+            </w:r>
+            <w:proofErr w:type="spellEnd"/>
+            <w:r>
+              <w:rPr>
+                <w:rFonts w:cs="A-bad kh@t2"/>
+                <w:rtl/>
+                <w:lang w:bidi="fa-IR"/>
+              </w:rPr>
+              <w:t xml:space="preserve"> که </w:t>
             </w:r>
             <w:proofErr w:type="spellStart"/>
             <w:r>
-              <w:t>helloworld</w:t>
+              <w:rPr>
+                <w:rFonts w:cs="A-bad kh@t2"/>
+                <w:rtl/>
+                <w:lang w:bidi="fa-IR"/>
+              </w:rPr>
+              <w:t>م</w:t>
+            </w:r>
+            <w:r>
+              <w:rPr>
+                <w:rFonts w:cs="A-bad kh@t2" w:hint="cs"/>
+                <w:rtl/>
+                <w:lang w:bidi="fa-IR"/>
+              </w:rPr>
+              <w:t>ی‌</w:t>
+            </w:r>
+            <w:r>
+              <w:rPr>
+                <w:rFonts w:cs="A-bad kh@t2" w:hint="eastAsia"/>
+                <w:rtl/>
+                <w:lang w:bidi="fa-IR"/>
+              </w:rPr>
+              <w:t>خواه</w:t>
+            </w:r>
+            <w:r>
+              <w:rPr>
+                <w:rFonts w:cs="A-bad kh@t2" w:hint="cs"/>
+                <w:rtl/>
+                <w:lang w:bidi="fa-IR"/>
+              </w:rPr>
+              <w:t>ی</w:t>
+            </w:r>
+            <w:r>
+              <w:rPr>
+                <w:rFonts w:cs="A-bad kh@t2" w:hint="eastAsia"/>
+                <w:rtl/>
+                <w:lang w:bidi="fa-IR"/>
+              </w:rPr>
+              <w:t>م</w:t>
             </w:r>
             <w:proofErr w:type="spellEnd"/>
+            <w:r>
+              <w:rPr>
+                <w:rFonts w:cs="A-bad kh@t2"/>
+                <w:rtl/>
+                <w:lang w:bidi="fa-IR"/>
+              </w:rPr>
+              <w:t xml:space="preserve"> به </w:t>
+            </w:r>
+            <w:proofErr w:type="spellStart"/>
+            <w:r>
+              <w:rPr>
+                <w:rFonts w:cs="A-bad kh@t2"/>
+                <w:rtl/>
+                <w:lang w:bidi="fa-IR"/>
+              </w:rPr>
+              <w:t>تمپل</w:t>
+            </w:r>
+            <w:r>
+              <w:rPr>
+                <w:rFonts w:cs="A-bad kh@t2" w:hint="cs"/>
+                <w:rtl/>
+                <w:lang w:bidi="fa-IR"/>
+              </w:rPr>
+              <w:t>ی</w:t>
+            </w:r>
+            <w:r>
+              <w:rPr>
+                <w:rFonts w:cs="A-bad kh@t2" w:hint="eastAsia"/>
+                <w:rtl/>
+                <w:lang w:bidi="fa-IR"/>
+              </w:rPr>
+              <w:t>ت</w:t>
+            </w:r>
+            <w:proofErr w:type="spellEnd"/>
+            <w:r>
+              <w:rPr>
+                <w:rFonts w:cs="A-bad kh@t2"/>
+                <w:rtl/>
+                <w:lang w:bidi="fa-IR"/>
+              </w:rPr>
+              <w:t xml:space="preserve"> بفرست</w:t>
+            </w:r>
+            <w:r>
+              <w:rPr>
+                <w:rFonts w:cs="A-bad kh@t2" w:hint="cs"/>
+                <w:rtl/>
+                <w:lang w:bidi="fa-IR"/>
+              </w:rPr>
+              <w:t>ی</w:t>
+            </w:r>
+            <w:r>
+              <w:rPr>
+                <w:rFonts w:cs="A-bad kh@t2" w:hint="eastAsia"/>
+                <w:rtl/>
+                <w:lang w:bidi="fa-IR"/>
+              </w:rPr>
+              <w:t>م</w:t>
+            </w:r>
           </w:p>
           <w:p>
             <w:pPr>
               <w:pStyle w:val="code"/>
             </w:pPr>
             <w:r>
-              <w:t>]</w:t>
+              <w:t xml:space="preserve">    context = {</w:t>
+            </w:r>
+          </w:p>
+          <w:p>
+            <w:pPr>
+              <w:pStyle w:val="code"/>
+            </w:pPr>
+            <w:r>
+              <w:t xml:space="preserve">        'message': 'Hello, World! Welcome to my website.'</w:t>
+            </w:r>
+          </w:p>
+          <w:p>
+            <w:pPr>
+              <w:pStyle w:val="code"/>
+              <w:rPr>
+                <w:rtl/>
+              </w:rPr>
+            </w:pPr>
+            <w:r>
+              <w:t xml:space="preserve">    }</w:t>
+            </w:r>
+          </w:p>
+          <w:p>
+            <w:pPr>
+              <w:pStyle w:val="code"/>
+              <w:rPr>
+                <w:rtl/>
+              </w:rPr>
+            </w:pPr>
+            <w:r>
+              <w:t xml:space="preserve">    # </w:t>
+            </w:r>
+            <w:proofErr w:type="spellStart"/>
+            <w:r>
+              <w:rPr>
+                <w:rFonts w:cs="A-bad kh@t2"/>
+                <w:rtl/>
+                <w:lang w:bidi="fa-IR"/>
+              </w:rPr>
+              <w:t>رندر</w:t>
+            </w:r>
+            <w:proofErr w:type="spellEnd"/>
+            <w:r>
+              <w:rPr>
+                <w:rFonts w:cs="A-bad kh@t2"/>
+                <w:rtl/>
+                <w:lang w:bidi="fa-IR"/>
+              </w:rPr>
+              <w:t xml:space="preserve"> کردن </w:t>
+            </w:r>
+            <w:proofErr w:type="spellStart"/>
+            <w:r>
+              <w:rPr>
+                <w:rFonts w:cs="A-bad kh@t2"/>
+                <w:rtl/>
+                <w:lang w:bidi="fa-IR"/>
+              </w:rPr>
+              <w:t>تمپل</w:t>
+            </w:r>
+            <w:r>
+              <w:rPr>
+                <w:rFonts w:cs="A-bad kh@t2" w:hint="cs"/>
+                <w:rtl/>
+                <w:lang w:bidi="fa-IR"/>
+              </w:rPr>
+              <w:t>ی</w:t>
+            </w:r>
+            <w:r>
+              <w:rPr>
+                <w:rFonts w:cs="A-bad kh@t2" w:hint="eastAsia"/>
+                <w:rtl/>
+                <w:lang w:bidi="fa-IR"/>
+              </w:rPr>
+              <w:t>ت</w:t>
+            </w:r>
+            <w:proofErr w:type="spellEnd"/>
+            <w:r>
+              <w:rPr>
+                <w:rFonts w:cs="A-bad kh@t2"/>
+                <w:rtl/>
+                <w:lang w:bidi="fa-IR"/>
+              </w:rPr>
+              <w:t xml:space="preserve"> با </w:t>
+            </w:r>
+            <w:proofErr w:type="spellStart"/>
+            <w:r>
+              <w:rPr>
+                <w:rFonts w:cs="A-bad kh@t2"/>
+                <w:rtl/>
+                <w:lang w:bidi="fa-IR"/>
+              </w:rPr>
+              <w:t>داده‌ها</w:t>
+            </w:r>
+            <w:proofErr w:type="spellEnd"/>
+          </w:p>
+          <w:p>
+            <w:pPr>
+              <w:bidi w:val="0"/>
+            </w:pPr>
+            <w:r>
+              <w:t xml:space="preserve">    return </w:t>
+            </w:r>
+            <w:proofErr w:type="gramStart"/>
+            <w:r>
+              <w:t>render(</w:t>
+            </w:r>
+            <w:proofErr w:type="gramEnd"/>
+            <w:r>
+              <w:t>request, '</w:t>
+            </w:r>
+            <w:proofErr w:type="spellStart"/>
+            <w:r>
+              <w:t>helloworld</w:t>
+            </w:r>
+            <w:proofErr w:type="spellEnd"/>
+            <w:r>
+              <w:t>/hello.html', context)</w:t>
             </w:r>
           </w:p>
         </w:tc>
@@ -16485,220 +16091,100 @@
     </w:tbl>
     <w:p>
       <w:pPr>
-        <w:rPr>
-          <w:lang w:bidi="ar-SA"/>
-        </w:rPr>
-      </w:pPr>
-      <w:r>
-        <w:rPr>
-          <w:rtl/>
-          <w:lang w:bidi="ar-SA"/>
-        </w:rPr>
-        <w:t>توضیح</w:t>
-      </w:r>
-      <w:r>
-        <w:rPr>
-          <w:lang w:bidi="ar-SA"/>
-        </w:rPr>
-        <w:t>:</w:t>
-      </w:r>
-    </w:p>
-    <w:p>
-      <w:pPr>
-        <w:numPr>
-          <w:ilvl w:val="0"/>
-          <w:numId w:val="50"/>
-        </w:numPr>
-        <w:rPr>
-          <w:lang w:bidi="ar-SA"/>
-        </w:rPr>
-      </w:pPr>
-      <w:proofErr w:type="gramStart"/>
-      <w:r>
-        <w:rPr>
-          <w:lang w:bidi="ar-SA"/>
-        </w:rPr>
-        <w:t>path(</w:t>
-      </w:r>
-      <w:proofErr w:type="gramEnd"/>
-      <w:r>
-        <w:rPr>
-          <w:lang w:bidi="ar-SA"/>
-        </w:rPr>
-        <w:t xml:space="preserve">'admin/', </w:t>
+        <w:bidi w:val="0"/>
+      </w:pPr>
+    </w:p>
+    <w:p>
+      <w:pPr>
+        <w:rPr>
+          <w:b/>
+          <w:bCs/>
+          <w:lang w:bidi="ar-SA"/>
+        </w:rPr>
+      </w:pPr>
+      <w:r>
+        <w:rPr>
+          <w:b/>
+          <w:bCs/>
+          <w:rtl/>
+          <w:lang w:bidi="ar-SA"/>
+        </w:rPr>
+        <w:t>اتصال</w:t>
+      </w:r>
+      <w:r>
+        <w:rPr>
+          <w:b/>
+          <w:bCs/>
+          <w:lang w:bidi="ar-SA"/>
+        </w:rPr>
+        <w:t xml:space="preserve"> URL </w:t>
+      </w:r>
+      <w:r>
+        <w:rPr>
+          <w:b/>
+          <w:bCs/>
+          <w:rtl/>
+          <w:lang w:bidi="ar-SA"/>
+        </w:rPr>
+        <w:t>اپ به</w:t>
+      </w:r>
+      <w:r>
+        <w:rPr>
+          <w:b/>
+          <w:bCs/>
+          <w:lang w:bidi="ar-SA"/>
+        </w:rPr>
+        <w:t xml:space="preserve"> URL </w:t>
+      </w:r>
+      <w:r>
+        <w:rPr>
+          <w:b/>
+          <w:bCs/>
+          <w:rtl/>
+          <w:lang w:bidi="ar-SA"/>
+        </w:rPr>
+        <w:t>پروژه</w:t>
+      </w:r>
+      <w:r>
+        <w:rPr>
+          <w:b/>
+          <w:bCs/>
+          <w:lang w:bidi="ar-SA"/>
+        </w:rPr>
+        <w:t xml:space="preserve"> (</w:t>
       </w:r>
       <w:proofErr w:type="spellStart"/>
-      <w:proofErr w:type="gramStart"/>
-      <w:r>
-        <w:rPr>
-          <w:lang w:bidi="ar-SA"/>
-        </w:rPr>
-        <w:t>admin.site</w:t>
-      </w:r>
-      <w:proofErr w:type="gramEnd"/>
-      <w:r>
-        <w:rPr>
-          <w:lang w:bidi="ar-SA"/>
-        </w:rPr>
-        <w:t>.urls</w:t>
+      <w:r>
+        <w:rPr>
+          <w:b/>
+          <w:bCs/>
+          <w:lang w:bidi="ar-SA"/>
+        </w:rPr>
+        <w:t>my_website</w:t>
       </w:r>
       <w:proofErr w:type="spellEnd"/>
       <w:r>
         <w:rPr>
-          <w:lang w:bidi="ar-SA"/>
-        </w:rPr>
-        <w:t xml:space="preserve">) → </w:t>
-      </w:r>
-      <w:r>
-        <w:rPr>
-          <w:rtl/>
-          <w:lang w:bidi="ar-SA"/>
-        </w:rPr>
-        <w:t>مسیر پیش‌فرض مدیریت</w:t>
-      </w:r>
-      <w:r>
-        <w:rPr>
-          <w:lang w:bidi="ar-SA"/>
-        </w:rPr>
-        <w:t xml:space="preserve"> Django</w:t>
-      </w:r>
-    </w:p>
-    <w:p>
-      <w:pPr>
-        <w:numPr>
-          <w:ilvl w:val="0"/>
-          <w:numId w:val="50"/>
-        </w:numPr>
-        <w:rPr>
-          <w:lang w:bidi="ar-SA"/>
-        </w:rPr>
-      </w:pPr>
-      <w:proofErr w:type="gramStart"/>
-      <w:r>
-        <w:rPr>
-          <w:lang w:bidi="ar-SA"/>
-        </w:rPr>
-        <w:t>path(</w:t>
-      </w:r>
-      <w:proofErr w:type="gramEnd"/>
-      <w:r>
-        <w:rPr>
-          <w:lang w:bidi="ar-SA"/>
-        </w:rPr>
-        <w:t>'', include('</w:t>
-      </w:r>
-      <w:proofErr w:type="spellStart"/>
-      <w:proofErr w:type="gramStart"/>
-      <w:r>
-        <w:rPr>
-          <w:lang w:bidi="ar-SA"/>
-        </w:rPr>
-        <w:t>helloworld.urls</w:t>
-      </w:r>
-      <w:proofErr w:type="spellEnd"/>
-      <w:proofErr w:type="gramEnd"/>
-      <w:r>
-        <w:rPr>
-          <w:lang w:bidi="ar-SA"/>
-        </w:rPr>
-        <w:t xml:space="preserve">')) → </w:t>
-      </w:r>
-      <w:r>
-        <w:rPr>
-          <w:rtl/>
-          <w:lang w:bidi="ar-SA"/>
-        </w:rPr>
-        <w:t>همه</w:t>
-      </w:r>
-      <w:r>
-        <w:rPr>
-          <w:lang w:bidi="ar-SA"/>
-        </w:rPr>
-        <w:t xml:space="preserve"> URL‌</w:t>
-      </w:r>
-      <w:r>
-        <w:rPr>
-          <w:rtl/>
-          <w:lang w:bidi="ar-SA"/>
-        </w:rPr>
-        <w:t xml:space="preserve">های داخل اپ </w:t>
-      </w:r>
-      <w:proofErr w:type="spellStart"/>
-      <w:r>
-        <w:rPr>
-          <w:lang w:bidi="ar-SA"/>
-        </w:rPr>
-        <w:t>helloworld</w:t>
-      </w:r>
-      <w:proofErr w:type="spellEnd"/>
-      <w:r>
-        <w:rPr>
-          <w:lang w:bidi="ar-SA"/>
-        </w:rPr>
-        <w:t xml:space="preserve"> </w:t>
-      </w:r>
-      <w:r>
-        <w:rPr>
-          <w:rtl/>
-          <w:lang w:bidi="ar-SA"/>
-        </w:rPr>
-        <w:t xml:space="preserve">را به </w:t>
-      </w:r>
-      <w:r>
-        <w:rPr>
-          <w:b/>
-          <w:bCs/>
-          <w:rtl/>
-          <w:lang w:bidi="ar-SA"/>
-        </w:rPr>
-        <w:t>ریشه سایت</w:t>
-      </w:r>
-      <w:r>
-        <w:rPr>
-          <w:rtl/>
-          <w:lang w:bidi="ar-SA"/>
-        </w:rPr>
-        <w:t xml:space="preserve"> وصل می‌کند</w:t>
-      </w:r>
-    </w:p>
-    <w:p>
-      <w:pPr>
-        <w:rPr>
-          <w:lang w:bidi="ar-SA"/>
-        </w:rPr>
-      </w:pPr>
-      <w:r>
-        <w:rPr>
-          <w:rtl/>
-          <w:lang w:bidi="ar-SA"/>
-        </w:rPr>
-        <w:t xml:space="preserve">مثلاً مسیر </w:t>
-      </w:r>
-      <w:r>
-        <w:rPr>
-          <w:lang w:bidi="ar-SA"/>
-        </w:rPr>
-        <w:t xml:space="preserve">'hello/' </w:t>
-      </w:r>
-      <w:r>
-        <w:rPr>
-          <w:rtl/>
-          <w:lang w:bidi="ar-SA"/>
-        </w:rPr>
-        <w:t xml:space="preserve">که داخل </w:t>
-      </w:r>
-      <w:r>
-        <w:rPr>
-          <w:lang w:bidi="ar-SA"/>
-        </w:rPr>
-        <w:t xml:space="preserve">helloworld/urls.py </w:t>
-      </w:r>
-      <w:r>
-        <w:rPr>
-          <w:rtl/>
-          <w:lang w:bidi="ar-SA"/>
-        </w:rPr>
-        <w:t>تعریف شده، به شکل زیر در مرورگر ظاهر می‌شود</w:t>
+          <w:b/>
+          <w:bCs/>
+          <w:lang w:bidi="ar-SA"/>
+        </w:rPr>
+        <w:t>/urls.py)</w:t>
+      </w:r>
+    </w:p>
+    <w:p>
+      <w:pPr>
+        <w:rPr>
+          <w:lang w:bidi="ar-SA"/>
+        </w:rPr>
+      </w:pPr>
+      <w:r>
+        <w:rPr>
+          <w:rtl/>
+          <w:lang w:bidi="ar-SA"/>
+        </w:rPr>
+        <w:lastRenderedPageBreak/>
+        <w:t>در فایل اصلی پروژه</w:t>
       </w:r>
       <w:r>
         <w:rPr>
@@ -16726,7 +16212,145 @@
               <w:pStyle w:val="code"/>
             </w:pPr>
             <w:r>
-              <w:t>http://127.0.0.1:8000/hello/</w:t>
+              <w:t xml:space="preserve">from </w:t>
+            </w:r>
+            <w:proofErr w:type="spellStart"/>
+            <w:proofErr w:type="gramStart"/>
+            <w:r>
+              <w:t>django.contrib</w:t>
+            </w:r>
+            <w:proofErr w:type="spellEnd"/>
+            <w:proofErr w:type="gramEnd"/>
+            <w:r>
+              <w:t xml:space="preserve"> import admin</w:t>
+            </w:r>
+          </w:p>
+          <w:p>
+            <w:pPr>
+              <w:pStyle w:val="code"/>
+            </w:pPr>
+            <w:r>
+              <w:t xml:space="preserve">from </w:t>
+            </w:r>
+            <w:proofErr w:type="spellStart"/>
+            <w:proofErr w:type="gramStart"/>
+            <w:r>
+              <w:t>django.urls</w:t>
+            </w:r>
+            <w:proofErr w:type="spellEnd"/>
+            <w:proofErr w:type="gramEnd"/>
+            <w:r>
+              <w:t xml:space="preserve"> import path, include</w:t>
+            </w:r>
+          </w:p>
+          <w:p>
+            <w:pPr>
+              <w:pStyle w:val="code"/>
+              <w:rPr>
+                <w:rtl/>
+              </w:rPr>
+            </w:pPr>
+          </w:p>
+          <w:p>
+            <w:pPr>
+              <w:pStyle w:val="code"/>
+            </w:pPr>
+            <w:proofErr w:type="spellStart"/>
+            <w:r>
+              <w:t>urlpatterns</w:t>
+            </w:r>
+            <w:proofErr w:type="spellEnd"/>
+            <w:r>
+              <w:t xml:space="preserve"> = [</w:t>
+            </w:r>
+          </w:p>
+          <w:p>
+            <w:pPr>
+              <w:pStyle w:val="code"/>
+            </w:pPr>
+            <w:r>
+              <w:t xml:space="preserve">    </w:t>
+            </w:r>
+            <w:proofErr w:type="gramStart"/>
+            <w:r>
+              <w:t>path(</w:t>
+            </w:r>
+            <w:proofErr w:type="gramEnd"/>
+            <w:r>
+              <w:t xml:space="preserve">'admin/', </w:t>
+            </w:r>
+            <w:proofErr w:type="spellStart"/>
+            <w:proofErr w:type="gramStart"/>
+            <w:r>
+              <w:t>admin.site</w:t>
+            </w:r>
+            <w:proofErr w:type="gramEnd"/>
+            <w:r>
+              <w:t>.urls</w:t>
+            </w:r>
+            <w:proofErr w:type="spellEnd"/>
+            <w:r>
+              <w:t>),</w:t>
+            </w:r>
+          </w:p>
+          <w:p>
+            <w:pPr>
+              <w:pStyle w:val="code"/>
+              <w:rPr>
+                <w:rtl/>
+              </w:rPr>
+            </w:pPr>
+            <w:r>
+              <w:t xml:space="preserve">    </w:t>
+            </w:r>
+            <w:proofErr w:type="gramStart"/>
+            <w:r>
+              <w:t>path(</w:t>
+            </w:r>
+            <w:proofErr w:type="gramEnd"/>
+            <w:r>
+              <w:t>'', include('</w:t>
+            </w:r>
+            <w:proofErr w:type="spellStart"/>
+            <w:proofErr w:type="gramStart"/>
+            <w:r>
+              <w:t>helloworld.urls</w:t>
+            </w:r>
+            <w:proofErr w:type="spellEnd"/>
+            <w:proofErr w:type="gramEnd"/>
+            <w:r>
+              <w:t>')</w:t>
+            </w:r>
+            <w:proofErr w:type="gramStart"/>
+            <w:r>
+              <w:t>),  #</w:t>
+            </w:r>
+            <w:proofErr w:type="gramEnd"/>
+            <w:r>
+              <w:t xml:space="preserve"> </w:t>
+            </w:r>
+            <w:r>
+              <w:rPr>
+                <w:rFonts w:cs="A-bad kh@t2"/>
+                <w:rtl/>
+              </w:rPr>
+              <w:t>اتصال اپ</w:t>
+            </w:r>
+            <w:r>
+              <w:t xml:space="preserve"> </w:t>
+            </w:r>
+            <w:proofErr w:type="spellStart"/>
+            <w:r>
+              <w:t>helloworld</w:t>
+            </w:r>
+            <w:proofErr w:type="spellEnd"/>
+          </w:p>
+          <w:p>
+            <w:pPr>
+              <w:pStyle w:val="code"/>
+            </w:pPr>
+            <w:r>
+              <w:t>]</w:t>
             </w:r>
           </w:p>
         </w:tc>
@@ -16734,9 +16358,29 @@
     </w:tbl>
     <w:p>
       <w:pPr>
+        <w:rPr>
+          <w:lang w:bidi="ar-SA"/>
+        </w:rPr>
+      </w:pPr>
+      <w:r>
+        <w:rPr>
+          <w:rtl/>
+          <w:lang w:bidi="ar-SA"/>
+        </w:rPr>
+        <w:t>توضیح</w:t>
+      </w:r>
+      <w:r>
+        <w:rPr>
+          <w:lang w:bidi="ar-SA"/>
+        </w:rPr>
+        <w:t>:</w:t>
+      </w:r>
+    </w:p>
+    <w:p>
+      <w:pPr>
         <w:numPr>
           <w:ilvl w:val="0"/>
-          <w:numId w:val="51"/>
+          <w:numId w:val="49"/>
         </w:numPr>
         <w:rPr>
           <w:lang w:bidi="ar-SA"/>
@@ -16747,251 +16391,123 @@
         <w:rPr>
           <w:lang w:bidi="ar-SA"/>
         </w:rPr>
-        <w:t>include(</w:t>
+        <w:t>path(</w:t>
       </w:r>
       <w:proofErr w:type="gramEnd"/>
       <w:r>
         <w:rPr>
           <w:lang w:bidi="ar-SA"/>
         </w:rPr>
-        <w:t xml:space="preserve">) </w:t>
-      </w:r>
-      <w:r>
-        <w:rPr>
-          <w:rtl/>
-          <w:lang w:bidi="ar-SA"/>
-        </w:rPr>
-        <w:t xml:space="preserve">باعث می‌شود </w:t>
-      </w:r>
-      <w:r>
-        <w:rPr>
-          <w:b/>
-          <w:bCs/>
-          <w:rtl/>
-          <w:lang w:bidi="ar-SA"/>
-        </w:rPr>
-        <w:t>تمام مسیرهای اپ داخل پروژه قابل استفاده شوند</w:t>
+        <w:t xml:space="preserve">'admin/', </w:t>
+      </w:r>
+      <w:proofErr w:type="spellStart"/>
+      <w:proofErr w:type="gramStart"/>
+      <w:r>
+        <w:rPr>
+          <w:lang w:bidi="ar-SA"/>
+        </w:rPr>
+        <w:t>admin.site</w:t>
+      </w:r>
+      <w:proofErr w:type="gramEnd"/>
+      <w:r>
+        <w:rPr>
+          <w:lang w:bidi="ar-SA"/>
+        </w:rPr>
+        <w:t>.urls</w:t>
+      </w:r>
+      <w:proofErr w:type="spellEnd"/>
+      <w:r>
+        <w:rPr>
+          <w:lang w:bidi="ar-SA"/>
+        </w:rPr>
+        <w:t xml:space="preserve">) → </w:t>
+      </w:r>
+      <w:r>
+        <w:rPr>
+          <w:rtl/>
+          <w:lang w:bidi="ar-SA"/>
+        </w:rPr>
+        <w:t>مسیر پیش‌فرض مدیریت</w:t>
+      </w:r>
+      <w:r>
+        <w:rPr>
+          <w:lang w:bidi="ar-SA"/>
+        </w:rPr>
+        <w:t xml:space="preserve"> Django</w:t>
       </w:r>
     </w:p>
     <w:p>
       <w:pPr>
         <w:numPr>
           <w:ilvl w:val="0"/>
-          <w:numId w:val="51"/>
+          <w:numId w:val="49"/>
         </w:numPr>
         <w:rPr>
           <w:lang w:bidi="ar-SA"/>
         </w:rPr>
       </w:pPr>
-      <w:r>
-        <w:rPr>
-          <w:rtl/>
-          <w:lang w:bidi="ar-SA"/>
-        </w:rPr>
-        <w:t xml:space="preserve">این کار </w:t>
-      </w:r>
-      <w:r>
-        <w:rPr>
-          <w:b/>
-          <w:bCs/>
-          <w:rtl/>
-          <w:lang w:bidi="ar-SA"/>
-        </w:rPr>
-        <w:t>مدیریت</w:t>
-      </w:r>
-      <w:r>
-        <w:rPr>
-          <w:b/>
-          <w:bCs/>
+      <w:proofErr w:type="gramStart"/>
+      <w:r>
+        <w:rPr>
+          <w:lang w:bidi="ar-SA"/>
+        </w:rPr>
+        <w:t>path(</w:t>
+      </w:r>
+      <w:proofErr w:type="gramEnd"/>
+      <w:r>
+        <w:rPr>
+          <w:lang w:bidi="ar-SA"/>
+        </w:rPr>
+        <w:t>'', include('</w:t>
+      </w:r>
+      <w:proofErr w:type="spellStart"/>
+      <w:proofErr w:type="gramStart"/>
+      <w:r>
+        <w:rPr>
+          <w:lang w:bidi="ar-SA"/>
+        </w:rPr>
+        <w:t>helloworld.urls</w:t>
+      </w:r>
+      <w:proofErr w:type="spellEnd"/>
+      <w:proofErr w:type="gramEnd"/>
+      <w:r>
+        <w:rPr>
+          <w:lang w:bidi="ar-SA"/>
+        </w:rPr>
+        <w:t xml:space="preserve">')) → </w:t>
+      </w:r>
+      <w:r>
+        <w:rPr>
+          <w:rtl/>
+          <w:lang w:bidi="ar-SA"/>
+        </w:rPr>
+        <w:t>همه</w:t>
+      </w:r>
+      <w:r>
+        <w:rPr>
           <w:lang w:bidi="ar-SA"/>
         </w:rPr>
         <w:t xml:space="preserve"> URL‌</w:t>
       </w:r>
       <w:r>
         <w:rPr>
-          <w:b/>
-          <w:bCs/>
-          <w:rtl/>
-          <w:lang w:bidi="ar-SA"/>
-        </w:rPr>
-        <w:t>ها را ساده و سازمان‌دهی‌شده</w:t>
-      </w:r>
-      <w:r>
-        <w:rPr>
-          <w:rtl/>
-          <w:lang w:bidi="ar-SA"/>
-        </w:rPr>
-        <w:t xml:space="preserve"> می‌کند</w:t>
-      </w:r>
-      <w:r>
-        <w:rPr>
-          <w:lang w:bidi="ar-SA"/>
-        </w:rPr>
-        <w:t>.</w:t>
-      </w:r>
-    </w:p>
-    <w:p>
-      <w:pPr>
-        <w:rPr>
-          <w:b/>
-          <w:bCs/>
-          <w:lang w:bidi="ar-SA"/>
-        </w:rPr>
-      </w:pPr>
-      <w:r>
-        <w:rPr>
-          <w:b/>
-          <w:bCs/>
-          <w:rtl/>
-          <w:lang w:bidi="ar-SA"/>
-        </w:rPr>
-        <w:t>جریان درخواست</w:t>
-      </w:r>
-      <w:r>
-        <w:rPr>
-          <w:b/>
-          <w:bCs/>
-          <w:lang w:bidi="ar-SA"/>
-        </w:rPr>
-        <w:t xml:space="preserve"> (Request Flow)</w:t>
-      </w:r>
-    </w:p>
-    <w:p>
-      <w:pPr>
-        <w:rPr>
-          <w:lang w:bidi="ar-SA"/>
-        </w:rPr>
-      </w:pPr>
-      <w:r>
-        <w:rPr>
-          <w:rtl/>
-          <w:lang w:bidi="ar-SA"/>
-        </w:rPr>
-        <w:t xml:space="preserve">وقتی کاربر وارد </w:t>
-      </w:r>
-      <w:r>
-        <w:rPr>
-          <w:lang w:bidi="ar-SA"/>
-        </w:rPr>
-        <w:t xml:space="preserve">http://127.0.0.1:8000/hello/ </w:t>
-      </w:r>
-      <w:r>
-        <w:rPr>
-          <w:rtl/>
-          <w:lang w:bidi="ar-SA"/>
-        </w:rPr>
-        <w:t>می‌شود</w:t>
-      </w:r>
-      <w:r>
-        <w:rPr>
-          <w:lang w:bidi="ar-SA"/>
-        </w:rPr>
-        <w:t>:</w:t>
-      </w:r>
-    </w:p>
-    <w:p>
-      <w:pPr>
-        <w:numPr>
-          <w:ilvl w:val="0"/>
-          <w:numId w:val="52"/>
-        </w:numPr>
-        <w:rPr>
-          <w:lang w:bidi="ar-SA"/>
-        </w:rPr>
-      </w:pPr>
-      <w:r>
-        <w:rPr>
-          <w:lang w:bidi="ar-SA"/>
-        </w:rPr>
-        <w:t xml:space="preserve">Django </w:t>
-      </w:r>
-      <w:r>
-        <w:rPr>
-          <w:b/>
-          <w:bCs/>
-          <w:lang w:bidi="ar-SA"/>
-        </w:rPr>
-        <w:t xml:space="preserve">URL </w:t>
-      </w:r>
-      <w:r>
-        <w:rPr>
-          <w:b/>
-          <w:bCs/>
-          <w:rtl/>
-          <w:lang w:bidi="ar-SA"/>
-        </w:rPr>
-        <w:t>اصلی پروژه</w:t>
-      </w:r>
-      <w:r>
-        <w:rPr>
-          <w:rtl/>
-          <w:lang w:bidi="ar-SA"/>
-        </w:rPr>
-        <w:t xml:space="preserve"> را بررسی می‌کند</w:t>
-      </w:r>
-      <w:r>
-        <w:rPr>
-          <w:lang w:bidi="ar-SA"/>
-        </w:rPr>
-        <w:t xml:space="preserve"> (</w:t>
+          <w:rtl/>
+          <w:lang w:bidi="ar-SA"/>
+        </w:rPr>
+        <w:t xml:space="preserve">های داخل اپ </w:t>
       </w:r>
       <w:proofErr w:type="spellStart"/>
       <w:r>
         <w:rPr>
           <w:lang w:bidi="ar-SA"/>
         </w:rPr>
-        <w:t>my_website</w:t>
+        <w:t>helloworld</w:t>
       </w:r>
       <w:proofErr w:type="spellEnd"/>
       <w:r>
         <w:rPr>
           <w:lang w:bidi="ar-SA"/>
         </w:rPr>
-        <w:t>/urls.py)</w:t>
-      </w:r>
-    </w:p>
-    <w:p>
-      <w:pPr>
-        <w:numPr>
-          <w:ilvl w:val="0"/>
-          <w:numId w:val="52"/>
-        </w:numPr>
-        <w:rPr>
-          <w:lang w:bidi="ar-SA"/>
-        </w:rPr>
-      </w:pPr>
-      <w:r>
-        <w:rPr>
-          <w:rtl/>
-          <w:lang w:bidi="ar-SA"/>
-        </w:rPr>
-        <w:t xml:space="preserve">می‌بیند مسیر </w:t>
-      </w:r>
-      <w:r>
-        <w:rPr>
-          <w:lang w:bidi="ar-SA"/>
-        </w:rPr>
-        <w:t xml:space="preserve">'' </w:t>
-      </w:r>
-      <w:r>
-        <w:rPr>
-          <w:rtl/>
-          <w:lang w:bidi="ar-SA"/>
-        </w:rPr>
-        <w:t xml:space="preserve">به </w:t>
-      </w:r>
-      <w:proofErr w:type="spellStart"/>
-      <w:r>
-        <w:rPr>
-          <w:lang w:bidi="ar-SA"/>
-        </w:rPr>
-        <w:t>helloworld.urls</w:t>
-      </w:r>
-      <w:proofErr w:type="spellEnd"/>
-      <w:r>
-        <w:rPr>
-          <w:lang w:bidi="ar-SA"/>
-        </w:rPr>
         <w:t xml:space="preserve"> </w:t>
       </w:r>
       <w:r>
@@ -16999,25 +16515,50 @@
           <w:rtl/>
           <w:lang w:bidi="ar-SA"/>
         </w:rPr>
-        <w:t>وصل شده</w:t>
-      </w:r>
-    </w:p>
-    <w:p>
-      <w:pPr>
-        <w:numPr>
-          <w:ilvl w:val="0"/>
-          <w:numId w:val="52"/>
-        </w:numPr>
-        <w:rPr>
-          <w:lang w:bidi="ar-SA"/>
-        </w:rPr>
-      </w:pPr>
-      <w:r>
-        <w:rPr>
-          <w:rtl/>
-          <w:lang w:bidi="ar-SA"/>
-        </w:rPr>
-        <w:t xml:space="preserve">حالا به فایل </w:t>
+        <w:t xml:space="preserve">را به </w:t>
+      </w:r>
+      <w:r>
+        <w:rPr>
+          <w:b/>
+          <w:bCs/>
+          <w:rtl/>
+          <w:lang w:bidi="ar-SA"/>
+        </w:rPr>
+        <w:t>ریشه سایت</w:t>
+      </w:r>
+      <w:r>
+        <w:rPr>
+          <w:rtl/>
+          <w:lang w:bidi="ar-SA"/>
+        </w:rPr>
+        <w:t xml:space="preserve"> وصل می‌کند</w:t>
+      </w:r>
+    </w:p>
+    <w:p>
+      <w:pPr>
+        <w:rPr>
+          <w:lang w:bidi="ar-SA"/>
+        </w:rPr>
+      </w:pPr>
+      <w:r>
+        <w:rPr>
+          <w:rtl/>
+          <w:lang w:bidi="ar-SA"/>
+        </w:rPr>
+        <w:t xml:space="preserve">مثلاً مسیر </w:t>
+      </w:r>
+      <w:r>
+        <w:rPr>
+          <w:lang w:bidi="ar-SA"/>
+        </w:rPr>
+        <w:t xml:space="preserve">'hello/' </w:t>
+      </w:r>
+      <w:r>
+        <w:rPr>
+          <w:rtl/>
+          <w:lang w:bidi="ar-SA"/>
+        </w:rPr>
+        <w:t xml:space="preserve">که داخل </w:t>
       </w:r>
       <w:r>
         <w:rPr>
@@ -17030,1180 +16571,12 @@
           <w:rtl/>
           <w:lang w:bidi="ar-SA"/>
         </w:rPr>
-        <w:t xml:space="preserve">می‌رود و دنبال مسیر </w:t>
-      </w:r>
-      <w:r>
-        <w:rPr>
-          <w:lang w:bidi="ar-SA"/>
-        </w:rPr>
-        <w:t xml:space="preserve">'hello/' </w:t>
-      </w:r>
-      <w:r>
-        <w:rPr>
-          <w:rtl/>
-          <w:lang w:bidi="ar-SA"/>
-        </w:rPr>
-        <w:t>می‌گردد</w:t>
-      </w:r>
-    </w:p>
-    <w:p>
-      <w:pPr>
-        <w:numPr>
-          <w:ilvl w:val="0"/>
-          <w:numId w:val="52"/>
-        </w:numPr>
-        <w:rPr>
-          <w:lang w:bidi="ar-SA"/>
-        </w:rPr>
-      </w:pPr>
-      <w:r>
-        <w:rPr>
-          <w:rtl/>
-          <w:lang w:bidi="ar-SA"/>
-        </w:rPr>
-        <w:t>مسیر پیدا شد</w:t>
-      </w:r>
-      <w:r>
-        <w:rPr>
-          <w:lang w:bidi="ar-SA"/>
-        </w:rPr>
-        <w:t xml:space="preserve"> → </w:t>
-      </w:r>
-      <w:r>
-        <w:rPr>
-          <w:b/>
-          <w:bCs/>
-          <w:rtl/>
-          <w:lang w:bidi="ar-SA"/>
-        </w:rPr>
-        <w:t>تابع</w:t>
-      </w:r>
-      <w:r>
-        <w:rPr>
-          <w:b/>
-          <w:bCs/>
-          <w:lang w:bidi="ar-SA"/>
-        </w:rPr>
-        <w:t xml:space="preserve"> View </w:t>
-      </w:r>
-      <w:r>
-        <w:rPr>
-          <w:b/>
-          <w:bCs/>
-          <w:rtl/>
-          <w:lang w:bidi="ar-SA"/>
-        </w:rPr>
-        <w:t>اجرا می‌شود</w:t>
-      </w:r>
-      <w:r>
-        <w:rPr>
-          <w:rtl/>
-          <w:lang w:bidi="ar-SA"/>
-        </w:rPr>
-        <w:t xml:space="preserve"> </w:t>
-      </w:r>
-      <w:r>
-        <w:rPr>
-          <w:lang w:bidi="ar-SA"/>
-        </w:rPr>
-        <w:t>(</w:t>
-      </w:r>
-      <w:proofErr w:type="spellStart"/>
-      <w:r>
-        <w:rPr>
-          <w:lang w:bidi="ar-SA"/>
-        </w:rPr>
-        <w:t>hello_view</w:t>
-      </w:r>
-      <w:proofErr w:type="spellEnd"/>
-      <w:r>
-        <w:rPr>
-          <w:lang w:bidi="ar-SA"/>
-        </w:rPr>
-        <w:t>)</w:t>
-      </w:r>
-    </w:p>
-    <w:p>
-      <w:pPr>
-        <w:numPr>
-          <w:ilvl w:val="0"/>
-          <w:numId w:val="52"/>
-        </w:numPr>
-        <w:rPr>
-          <w:lang w:bidi="ar-SA"/>
-        </w:rPr>
-      </w:pPr>
-      <w:r>
-        <w:rPr>
-          <w:lang w:bidi="ar-SA"/>
-        </w:rPr>
-        <w:t xml:space="preserve">View </w:t>
-      </w:r>
-      <w:r>
-        <w:rPr>
-          <w:rtl/>
-          <w:lang w:bidi="ar-SA"/>
-        </w:rPr>
-        <w:t>داده‌ها را آماده می‌کند و به</w:t>
-      </w:r>
-      <w:r>
-        <w:rPr>
-          <w:lang w:bidi="ar-SA"/>
-        </w:rPr>
-        <w:t xml:space="preserve"> Template </w:t>
-      </w:r>
-      <w:r>
-        <w:rPr>
-          <w:rtl/>
-          <w:lang w:bidi="ar-SA"/>
-        </w:rPr>
-        <w:t>می‌فرستد</w:t>
-      </w:r>
-    </w:p>
-    <w:p>
-      <w:pPr>
-        <w:numPr>
-          <w:ilvl w:val="0"/>
-          <w:numId w:val="52"/>
-        </w:numPr>
-        <w:rPr>
-          <w:lang w:bidi="ar-SA"/>
-        </w:rPr>
-      </w:pPr>
-      <w:r>
-        <w:rPr>
-          <w:lang w:bidi="ar-SA"/>
-        </w:rPr>
-        <w:lastRenderedPageBreak/>
-        <w:t xml:space="preserve">Template HTML </w:t>
-      </w:r>
-      <w:r>
-        <w:rPr>
-          <w:rtl/>
-          <w:lang w:bidi="ar-SA"/>
-        </w:rPr>
-        <w:t xml:space="preserve">تولید می‌کند </w:t>
-      </w:r>
-      <w:r>
-        <w:rPr>
-          <w:rFonts w:ascii="Arial" w:hAnsi="Arial" w:cs="Arial" w:hint="cs"/>
-          <w:rtl/>
-          <w:lang w:bidi="ar-SA"/>
-        </w:rPr>
-        <w:t>→</w:t>
-      </w:r>
-      <w:r>
-        <w:rPr>
-          <w:rtl/>
-          <w:lang w:bidi="ar-SA"/>
-        </w:rPr>
-        <w:t xml:space="preserve"> </w:t>
-      </w:r>
-      <w:r>
-        <w:rPr>
-          <w:rFonts w:hint="cs"/>
-          <w:rtl/>
-          <w:lang w:bidi="ar-SA"/>
-        </w:rPr>
-        <w:t>به</w:t>
-      </w:r>
-      <w:r>
-        <w:rPr>
-          <w:rtl/>
-          <w:lang w:bidi="ar-SA"/>
-        </w:rPr>
-        <w:t xml:space="preserve"> </w:t>
-      </w:r>
-      <w:r>
-        <w:rPr>
-          <w:rFonts w:hint="cs"/>
-          <w:rtl/>
-          <w:lang w:bidi="ar-SA"/>
-        </w:rPr>
-        <w:t>مرورگر</w:t>
-      </w:r>
-      <w:r>
-        <w:rPr>
-          <w:rtl/>
-          <w:lang w:bidi="ar-SA"/>
-        </w:rPr>
-        <w:t xml:space="preserve"> </w:t>
-      </w:r>
-      <w:r>
-        <w:rPr>
-          <w:rFonts w:hint="cs"/>
-          <w:rtl/>
-          <w:lang w:bidi="ar-SA"/>
-        </w:rPr>
-        <w:t>برمی‌گردد</w:t>
-      </w:r>
-    </w:p>
-    <w:p>
-      <w:pPr>
-        <w:rPr>
-          <w:b/>
-          <w:bCs/>
-          <w:lang w:bidi="ar-SA"/>
-        </w:rPr>
-      </w:pPr>
-      <w:r>
-        <w:rPr>
-          <w:b/>
-          <w:bCs/>
-          <w:rtl/>
-          <w:lang w:bidi="ar-SA"/>
-        </w:rPr>
-        <w:t>نکته مهم برای دانشجو</w:t>
-      </w:r>
-      <w:r>
-        <w:rPr>
-          <w:b/>
-          <w:bCs/>
-          <w:lang w:bidi="ar-SA"/>
-        </w:rPr>
-        <w:t>:</w:t>
-      </w:r>
-    </w:p>
-    <w:p>
-      <w:pPr>
-        <w:numPr>
-          <w:ilvl w:val="0"/>
-          <w:numId w:val="53"/>
-        </w:numPr>
-        <w:rPr>
-          <w:lang w:bidi="ar-SA"/>
-        </w:rPr>
-      </w:pPr>
-      <w:r>
-        <w:rPr>
-          <w:b/>
-          <w:bCs/>
-          <w:rtl/>
-          <w:lang w:bidi="ar-SA"/>
-        </w:rPr>
-        <w:t>هر اپ می‌تواند فایل</w:t>
-      </w:r>
-      <w:r>
-        <w:rPr>
-          <w:b/>
-          <w:bCs/>
-          <w:lang w:bidi="ar-SA"/>
-        </w:rPr>
-        <w:t xml:space="preserve"> </w:t>
-      </w:r>
-      <w:proofErr w:type="spellStart"/>
-      <w:r>
-        <w:rPr>
-          <w:b/>
-          <w:bCs/>
-          <w:lang w:bidi="ar-SA"/>
-        </w:rPr>
-        <w:t>urls</w:t>
-      </w:r>
-      <w:proofErr w:type="spellEnd"/>
-      <w:r>
-        <w:rPr>
-          <w:b/>
-          <w:bCs/>
-          <w:lang w:bidi="ar-SA"/>
-        </w:rPr>
-        <w:t xml:space="preserve"> </w:t>
-      </w:r>
-      <w:r>
-        <w:rPr>
-          <w:b/>
-          <w:bCs/>
-          <w:rtl/>
-          <w:lang w:bidi="ar-SA"/>
-        </w:rPr>
-        <w:t>خودش را داشته باشد</w:t>
-      </w:r>
-      <w:r>
-        <w:rPr>
-          <w:rtl/>
-          <w:lang w:bidi="ar-SA"/>
-        </w:rPr>
-        <w:t xml:space="preserve"> </w:t>
-      </w:r>
-      <w:r>
-        <w:rPr>
-          <w:lang w:bidi="ar-SA"/>
-        </w:rPr>
-        <w:t xml:space="preserve">→ </w:t>
-      </w:r>
-      <w:r>
-        <w:rPr>
-          <w:rtl/>
-          <w:lang w:bidi="ar-SA"/>
-        </w:rPr>
-        <w:t>باعث مرتب بودن پروژه می‌شود</w:t>
-      </w:r>
-    </w:p>
-    <w:p>
-      <w:pPr>
-        <w:numPr>
-          <w:ilvl w:val="0"/>
-          <w:numId w:val="53"/>
-        </w:numPr>
-        <w:rPr>
-          <w:lang w:bidi="ar-SA"/>
-        </w:rPr>
-      </w:pPr>
-      <w:proofErr w:type="gramStart"/>
-      <w:r>
-        <w:rPr>
-          <w:b/>
-          <w:bCs/>
-          <w:lang w:bidi="ar-SA"/>
-        </w:rPr>
-        <w:t>include(</w:t>
-      </w:r>
-      <w:proofErr w:type="gramEnd"/>
-      <w:r>
-        <w:rPr>
-          <w:b/>
-          <w:bCs/>
-          <w:lang w:bidi="ar-SA"/>
-        </w:rPr>
-        <w:t>)</w:t>
-      </w:r>
-      <w:r>
-        <w:rPr>
-          <w:lang w:bidi="ar-SA"/>
-        </w:rPr>
-        <w:t xml:space="preserve"> → </w:t>
-      </w:r>
-      <w:r>
-        <w:rPr>
-          <w:rtl/>
-          <w:lang w:bidi="ar-SA"/>
-        </w:rPr>
-        <w:t>مثل پل بین</w:t>
-      </w:r>
-      <w:r>
-        <w:rPr>
-          <w:lang w:bidi="ar-SA"/>
-        </w:rPr>
-        <w:t xml:space="preserve"> URL</w:t>
-      </w:r>
-      <w:r>
-        <w:rPr>
-          <w:rtl/>
-          <w:lang w:bidi="ar-SA"/>
-        </w:rPr>
-        <w:t>های اپ و</w:t>
-      </w:r>
-      <w:r>
-        <w:rPr>
-          <w:lang w:bidi="ar-SA"/>
-        </w:rPr>
-        <w:t xml:space="preserve"> URL</w:t>
-      </w:r>
-      <w:r>
-        <w:rPr>
-          <w:rtl/>
-          <w:lang w:bidi="ar-SA"/>
-        </w:rPr>
-        <w:t>های پروژه است</w:t>
-      </w:r>
-    </w:p>
-    <w:p>
-      <w:pPr>
-        <w:numPr>
-          <w:ilvl w:val="0"/>
-          <w:numId w:val="53"/>
-        </w:numPr>
-        <w:rPr>
-          <w:lang w:bidi="ar-SA"/>
-        </w:rPr>
-      </w:pPr>
-      <w:r>
-        <w:rPr>
-          <w:b/>
-          <w:bCs/>
-          <w:rtl/>
-          <w:lang w:bidi="ar-SA"/>
-        </w:rPr>
-        <w:t>مسیر</w:t>
-      </w:r>
-      <w:r>
-        <w:rPr>
-          <w:b/>
-          <w:bCs/>
-          <w:lang w:bidi="ar-SA"/>
-        </w:rPr>
-        <w:t xml:space="preserve"> URL</w:t>
-      </w:r>
-      <w:r>
-        <w:rPr>
-          <w:lang w:bidi="ar-SA"/>
-        </w:rPr>
-        <w:t xml:space="preserve"> </w:t>
-      </w:r>
-      <w:r>
-        <w:rPr>
-          <w:rtl/>
-          <w:lang w:bidi="ar-SA"/>
-        </w:rPr>
-        <w:t xml:space="preserve">در </w:t>
-      </w:r>
-      <w:r>
-        <w:rPr>
-          <w:lang w:bidi="ar-SA"/>
-        </w:rPr>
-        <w:t xml:space="preserve">path() </w:t>
-      </w:r>
-      <w:r>
-        <w:rPr>
-          <w:b/>
-          <w:bCs/>
-          <w:rtl/>
-          <w:lang w:bidi="ar-SA"/>
-        </w:rPr>
-        <w:t>می‌تواند هر چیزی باشد</w:t>
-      </w:r>
-      <w:r>
-        <w:rPr>
-          <w:rtl/>
-          <w:lang w:bidi="ar-SA"/>
-        </w:rPr>
-        <w:t>، فقط باید با</w:t>
-      </w:r>
-      <w:r>
-        <w:rPr>
-          <w:lang w:bidi="ar-SA"/>
-        </w:rPr>
-        <w:t xml:space="preserve"> View </w:t>
-      </w:r>
-      <w:r>
-        <w:rPr>
-          <w:rtl/>
-          <w:lang w:bidi="ar-SA"/>
-        </w:rPr>
-        <w:t>مطابقت داشته باشد</w:t>
-      </w:r>
-    </w:p>
-    <w:p>
-      <w:pPr>
-        <w:pStyle w:val="Heading2"/>
-        <w:rPr>
-          <w:rtl/>
-          <w:lang w:bidi="ar-SA"/>
-        </w:rPr>
-      </w:pPr>
-      <w:bookmarkStart w:id="8" w:name="_فصل_۳:_بخش"/>
-      <w:bookmarkEnd w:id="8"/>
-      <w:r>
-        <w:rPr>
-          <w:rFonts w:hint="cs"/>
-          <w:rtl/>
-          <w:lang w:bidi="ar-SA"/>
-        </w:rPr>
-        <w:t>فصل</w:t>
-      </w:r>
-      <w:r>
-        <w:rPr>
-          <w:rtl/>
-          <w:lang w:bidi="ar-SA"/>
-        </w:rPr>
-        <w:t xml:space="preserve"> </w:t>
-      </w:r>
-      <w:r>
-        <w:rPr>
-          <w:rtl/>
-        </w:rPr>
-        <w:t xml:space="preserve">۳: </w:t>
-      </w:r>
-      <w:r>
-        <w:rPr>
-          <w:rtl/>
-          <w:lang w:bidi="ar-SA"/>
-        </w:rPr>
-        <w:t>بخش قالب‌ها (</w:t>
-      </w:r>
-      <w:r>
-        <w:t>Templates</w:t>
-      </w:r>
-      <w:r>
-        <w:rPr>
-          <w:rtl/>
-          <w:lang w:bidi="ar-SA"/>
-        </w:rPr>
-        <w:t>) و استاتیک</w:t>
-      </w:r>
-    </w:p>
-    <w:p>
-      <w:pPr>
-        <w:rPr>
-          <w:b/>
-          <w:bCs/>
-          <w:lang w:bidi="ar-SA"/>
-        </w:rPr>
-      </w:pPr>
-      <w:r>
-        <w:rPr>
-          <w:b/>
-          <w:bCs/>
-          <w:rtl/>
-          <w:lang w:bidi="ar-SA"/>
-        </w:rPr>
-        <w:t xml:space="preserve">فصل </w:t>
-      </w:r>
-      <w:r>
-        <w:rPr>
-          <w:b/>
-          <w:bCs/>
-          <w:rtl/>
-        </w:rPr>
-        <w:t xml:space="preserve">۳: </w:t>
-      </w:r>
-      <w:r>
-        <w:rPr>
-          <w:b/>
-          <w:bCs/>
-          <w:rtl/>
-          <w:lang w:bidi="ar-SA"/>
-        </w:rPr>
-        <w:t>قالب‌ها</w:t>
-      </w:r>
-      <w:r>
-        <w:rPr>
-          <w:b/>
-          <w:bCs/>
-          <w:lang w:bidi="ar-SA"/>
-        </w:rPr>
-        <w:t xml:space="preserve"> (Templates) </w:t>
-      </w:r>
-      <w:r>
-        <w:rPr>
-          <w:b/>
-          <w:bCs/>
-          <w:rtl/>
-          <w:lang w:bidi="ar-SA"/>
-        </w:rPr>
-        <w:t>و فایل‌های استاتیک</w:t>
-      </w:r>
-      <w:r>
-        <w:rPr>
-          <w:b/>
-          <w:bCs/>
-          <w:lang w:bidi="ar-SA"/>
-        </w:rPr>
-        <w:t xml:space="preserve"> (Static)</w:t>
-      </w:r>
-    </w:p>
-    <w:p>
-      <w:pPr>
-        <w:rPr>
-          <w:b/>
-          <w:bCs/>
-          <w:lang w:bidi="ar-SA"/>
-        </w:rPr>
-      </w:pPr>
-      <w:r>
-        <w:rPr>
-          <w:b/>
-          <w:bCs/>
-          <w:rtl/>
-          <w:lang w:bidi="ar-SA"/>
-        </w:rPr>
-        <w:t>قالب‌ها</w:t>
-      </w:r>
-      <w:r>
-        <w:rPr>
-          <w:b/>
-          <w:bCs/>
-          <w:lang w:bidi="ar-SA"/>
-        </w:rPr>
-        <w:t xml:space="preserve"> (Templates)</w:t>
-      </w:r>
-    </w:p>
-    <w:p>
-      <w:pPr>
-        <w:numPr>
-          <w:ilvl w:val="0"/>
-          <w:numId w:val="55"/>
-        </w:numPr>
-        <w:rPr>
-          <w:lang w:bidi="ar-SA"/>
-        </w:rPr>
-      </w:pPr>
-      <w:r>
-        <w:rPr>
-          <w:b/>
-          <w:bCs/>
-          <w:lang w:bidi="ar-SA"/>
-        </w:rPr>
-        <w:t>Template‌</w:t>
-      </w:r>
-      <w:r>
-        <w:rPr>
-          <w:b/>
-          <w:bCs/>
-          <w:rtl/>
-          <w:lang w:bidi="ar-SA"/>
-        </w:rPr>
-        <w:t>ها فایل‌هایی هستند که ظاهر صفحات سایت را مشخص می‌کنند</w:t>
-      </w:r>
-      <w:r>
-        <w:rPr>
-          <w:b/>
-          <w:bCs/>
-          <w:lang w:bidi="ar-SA"/>
-        </w:rPr>
-        <w:t>.</w:t>
-      </w:r>
-    </w:p>
-    <w:p>
-      <w:pPr>
-        <w:numPr>
-          <w:ilvl w:val="0"/>
-          <w:numId w:val="55"/>
-        </w:numPr>
-        <w:rPr>
-          <w:lang w:bidi="ar-SA"/>
-        </w:rPr>
-      </w:pPr>
-      <w:r>
-        <w:rPr>
-          <w:rtl/>
-          <w:lang w:bidi="ar-SA"/>
-        </w:rPr>
-        <w:t>معمولاً شامل</w:t>
-      </w:r>
-      <w:r>
-        <w:rPr>
-          <w:lang w:bidi="ar-SA"/>
-        </w:rPr>
-        <w:t xml:space="preserve"> HTML </w:t>
-      </w:r>
-      <w:r>
-        <w:rPr>
-          <w:rtl/>
-          <w:lang w:bidi="ar-SA"/>
-        </w:rPr>
-        <w:t>و گاهی تگ‌های مخصوص</w:t>
-      </w:r>
-      <w:r>
-        <w:rPr>
-          <w:lang w:bidi="ar-SA"/>
-        </w:rPr>
-        <w:t xml:space="preserve"> Django </w:t>
-      </w:r>
-      <w:r>
-        <w:rPr>
-          <w:rtl/>
-          <w:lang w:bidi="ar-SA"/>
-        </w:rPr>
-        <w:t>برای نمایش داده‌ها هستند</w:t>
-      </w:r>
-      <w:r>
-        <w:rPr>
-          <w:lang w:bidi="ar-SA"/>
-        </w:rPr>
-        <w:t>.</w:t>
-      </w:r>
-    </w:p>
-    <w:p>
-      <w:pPr>
-        <w:numPr>
-          <w:ilvl w:val="0"/>
-          <w:numId w:val="55"/>
-        </w:numPr>
-        <w:rPr>
-          <w:lang w:bidi="ar-SA"/>
-        </w:rPr>
-      </w:pPr>
-      <w:r>
-        <w:rPr>
-          <w:lang w:bidi="ar-SA"/>
-        </w:rPr>
-        <w:t xml:space="preserve">View </w:t>
-      </w:r>
-      <w:r>
-        <w:rPr>
-          <w:rtl/>
-          <w:lang w:bidi="ar-SA"/>
-        </w:rPr>
-        <w:t>داده‌ها را به</w:t>
-      </w:r>
-      <w:r>
-        <w:rPr>
-          <w:lang w:bidi="ar-SA"/>
-        </w:rPr>
-        <w:t xml:space="preserve"> Template </w:t>
-      </w:r>
-      <w:r>
-        <w:rPr>
-          <w:rtl/>
-          <w:lang w:bidi="ar-SA"/>
-        </w:rPr>
-        <w:t>می‌فرستد و</w:t>
-      </w:r>
-      <w:r>
-        <w:rPr>
-          <w:lang w:bidi="ar-SA"/>
-        </w:rPr>
-        <w:t xml:space="preserve"> Template </w:t>
-      </w:r>
-      <w:r>
-        <w:rPr>
-          <w:rtl/>
-          <w:lang w:bidi="ar-SA"/>
-        </w:rPr>
-        <w:t xml:space="preserve">آن‌ها را </w:t>
-      </w:r>
-      <w:r>
-        <w:rPr>
-          <w:b/>
-          <w:bCs/>
-          <w:rtl/>
-          <w:lang w:bidi="ar-SA"/>
-        </w:rPr>
-        <w:t>برای کاربر نمایش می‌دهد</w:t>
-      </w:r>
-      <w:r>
-        <w:rPr>
-          <w:lang w:bidi="ar-SA"/>
-        </w:rPr>
-        <w:t>.</w:t>
-      </w:r>
-    </w:p>
-    <w:p>
-      <w:pPr>
-        <w:numPr>
-          <w:ilvl w:val="0"/>
-          <w:numId w:val="55"/>
-        </w:numPr>
-        <w:rPr>
-          <w:lang w:bidi="ar-SA"/>
-        </w:rPr>
-      </w:pPr>
-      <w:r>
-        <w:rPr>
-          <w:rtl/>
-          <w:lang w:bidi="ar-SA"/>
-        </w:rPr>
-        <w:t>به کمک</w:t>
-      </w:r>
-      <w:r>
-        <w:rPr>
-          <w:lang w:bidi="ar-SA"/>
-        </w:rPr>
-        <w:t xml:space="preserve"> Template </w:t>
-      </w:r>
-      <w:r>
-        <w:rPr>
-          <w:rtl/>
-          <w:lang w:bidi="ar-SA"/>
-        </w:rPr>
-        <w:t xml:space="preserve">می‌توان </w:t>
-      </w:r>
-      <w:r>
-        <w:rPr>
-          <w:b/>
-          <w:bCs/>
-          <w:rtl/>
-          <w:lang w:bidi="ar-SA"/>
-        </w:rPr>
-        <w:t>ظاهر سایت را از منطق برنامه جدا کرد</w:t>
-      </w:r>
-      <w:r>
-        <w:rPr>
-          <w:rtl/>
-          <w:lang w:bidi="ar-SA"/>
-        </w:rPr>
-        <w:t>، یعنی بدون تغییر کد</w:t>
-      </w:r>
-      <w:r>
-        <w:rPr>
-          <w:lang w:bidi="ar-SA"/>
-        </w:rPr>
-        <w:t xml:space="preserve"> Python</w:t>
-      </w:r>
-      <w:r>
-        <w:rPr>
-          <w:rtl/>
-          <w:lang w:bidi="ar-SA"/>
-        </w:rPr>
-        <w:t>، می‌توان ظاهر سایت را تغییر داد</w:t>
-      </w:r>
-      <w:r>
-        <w:rPr>
-          <w:lang w:bidi="ar-SA"/>
-        </w:rPr>
-        <w:t>.</w:t>
-      </w:r>
-    </w:p>
-    <w:p>
-      <w:pPr>
-        <w:rPr>
-          <w:b/>
-          <w:bCs/>
-          <w:lang w:bidi="ar-SA"/>
-        </w:rPr>
-      </w:pPr>
-      <w:r>
-        <w:rPr>
-          <w:b/>
-          <w:bCs/>
-          <w:rtl/>
-          <w:lang w:bidi="ar-SA"/>
-        </w:rPr>
-        <w:t>فایل‌های استاتیک</w:t>
-      </w:r>
-      <w:r>
-        <w:rPr>
-          <w:b/>
-          <w:bCs/>
-          <w:lang w:bidi="ar-SA"/>
-        </w:rPr>
-        <w:t xml:space="preserve"> (Static files)</w:t>
-      </w:r>
-    </w:p>
-    <w:p>
-      <w:pPr>
-        <w:numPr>
-          <w:ilvl w:val="0"/>
-          <w:numId w:val="56"/>
-        </w:numPr>
-        <w:rPr>
-          <w:lang w:bidi="ar-SA"/>
-        </w:rPr>
-      </w:pPr>
-      <w:r>
-        <w:rPr>
-          <w:rtl/>
-          <w:lang w:bidi="ar-SA"/>
-        </w:rPr>
-        <w:t xml:space="preserve">فایل‌های استاتیک شامل </w:t>
-      </w:r>
-      <w:r>
-        <w:rPr>
-          <w:b/>
-          <w:bCs/>
-          <w:lang w:bidi="ar-SA"/>
-        </w:rPr>
-        <w:t>CSS</w:t>
-      </w:r>
-      <w:r>
-        <w:rPr>
-          <w:b/>
-          <w:bCs/>
-          <w:rtl/>
-          <w:lang w:bidi="ar-SA"/>
-        </w:rPr>
-        <w:t xml:space="preserve">، </w:t>
-      </w:r>
-      <w:r>
-        <w:rPr>
-          <w:b/>
-          <w:bCs/>
-          <w:lang w:bidi="ar-SA"/>
-        </w:rPr>
-        <w:t>JavaScript</w:t>
-      </w:r>
-      <w:r>
-        <w:rPr>
-          <w:b/>
-          <w:bCs/>
-          <w:rtl/>
-          <w:lang w:bidi="ar-SA"/>
-        </w:rPr>
-        <w:t>، تصاویر و فونت‌ها</w:t>
-      </w:r>
-      <w:r>
-        <w:rPr>
-          <w:rtl/>
-          <w:lang w:bidi="ar-SA"/>
-        </w:rPr>
-        <w:t xml:space="preserve"> هستند</w:t>
-      </w:r>
-      <w:r>
-        <w:rPr>
-          <w:lang w:bidi="ar-SA"/>
-        </w:rPr>
-        <w:t>.</w:t>
-      </w:r>
-    </w:p>
-    <w:p>
-      <w:pPr>
-        <w:numPr>
-          <w:ilvl w:val="0"/>
-          <w:numId w:val="56"/>
-        </w:numPr>
-        <w:rPr>
-          <w:lang w:bidi="ar-SA"/>
-        </w:rPr>
-      </w:pPr>
-      <w:r>
-        <w:rPr>
-          <w:rtl/>
-          <w:lang w:bidi="ar-SA"/>
-        </w:rPr>
-        <w:t xml:space="preserve">این فایل‌ها </w:t>
-      </w:r>
-      <w:r>
-        <w:rPr>
-          <w:b/>
-          <w:bCs/>
-          <w:rtl/>
-          <w:lang w:bidi="ar-SA"/>
-        </w:rPr>
-        <w:t>ظاهر سایت و تعامل با کاربر</w:t>
-      </w:r>
-      <w:r>
-        <w:rPr>
-          <w:rtl/>
-          <w:lang w:bidi="ar-SA"/>
-        </w:rPr>
-        <w:t xml:space="preserve"> را زیباتر و کاربردی‌تر می‌کنند</w:t>
-      </w:r>
-      <w:r>
-        <w:rPr>
-          <w:lang w:bidi="ar-SA"/>
-        </w:rPr>
-        <w:t>.</w:t>
-      </w:r>
-    </w:p>
-    <w:p>
-      <w:pPr>
-        <w:numPr>
-          <w:ilvl w:val="0"/>
-          <w:numId w:val="56"/>
-        </w:numPr>
-        <w:rPr>
-          <w:lang w:bidi="ar-SA"/>
-        </w:rPr>
-      </w:pPr>
-      <w:r>
-        <w:rPr>
-          <w:lang w:bidi="ar-SA"/>
-        </w:rPr>
-        <w:lastRenderedPageBreak/>
-        <w:t xml:space="preserve">Django </w:t>
-      </w:r>
-      <w:r>
-        <w:rPr>
-          <w:rtl/>
-          <w:lang w:bidi="ar-SA"/>
-        </w:rPr>
-        <w:t>مسیر این فایل‌ها را مدیریت می‌کند تا هنگام نمایش صفحات، مرورگر بتواند آن‌ها را دریافت کند</w:t>
-      </w:r>
-      <w:r>
-        <w:rPr>
-          <w:lang w:bidi="ar-SA"/>
-        </w:rPr>
-        <w:t>.</w:t>
-      </w:r>
-    </w:p>
-    <w:p>
-      <w:pPr>
-        <w:rPr>
-          <w:b/>
-          <w:bCs/>
-          <w:lang w:bidi="ar-SA"/>
-        </w:rPr>
-      </w:pPr>
-      <w:r>
-        <w:rPr>
-          <w:b/>
-          <w:bCs/>
-          <w:rtl/>
-          <w:lang w:bidi="ar-SA"/>
-        </w:rPr>
-        <w:t>جمع‌بندی ساده</w:t>
-      </w:r>
-    </w:p>
-    <w:p>
-      <w:pPr>
-        <w:numPr>
-          <w:ilvl w:val="0"/>
-          <w:numId w:val="57"/>
-        </w:numPr>
-        <w:rPr>
-          <w:lang w:bidi="ar-SA"/>
-        </w:rPr>
-      </w:pPr>
-      <w:r>
-        <w:rPr>
-          <w:b/>
-          <w:bCs/>
-          <w:lang w:bidi="ar-SA"/>
-        </w:rPr>
-        <w:t xml:space="preserve">Template = </w:t>
-      </w:r>
-      <w:r>
-        <w:rPr>
-          <w:b/>
-          <w:bCs/>
-          <w:rtl/>
-          <w:lang w:bidi="ar-SA"/>
-        </w:rPr>
-        <w:t>ظاهر سایت و نمایش داده‌ها</w:t>
-      </w:r>
-    </w:p>
-    <w:p>
-      <w:pPr>
-        <w:numPr>
-          <w:ilvl w:val="0"/>
-          <w:numId w:val="57"/>
-        </w:numPr>
-        <w:rPr>
-          <w:lang w:bidi="ar-SA"/>
-        </w:rPr>
-      </w:pPr>
-      <w:r>
-        <w:rPr>
-          <w:b/>
-          <w:bCs/>
-          <w:lang w:bidi="ar-SA"/>
-        </w:rPr>
-        <w:t xml:space="preserve">Static = </w:t>
-      </w:r>
-      <w:r>
-        <w:rPr>
-          <w:b/>
-          <w:bCs/>
-          <w:rtl/>
-          <w:lang w:bidi="ar-SA"/>
-        </w:rPr>
-        <w:t>فایل‌های کمکی برای ظاهر و رفتار صفحات</w:t>
-      </w:r>
-    </w:p>
-    <w:p>
-      <w:pPr>
-        <w:numPr>
-          <w:ilvl w:val="0"/>
-          <w:numId w:val="57"/>
-        </w:numPr>
-        <w:rPr>
-          <w:lang w:bidi="ar-SA"/>
-        </w:rPr>
-      </w:pPr>
-      <w:r>
-        <w:rPr>
-          <w:rtl/>
-          <w:lang w:bidi="ar-SA"/>
-        </w:rPr>
-        <w:t xml:space="preserve">با این دو بخش، سایت شما </w:t>
-      </w:r>
-      <w:r>
-        <w:rPr>
-          <w:b/>
-          <w:bCs/>
-          <w:rtl/>
-          <w:lang w:bidi="ar-SA"/>
-        </w:rPr>
-        <w:t>زیبا و تعاملی</w:t>
-      </w:r>
-      <w:r>
-        <w:rPr>
-          <w:rtl/>
-          <w:lang w:bidi="ar-SA"/>
-        </w:rPr>
-        <w:t xml:space="preserve"> می‌شود، بدون اینکه منطق برنامه با ظاهر قاطی شود</w:t>
-      </w:r>
-      <w:r>
-        <w:rPr>
-          <w:lang w:bidi="ar-SA"/>
-        </w:rPr>
-        <w:t>.</w:t>
-      </w:r>
-    </w:p>
-    <w:p>
-      <w:pPr>
-        <w:pStyle w:val="Heading2"/>
-        <w:rPr>
-          <w:rtl/>
-        </w:rPr>
-      </w:pPr>
-      <w:r>
-        <w:rPr>
-          <w:rtl/>
-          <w:lang w:bidi="ar-SA"/>
-        </w:rPr>
-        <w:t xml:space="preserve">ارسال داده از سمت </w:t>
-      </w:r>
-      <w:r>
-        <w:t>View</w:t>
-      </w:r>
-      <w:r>
-        <w:rPr>
-          <w:rtl/>
-          <w:lang w:bidi="ar-SA"/>
-        </w:rPr>
-        <w:t xml:space="preserve"> به فایل‌های </w:t>
-      </w:r>
-      <w:r>
-        <w:t>HTML</w:t>
-      </w:r>
-    </w:p>
-    <w:p>
-      <w:pPr>
-        <w:rPr>
-          <w:b/>
-          <w:bCs/>
-        </w:rPr>
-      </w:pPr>
-      <w:r>
-        <w:rPr>
-          <w:b/>
-          <w:bCs/>
-        </w:rPr>
-        <w:t xml:space="preserve"> </w:t>
-      </w:r>
-      <w:r>
-        <w:rPr>
-          <w:b/>
-          <w:bCs/>
-          <w:rtl/>
-          <w:lang w:bidi="ar-SA"/>
-        </w:rPr>
-        <w:t>اضافه کردن مقدار جدید در</w:t>
-      </w:r>
-      <w:r>
-        <w:rPr>
-          <w:b/>
-          <w:bCs/>
-        </w:rPr>
-        <w:t xml:space="preserve"> View</w:t>
-      </w:r>
-    </w:p>
-    <w:p>
-      <w:pPr>
-        <w:rPr>
-          <w:rtl/>
-        </w:rPr>
-      </w:pPr>
-      <w:r>
-        <w:rPr>
-          <w:rtl/>
-          <w:lang w:bidi="ar-SA"/>
-        </w:rPr>
-        <w:t xml:space="preserve">داخل فایل </w:t>
-      </w:r>
-      <w:r>
-        <w:t>helloworld/views.py</w:t>
-      </w:r>
-      <w:r>
-        <w:rPr>
-          <w:rtl/>
-          <w:lang w:bidi="ar-SA"/>
-        </w:rPr>
-        <w:t xml:space="preserve">، </w:t>
-      </w:r>
-      <w:r>
-        <w:t xml:space="preserve">View </w:t>
-      </w:r>
-      <w:r>
-        <w:rPr>
-          <w:rtl/>
-          <w:lang w:bidi="ar-SA"/>
-        </w:rPr>
-        <w:t>ما الان شبیه این است</w:t>
-      </w:r>
-      <w:r>
+        <w:t>تعریف شده، به شکل زیر در مرورگر ظاهر می‌شود</w:t>
+      </w:r>
+      <w:r>
+        <w:rPr>
+          <w:lang w:bidi="ar-SA"/>
+        </w:rPr>
         <w:t>:</w:t>
       </w:r>
     </w:p>
@@ -18226,92 +16599,7 @@
               <w:pStyle w:val="code"/>
             </w:pPr>
             <w:r>
-              <w:t xml:space="preserve">from </w:t>
-            </w:r>
-            <w:proofErr w:type="spellStart"/>
-            <w:proofErr w:type="gramStart"/>
-            <w:r>
-              <w:t>django.shortcuts</w:t>
-            </w:r>
-            <w:proofErr w:type="spellEnd"/>
-            <w:proofErr w:type="gramEnd"/>
-            <w:r>
-              <w:t xml:space="preserve"> import render</w:t>
-            </w:r>
-          </w:p>
-          <w:p>
-            <w:pPr>
-              <w:pStyle w:val="code"/>
-              <w:rPr>
-                <w:rtl/>
-              </w:rPr>
-            </w:pPr>
-          </w:p>
-          <w:p>
-            <w:pPr>
-              <w:pStyle w:val="code"/>
-            </w:pPr>
-            <w:r>
-              <w:t xml:space="preserve">def </w:t>
-            </w:r>
-            <w:proofErr w:type="spellStart"/>
-            <w:r>
-              <w:t>hello_view</w:t>
-            </w:r>
-            <w:proofErr w:type="spellEnd"/>
-            <w:r>
-              <w:t>(request):</w:t>
-            </w:r>
-          </w:p>
-          <w:p>
-            <w:pPr>
-              <w:pStyle w:val="code"/>
-            </w:pPr>
-            <w:r>
-              <w:t xml:space="preserve">    context = {</w:t>
-            </w:r>
-          </w:p>
-          <w:p>
-            <w:pPr>
-              <w:pStyle w:val="code"/>
-            </w:pPr>
-            <w:r>
-              <w:t xml:space="preserve">        'message': 'Hello, World! Welcome to my website.'</w:t>
-            </w:r>
-          </w:p>
-          <w:p>
-            <w:pPr>
-              <w:pStyle w:val="code"/>
-              <w:rPr>
-                <w:rtl/>
-              </w:rPr>
-            </w:pPr>
-            <w:r>
-              <w:t xml:space="preserve">    }</w:t>
-            </w:r>
-          </w:p>
-          <w:p>
-            <w:pPr>
-              <w:pStyle w:val="code"/>
-            </w:pPr>
-            <w:r>
-              <w:t xml:space="preserve">    return </w:t>
-            </w:r>
-            <w:proofErr w:type="gramStart"/>
-            <w:r>
-              <w:t>render(</w:t>
-            </w:r>
-            <w:proofErr w:type="gramEnd"/>
-            <w:r>
-              <w:t>request, '</w:t>
-            </w:r>
-            <w:proofErr w:type="spellStart"/>
-            <w:r>
-              <w:t>helloworld</w:t>
-            </w:r>
-            <w:proofErr w:type="spellEnd"/>
-            <w:r>
-              <w:t>/hello.html', context)</w:t>
+              <w:t>http://127.0.0.1:8000/hello/</w:t>
             </w:r>
           </w:p>
         </w:tc>
@@ -18319,58 +16607,1474 @@
     </w:tbl>
     <w:p>
       <w:pPr>
-        <w:rPr>
-          <w:rtl/>
-        </w:rPr>
-      </w:pPr>
-      <w:r>
-        <w:rPr>
-          <w:rtl/>
-          <w:lang w:bidi="ar-SA"/>
-        </w:rPr>
-        <w:t xml:space="preserve">فرض کنیم می‌خواهیم </w:t>
-      </w:r>
-      <w:r>
-        <w:rPr>
-          <w:b/>
-          <w:bCs/>
-          <w:rtl/>
-          <w:lang w:bidi="ar-SA"/>
-        </w:rPr>
-        <w:t>یک متن جدید</w:t>
-      </w:r>
-      <w:r>
-        <w:rPr>
-          <w:rtl/>
-          <w:lang w:bidi="ar-SA"/>
-        </w:rPr>
-        <w:t xml:space="preserve"> و یک </w:t>
-      </w:r>
-      <w:r>
-        <w:rPr>
-          <w:b/>
-          <w:bCs/>
-          <w:rtl/>
-          <w:lang w:bidi="ar-SA"/>
-        </w:rPr>
-        <w:t>رنگ</w:t>
-      </w:r>
-      <w:r>
-        <w:rPr>
-          <w:rtl/>
-          <w:lang w:bidi="ar-SA"/>
-        </w:rPr>
-        <w:t xml:space="preserve"> برای استایل اضافه کنیم. کافی است مقدار جدید را به </w:t>
-      </w:r>
-      <w:r>
-        <w:t xml:space="preserve">context </w:t>
-      </w:r>
-      <w:r>
-        <w:rPr>
-          <w:rtl/>
-          <w:lang w:bidi="ar-SA"/>
-        </w:rPr>
-        <w:t>اضافه کنیم</w:t>
+        <w:numPr>
+          <w:ilvl w:val="0"/>
+          <w:numId w:val="50"/>
+        </w:numPr>
+        <w:rPr>
+          <w:lang w:bidi="ar-SA"/>
+        </w:rPr>
+      </w:pPr>
+      <w:proofErr w:type="gramStart"/>
+      <w:r>
+        <w:rPr>
+          <w:lang w:bidi="ar-SA"/>
+        </w:rPr>
+        <w:t>include(</w:t>
+      </w:r>
+      <w:proofErr w:type="gramEnd"/>
+      <w:r>
+        <w:rPr>
+          <w:lang w:bidi="ar-SA"/>
+        </w:rPr>
+        <w:t xml:space="preserve">) </w:t>
+      </w:r>
+      <w:r>
+        <w:rPr>
+          <w:rtl/>
+          <w:lang w:bidi="ar-SA"/>
+        </w:rPr>
+        <w:t xml:space="preserve">باعث می‌شود </w:t>
+      </w:r>
+      <w:r>
+        <w:rPr>
+          <w:b/>
+          <w:bCs/>
+          <w:rtl/>
+          <w:lang w:bidi="ar-SA"/>
+        </w:rPr>
+        <w:t>تمام مسیرهای اپ داخل پروژه قابل استفاده شوند</w:t>
+      </w:r>
+    </w:p>
+    <w:p>
+      <w:pPr>
+        <w:numPr>
+          <w:ilvl w:val="0"/>
+          <w:numId w:val="50"/>
+        </w:numPr>
+        <w:rPr>
+          <w:lang w:bidi="ar-SA"/>
+        </w:rPr>
+      </w:pPr>
+      <w:r>
+        <w:rPr>
+          <w:rtl/>
+          <w:lang w:bidi="ar-SA"/>
+        </w:rPr>
+        <w:t xml:space="preserve">این کار </w:t>
+      </w:r>
+      <w:r>
+        <w:rPr>
+          <w:b/>
+          <w:bCs/>
+          <w:rtl/>
+          <w:lang w:bidi="ar-SA"/>
+        </w:rPr>
+        <w:t>مدیریت</w:t>
+      </w:r>
+      <w:r>
+        <w:rPr>
+          <w:b/>
+          <w:bCs/>
+          <w:lang w:bidi="ar-SA"/>
+        </w:rPr>
+        <w:t xml:space="preserve"> URL‌</w:t>
+      </w:r>
+      <w:r>
+        <w:rPr>
+          <w:b/>
+          <w:bCs/>
+          <w:rtl/>
+          <w:lang w:bidi="ar-SA"/>
+        </w:rPr>
+        <w:t>ها را ساده و سازمان‌دهی‌شده</w:t>
+      </w:r>
+      <w:r>
+        <w:rPr>
+          <w:rtl/>
+          <w:lang w:bidi="ar-SA"/>
+        </w:rPr>
+        <w:t xml:space="preserve"> می‌کند</w:t>
+      </w:r>
+      <w:r>
+        <w:rPr>
+          <w:lang w:bidi="ar-SA"/>
+        </w:rPr>
+        <w:t>.</w:t>
+      </w:r>
+    </w:p>
+    <w:p>
+      <w:pPr>
+        <w:rPr>
+          <w:b/>
+          <w:bCs/>
+          <w:lang w:bidi="ar-SA"/>
+        </w:rPr>
+      </w:pPr>
+      <w:r>
+        <w:rPr>
+          <w:b/>
+          <w:bCs/>
+          <w:rtl/>
+          <w:lang w:bidi="ar-SA"/>
+        </w:rPr>
+        <w:t>جریان درخواست</w:t>
+      </w:r>
+      <w:r>
+        <w:rPr>
+          <w:b/>
+          <w:bCs/>
+          <w:lang w:bidi="ar-SA"/>
+        </w:rPr>
+        <w:t xml:space="preserve"> (Request Flow)</w:t>
+      </w:r>
+    </w:p>
+    <w:p>
+      <w:pPr>
+        <w:rPr>
+          <w:lang w:bidi="ar-SA"/>
+        </w:rPr>
+      </w:pPr>
+      <w:r>
+        <w:rPr>
+          <w:rtl/>
+          <w:lang w:bidi="ar-SA"/>
+        </w:rPr>
+        <w:t xml:space="preserve">وقتی کاربر وارد </w:t>
+      </w:r>
+      <w:r>
+        <w:rPr>
+          <w:lang w:bidi="ar-SA"/>
+        </w:rPr>
+        <w:t xml:space="preserve">http://127.0.0.1:8000/hello/ </w:t>
+      </w:r>
+      <w:r>
+        <w:rPr>
+          <w:rtl/>
+          <w:lang w:bidi="ar-SA"/>
+        </w:rPr>
+        <w:t>می‌شود</w:t>
+      </w:r>
+      <w:r>
+        <w:rPr>
+          <w:lang w:bidi="ar-SA"/>
+        </w:rPr>
+        <w:t>:</w:t>
+      </w:r>
+    </w:p>
+    <w:p>
+      <w:pPr>
+        <w:numPr>
+          <w:ilvl w:val="0"/>
+          <w:numId w:val="51"/>
+        </w:numPr>
+        <w:rPr>
+          <w:lang w:bidi="ar-SA"/>
+        </w:rPr>
+      </w:pPr>
+      <w:r>
+        <w:rPr>
+          <w:lang w:bidi="ar-SA"/>
+        </w:rPr>
+        <w:t xml:space="preserve">Django </w:t>
+      </w:r>
+      <w:r>
+        <w:rPr>
+          <w:b/>
+          <w:bCs/>
+          <w:lang w:bidi="ar-SA"/>
+        </w:rPr>
+        <w:t xml:space="preserve">URL </w:t>
+      </w:r>
+      <w:r>
+        <w:rPr>
+          <w:b/>
+          <w:bCs/>
+          <w:rtl/>
+          <w:lang w:bidi="ar-SA"/>
+        </w:rPr>
+        <w:t>اصلی پروژه</w:t>
+      </w:r>
+      <w:r>
+        <w:rPr>
+          <w:rtl/>
+          <w:lang w:bidi="ar-SA"/>
+        </w:rPr>
+        <w:t xml:space="preserve"> را بررسی می‌کند</w:t>
+      </w:r>
+      <w:r>
+        <w:rPr>
+          <w:lang w:bidi="ar-SA"/>
+        </w:rPr>
+        <w:t xml:space="preserve"> (</w:t>
+      </w:r>
+      <w:proofErr w:type="spellStart"/>
+      <w:r>
+        <w:rPr>
+          <w:lang w:bidi="ar-SA"/>
+        </w:rPr>
+        <w:t>my_website</w:t>
+      </w:r>
+      <w:proofErr w:type="spellEnd"/>
+      <w:r>
+        <w:rPr>
+          <w:lang w:bidi="ar-SA"/>
+        </w:rPr>
+        <w:t>/urls.py)</w:t>
+      </w:r>
+    </w:p>
+    <w:p>
+      <w:pPr>
+        <w:numPr>
+          <w:ilvl w:val="0"/>
+          <w:numId w:val="51"/>
+        </w:numPr>
+        <w:rPr>
+          <w:lang w:bidi="ar-SA"/>
+        </w:rPr>
+      </w:pPr>
+      <w:r>
+        <w:rPr>
+          <w:rtl/>
+          <w:lang w:bidi="ar-SA"/>
+        </w:rPr>
+        <w:t xml:space="preserve">می‌بیند مسیر </w:t>
+      </w:r>
+      <w:r>
+        <w:rPr>
+          <w:lang w:bidi="ar-SA"/>
+        </w:rPr>
+        <w:t xml:space="preserve">'' </w:t>
+      </w:r>
+      <w:r>
+        <w:rPr>
+          <w:rtl/>
+          <w:lang w:bidi="ar-SA"/>
+        </w:rPr>
+        <w:t xml:space="preserve">به </w:t>
+      </w:r>
+      <w:proofErr w:type="spellStart"/>
+      <w:r>
+        <w:rPr>
+          <w:lang w:bidi="ar-SA"/>
+        </w:rPr>
+        <w:t>helloworld.urls</w:t>
+      </w:r>
+      <w:proofErr w:type="spellEnd"/>
+      <w:r>
+        <w:rPr>
+          <w:lang w:bidi="ar-SA"/>
+        </w:rPr>
+        <w:t xml:space="preserve"> </w:t>
+      </w:r>
+      <w:r>
+        <w:rPr>
+          <w:rtl/>
+          <w:lang w:bidi="ar-SA"/>
+        </w:rPr>
+        <w:t>وصل شده</w:t>
+      </w:r>
+    </w:p>
+    <w:p>
+      <w:pPr>
+        <w:numPr>
+          <w:ilvl w:val="0"/>
+          <w:numId w:val="51"/>
+        </w:numPr>
+        <w:rPr>
+          <w:lang w:bidi="ar-SA"/>
+        </w:rPr>
+      </w:pPr>
+      <w:r>
+        <w:rPr>
+          <w:rtl/>
+          <w:lang w:bidi="ar-SA"/>
+        </w:rPr>
+        <w:t xml:space="preserve">حالا به فایل </w:t>
+      </w:r>
+      <w:r>
+        <w:rPr>
+          <w:lang w:bidi="ar-SA"/>
+        </w:rPr>
+        <w:t xml:space="preserve">helloworld/urls.py </w:t>
+      </w:r>
+      <w:r>
+        <w:rPr>
+          <w:rtl/>
+          <w:lang w:bidi="ar-SA"/>
+        </w:rPr>
+        <w:t xml:space="preserve">می‌رود و دنبال مسیر </w:t>
+      </w:r>
+      <w:r>
+        <w:rPr>
+          <w:lang w:bidi="ar-SA"/>
+        </w:rPr>
+        <w:t xml:space="preserve">'hello/' </w:t>
+      </w:r>
+      <w:r>
+        <w:rPr>
+          <w:rtl/>
+          <w:lang w:bidi="ar-SA"/>
+        </w:rPr>
+        <w:t>می‌گردد</w:t>
+      </w:r>
+    </w:p>
+    <w:p>
+      <w:pPr>
+        <w:numPr>
+          <w:ilvl w:val="0"/>
+          <w:numId w:val="51"/>
+        </w:numPr>
+        <w:rPr>
+          <w:lang w:bidi="ar-SA"/>
+        </w:rPr>
+      </w:pPr>
+      <w:r>
+        <w:rPr>
+          <w:rtl/>
+          <w:lang w:bidi="ar-SA"/>
+        </w:rPr>
+        <w:t>مسیر پیدا شد</w:t>
+      </w:r>
+      <w:r>
+        <w:rPr>
+          <w:lang w:bidi="ar-SA"/>
+        </w:rPr>
+        <w:t xml:space="preserve"> → </w:t>
+      </w:r>
+      <w:r>
+        <w:rPr>
+          <w:b/>
+          <w:bCs/>
+          <w:rtl/>
+          <w:lang w:bidi="ar-SA"/>
+        </w:rPr>
+        <w:t>تابع</w:t>
+      </w:r>
+      <w:r>
+        <w:rPr>
+          <w:b/>
+          <w:bCs/>
+          <w:lang w:bidi="ar-SA"/>
+        </w:rPr>
+        <w:t xml:space="preserve"> View </w:t>
+      </w:r>
+      <w:r>
+        <w:rPr>
+          <w:b/>
+          <w:bCs/>
+          <w:rtl/>
+          <w:lang w:bidi="ar-SA"/>
+        </w:rPr>
+        <w:t>اجرا می‌شود</w:t>
+      </w:r>
+      <w:r>
+        <w:rPr>
+          <w:rtl/>
+          <w:lang w:bidi="ar-SA"/>
+        </w:rPr>
+        <w:t xml:space="preserve"> </w:t>
+      </w:r>
+      <w:r>
+        <w:rPr>
+          <w:lang w:bidi="ar-SA"/>
+        </w:rPr>
+        <w:t>(</w:t>
+      </w:r>
+      <w:proofErr w:type="spellStart"/>
+      <w:r>
+        <w:rPr>
+          <w:lang w:bidi="ar-SA"/>
+        </w:rPr>
+        <w:t>hello_view</w:t>
+      </w:r>
+      <w:proofErr w:type="spellEnd"/>
+      <w:r>
+        <w:rPr>
+          <w:lang w:bidi="ar-SA"/>
+        </w:rPr>
+        <w:t>)</w:t>
+      </w:r>
+    </w:p>
+    <w:p>
+      <w:pPr>
+        <w:numPr>
+          <w:ilvl w:val="0"/>
+          <w:numId w:val="51"/>
+        </w:numPr>
+        <w:rPr>
+          <w:lang w:bidi="ar-SA"/>
+        </w:rPr>
+      </w:pPr>
+      <w:r>
+        <w:rPr>
+          <w:lang w:bidi="ar-SA"/>
+        </w:rPr>
+        <w:lastRenderedPageBreak/>
+        <w:t xml:space="preserve">View </w:t>
+      </w:r>
+      <w:r>
+        <w:rPr>
+          <w:rtl/>
+          <w:lang w:bidi="ar-SA"/>
+        </w:rPr>
+        <w:t>داده‌ها را آماده می‌کند و به</w:t>
+      </w:r>
+      <w:r>
+        <w:rPr>
+          <w:lang w:bidi="ar-SA"/>
+        </w:rPr>
+        <w:t xml:space="preserve"> Template </w:t>
+      </w:r>
+      <w:r>
+        <w:rPr>
+          <w:rtl/>
+          <w:lang w:bidi="ar-SA"/>
+        </w:rPr>
+        <w:t>می‌فرستد</w:t>
+      </w:r>
+    </w:p>
+    <w:p>
+      <w:pPr>
+        <w:numPr>
+          <w:ilvl w:val="0"/>
+          <w:numId w:val="51"/>
+        </w:numPr>
+        <w:rPr>
+          <w:lang w:bidi="ar-SA"/>
+        </w:rPr>
+      </w:pPr>
+      <w:r>
+        <w:rPr>
+          <w:lang w:bidi="ar-SA"/>
+        </w:rPr>
+        <w:t xml:space="preserve">Template HTML </w:t>
+      </w:r>
+      <w:r>
+        <w:rPr>
+          <w:rtl/>
+          <w:lang w:bidi="ar-SA"/>
+        </w:rPr>
+        <w:t xml:space="preserve">تولید می‌کند </w:t>
+      </w:r>
+      <w:r>
+        <w:rPr>
+          <w:rFonts w:ascii="Arial" w:hAnsi="Arial" w:cs="Arial" w:hint="cs"/>
+          <w:rtl/>
+          <w:lang w:bidi="ar-SA"/>
+        </w:rPr>
+        <w:t>→</w:t>
+      </w:r>
+      <w:r>
+        <w:rPr>
+          <w:rtl/>
+          <w:lang w:bidi="ar-SA"/>
+        </w:rPr>
+        <w:t xml:space="preserve"> </w:t>
+      </w:r>
+      <w:r>
+        <w:rPr>
+          <w:rFonts w:hint="cs"/>
+          <w:rtl/>
+          <w:lang w:bidi="ar-SA"/>
+        </w:rPr>
+        <w:t>به</w:t>
+      </w:r>
+      <w:r>
+        <w:rPr>
+          <w:rtl/>
+          <w:lang w:bidi="ar-SA"/>
+        </w:rPr>
+        <w:t xml:space="preserve"> </w:t>
+      </w:r>
+      <w:r>
+        <w:rPr>
+          <w:rFonts w:hint="cs"/>
+          <w:rtl/>
+          <w:lang w:bidi="ar-SA"/>
+        </w:rPr>
+        <w:t>مرورگر</w:t>
+      </w:r>
+      <w:r>
+        <w:rPr>
+          <w:rtl/>
+          <w:lang w:bidi="ar-SA"/>
+        </w:rPr>
+        <w:t xml:space="preserve"> </w:t>
+      </w:r>
+      <w:r>
+        <w:rPr>
+          <w:rFonts w:hint="cs"/>
+          <w:rtl/>
+          <w:lang w:bidi="ar-SA"/>
+        </w:rPr>
+        <w:t>برمی‌گردد</w:t>
+      </w:r>
+    </w:p>
+    <w:p>
+      <w:pPr>
+        <w:rPr>
+          <w:b/>
+          <w:bCs/>
+          <w:lang w:bidi="ar-SA"/>
+        </w:rPr>
+      </w:pPr>
+      <w:r>
+        <w:rPr>
+          <w:b/>
+          <w:bCs/>
+          <w:rtl/>
+          <w:lang w:bidi="ar-SA"/>
+        </w:rPr>
+        <w:t>نکته مهم برای دانشجو</w:t>
+      </w:r>
+      <w:r>
+        <w:rPr>
+          <w:b/>
+          <w:bCs/>
+          <w:lang w:bidi="ar-SA"/>
+        </w:rPr>
+        <w:t>:</w:t>
+      </w:r>
+    </w:p>
+    <w:p>
+      <w:pPr>
+        <w:numPr>
+          <w:ilvl w:val="0"/>
+          <w:numId w:val="52"/>
+        </w:numPr>
+        <w:rPr>
+          <w:lang w:bidi="ar-SA"/>
+        </w:rPr>
+      </w:pPr>
+      <w:r>
+        <w:rPr>
+          <w:b/>
+          <w:bCs/>
+          <w:rtl/>
+          <w:lang w:bidi="ar-SA"/>
+        </w:rPr>
+        <w:t>هر اپ می‌تواند فایل</w:t>
+      </w:r>
+      <w:r>
+        <w:rPr>
+          <w:b/>
+          <w:bCs/>
+          <w:lang w:bidi="ar-SA"/>
+        </w:rPr>
+        <w:t xml:space="preserve"> </w:t>
+      </w:r>
+      <w:proofErr w:type="spellStart"/>
+      <w:r>
+        <w:rPr>
+          <w:b/>
+          <w:bCs/>
+          <w:lang w:bidi="ar-SA"/>
+        </w:rPr>
+        <w:t>urls</w:t>
+      </w:r>
+      <w:proofErr w:type="spellEnd"/>
+      <w:r>
+        <w:rPr>
+          <w:b/>
+          <w:bCs/>
+          <w:lang w:bidi="ar-SA"/>
+        </w:rPr>
+        <w:t xml:space="preserve"> </w:t>
+      </w:r>
+      <w:r>
+        <w:rPr>
+          <w:b/>
+          <w:bCs/>
+          <w:rtl/>
+          <w:lang w:bidi="ar-SA"/>
+        </w:rPr>
+        <w:t>خودش را داشته باشد</w:t>
+      </w:r>
+      <w:r>
+        <w:rPr>
+          <w:rtl/>
+          <w:lang w:bidi="ar-SA"/>
+        </w:rPr>
+        <w:t xml:space="preserve"> </w:t>
+      </w:r>
+      <w:r>
+        <w:rPr>
+          <w:lang w:bidi="ar-SA"/>
+        </w:rPr>
+        <w:t xml:space="preserve">→ </w:t>
+      </w:r>
+      <w:r>
+        <w:rPr>
+          <w:rtl/>
+          <w:lang w:bidi="ar-SA"/>
+        </w:rPr>
+        <w:t>باعث مرتب بودن پروژه می‌شود</w:t>
+      </w:r>
+    </w:p>
+    <w:p>
+      <w:pPr>
+        <w:numPr>
+          <w:ilvl w:val="0"/>
+          <w:numId w:val="52"/>
+        </w:numPr>
+        <w:rPr>
+          <w:lang w:bidi="ar-SA"/>
+        </w:rPr>
+      </w:pPr>
+      <w:proofErr w:type="gramStart"/>
+      <w:r>
+        <w:rPr>
+          <w:b/>
+          <w:bCs/>
+          <w:lang w:bidi="ar-SA"/>
+        </w:rPr>
+        <w:t>include(</w:t>
+      </w:r>
+      <w:proofErr w:type="gramEnd"/>
+      <w:r>
+        <w:rPr>
+          <w:b/>
+          <w:bCs/>
+          <w:lang w:bidi="ar-SA"/>
+        </w:rPr>
+        <w:t>)</w:t>
+      </w:r>
+      <w:r>
+        <w:rPr>
+          <w:lang w:bidi="ar-SA"/>
+        </w:rPr>
+        <w:t xml:space="preserve"> → </w:t>
+      </w:r>
+      <w:r>
+        <w:rPr>
+          <w:rtl/>
+          <w:lang w:bidi="ar-SA"/>
+        </w:rPr>
+        <w:t>مثل پل بین</w:t>
+      </w:r>
+      <w:r>
+        <w:rPr>
+          <w:lang w:bidi="ar-SA"/>
+        </w:rPr>
+        <w:t xml:space="preserve"> URL</w:t>
+      </w:r>
+      <w:r>
+        <w:rPr>
+          <w:rtl/>
+          <w:lang w:bidi="ar-SA"/>
+        </w:rPr>
+        <w:t>های اپ و</w:t>
+      </w:r>
+      <w:r>
+        <w:rPr>
+          <w:lang w:bidi="ar-SA"/>
+        </w:rPr>
+        <w:t xml:space="preserve"> URL</w:t>
+      </w:r>
+      <w:r>
+        <w:rPr>
+          <w:rtl/>
+          <w:lang w:bidi="ar-SA"/>
+        </w:rPr>
+        <w:t>های پروژه است</w:t>
+      </w:r>
+    </w:p>
+    <w:p>
+      <w:pPr>
+        <w:numPr>
+          <w:ilvl w:val="0"/>
+          <w:numId w:val="52"/>
+        </w:numPr>
+        <w:rPr>
+          <w:lang w:bidi="ar-SA"/>
+        </w:rPr>
+      </w:pPr>
+      <w:r>
+        <w:rPr>
+          <w:b/>
+          <w:bCs/>
+          <w:rtl/>
+          <w:lang w:bidi="ar-SA"/>
+        </w:rPr>
+        <w:t>مسیر</w:t>
+      </w:r>
+      <w:r>
+        <w:rPr>
+          <w:b/>
+          <w:bCs/>
+          <w:lang w:bidi="ar-SA"/>
+        </w:rPr>
+        <w:t xml:space="preserve"> URL</w:t>
+      </w:r>
+      <w:r>
+        <w:rPr>
+          <w:lang w:bidi="ar-SA"/>
+        </w:rPr>
+        <w:t xml:space="preserve"> </w:t>
+      </w:r>
+      <w:r>
+        <w:rPr>
+          <w:rtl/>
+          <w:lang w:bidi="ar-SA"/>
+        </w:rPr>
+        <w:t xml:space="preserve">در </w:t>
+      </w:r>
+      <w:r>
+        <w:rPr>
+          <w:lang w:bidi="ar-SA"/>
+        </w:rPr>
+        <w:t xml:space="preserve">path() </w:t>
+      </w:r>
+      <w:r>
+        <w:rPr>
+          <w:b/>
+          <w:bCs/>
+          <w:rtl/>
+          <w:lang w:bidi="ar-SA"/>
+        </w:rPr>
+        <w:t>می‌تواند هر چیزی باشد</w:t>
+      </w:r>
+      <w:r>
+        <w:rPr>
+          <w:rtl/>
+          <w:lang w:bidi="ar-SA"/>
+        </w:rPr>
+        <w:t>، فقط باید با</w:t>
+      </w:r>
+      <w:r>
+        <w:rPr>
+          <w:lang w:bidi="ar-SA"/>
+        </w:rPr>
+        <w:t xml:space="preserve"> View </w:t>
+      </w:r>
+      <w:r>
+        <w:rPr>
+          <w:rtl/>
+          <w:lang w:bidi="ar-SA"/>
+        </w:rPr>
+        <w:t>مطابقت داشته باشد</w:t>
+      </w:r>
+    </w:p>
+    <w:p>
+      <w:pPr>
+        <w:pStyle w:val="Heading2"/>
+        <w:rPr>
+          <w:rtl/>
+          <w:lang w:bidi="ar-SA"/>
+        </w:rPr>
+      </w:pPr>
+      <w:bookmarkStart w:id="9" w:name="_فصل_۳:_بخش"/>
+      <w:bookmarkEnd w:id="9"/>
+      <w:r>
+        <w:rPr>
+          <w:rFonts w:hint="cs"/>
+          <w:rtl/>
+          <w:lang w:bidi="ar-SA"/>
+        </w:rPr>
+        <w:t>فصل</w:t>
+      </w:r>
+      <w:r>
+        <w:rPr>
+          <w:rtl/>
+          <w:lang w:bidi="ar-SA"/>
+        </w:rPr>
+        <w:t xml:space="preserve"> </w:t>
+      </w:r>
+      <w:r>
+        <w:rPr>
+          <w:rtl/>
+        </w:rPr>
+        <w:t xml:space="preserve">۳: </w:t>
+      </w:r>
+      <w:r>
+        <w:rPr>
+          <w:rtl/>
+          <w:lang w:bidi="ar-SA"/>
+        </w:rPr>
+        <w:t>بخش قالب‌ها (</w:t>
+      </w:r>
+      <w:r>
+        <w:t>Templates</w:t>
+      </w:r>
+      <w:r>
+        <w:rPr>
+          <w:rtl/>
+          <w:lang w:bidi="ar-SA"/>
+        </w:rPr>
+        <w:t>) و استاتیک</w:t>
+      </w:r>
+    </w:p>
+    <w:p>
+      <w:pPr>
+        <w:rPr>
+          <w:b/>
+          <w:bCs/>
+          <w:lang w:bidi="ar-SA"/>
+        </w:rPr>
+      </w:pPr>
+      <w:r>
+        <w:rPr>
+          <w:b/>
+          <w:bCs/>
+          <w:rtl/>
+          <w:lang w:bidi="ar-SA"/>
+        </w:rPr>
+        <w:t xml:space="preserve">فصل </w:t>
+      </w:r>
+      <w:r>
+        <w:rPr>
+          <w:b/>
+          <w:bCs/>
+          <w:rtl/>
+        </w:rPr>
+        <w:t xml:space="preserve">۳: </w:t>
+      </w:r>
+      <w:r>
+        <w:rPr>
+          <w:b/>
+          <w:bCs/>
+          <w:rtl/>
+          <w:lang w:bidi="ar-SA"/>
+        </w:rPr>
+        <w:t>قالب‌ها</w:t>
+      </w:r>
+      <w:r>
+        <w:rPr>
+          <w:b/>
+          <w:bCs/>
+          <w:lang w:bidi="ar-SA"/>
+        </w:rPr>
+        <w:t xml:space="preserve"> (Templates) </w:t>
+      </w:r>
+      <w:r>
+        <w:rPr>
+          <w:b/>
+          <w:bCs/>
+          <w:rtl/>
+          <w:lang w:bidi="ar-SA"/>
+        </w:rPr>
+        <w:t>و فایل‌های استاتیک</w:t>
+      </w:r>
+      <w:r>
+        <w:rPr>
+          <w:b/>
+          <w:bCs/>
+          <w:lang w:bidi="ar-SA"/>
+        </w:rPr>
+        <w:t xml:space="preserve"> (Static)</w:t>
+      </w:r>
+    </w:p>
+    <w:p>
+      <w:pPr>
+        <w:rPr>
+          <w:b/>
+          <w:bCs/>
+          <w:lang w:bidi="ar-SA"/>
+        </w:rPr>
+      </w:pPr>
+      <w:r>
+        <w:rPr>
+          <w:b/>
+          <w:bCs/>
+          <w:rtl/>
+          <w:lang w:bidi="ar-SA"/>
+        </w:rPr>
+        <w:t>قالب‌ها</w:t>
+      </w:r>
+      <w:r>
+        <w:rPr>
+          <w:b/>
+          <w:bCs/>
+          <w:lang w:bidi="ar-SA"/>
+        </w:rPr>
+        <w:t xml:space="preserve"> (Templates)</w:t>
+      </w:r>
+    </w:p>
+    <w:p>
+      <w:pPr>
+        <w:numPr>
+          <w:ilvl w:val="0"/>
+          <w:numId w:val="53"/>
+        </w:numPr>
+        <w:rPr>
+          <w:lang w:bidi="ar-SA"/>
+        </w:rPr>
+      </w:pPr>
+      <w:r>
+        <w:rPr>
+          <w:b/>
+          <w:bCs/>
+          <w:lang w:bidi="ar-SA"/>
+        </w:rPr>
+        <w:t>Template‌</w:t>
+      </w:r>
+      <w:r>
+        <w:rPr>
+          <w:b/>
+          <w:bCs/>
+          <w:rtl/>
+          <w:lang w:bidi="ar-SA"/>
+        </w:rPr>
+        <w:t>ها فایل‌هایی هستند که ظاهر صفحات سایت را مشخص می‌کنند</w:t>
+      </w:r>
+      <w:r>
+        <w:rPr>
+          <w:b/>
+          <w:bCs/>
+          <w:lang w:bidi="ar-SA"/>
+        </w:rPr>
+        <w:t>.</w:t>
+      </w:r>
+    </w:p>
+    <w:p>
+      <w:pPr>
+        <w:numPr>
+          <w:ilvl w:val="0"/>
+          <w:numId w:val="53"/>
+        </w:numPr>
+        <w:rPr>
+          <w:lang w:bidi="ar-SA"/>
+        </w:rPr>
+      </w:pPr>
+      <w:r>
+        <w:rPr>
+          <w:rtl/>
+          <w:lang w:bidi="ar-SA"/>
+        </w:rPr>
+        <w:t>معمولاً شامل</w:t>
+      </w:r>
+      <w:r>
+        <w:rPr>
+          <w:lang w:bidi="ar-SA"/>
+        </w:rPr>
+        <w:t xml:space="preserve"> HTML </w:t>
+      </w:r>
+      <w:r>
+        <w:rPr>
+          <w:rtl/>
+          <w:lang w:bidi="ar-SA"/>
+        </w:rPr>
+        <w:t>و گاهی تگ‌های مخصوص</w:t>
+      </w:r>
+      <w:r>
+        <w:rPr>
+          <w:lang w:bidi="ar-SA"/>
+        </w:rPr>
+        <w:t xml:space="preserve"> Django </w:t>
+      </w:r>
+      <w:r>
+        <w:rPr>
+          <w:rtl/>
+          <w:lang w:bidi="ar-SA"/>
+        </w:rPr>
+        <w:t>برای نمایش داده‌ها هستند</w:t>
+      </w:r>
+      <w:r>
+        <w:rPr>
+          <w:lang w:bidi="ar-SA"/>
+        </w:rPr>
+        <w:t>.</w:t>
+      </w:r>
+    </w:p>
+    <w:p>
+      <w:pPr>
+        <w:numPr>
+          <w:ilvl w:val="0"/>
+          <w:numId w:val="53"/>
+        </w:numPr>
+        <w:rPr>
+          <w:lang w:bidi="ar-SA"/>
+        </w:rPr>
+      </w:pPr>
+      <w:r>
+        <w:rPr>
+          <w:lang w:bidi="ar-SA"/>
+        </w:rPr>
+        <w:t xml:space="preserve">View </w:t>
+      </w:r>
+      <w:r>
+        <w:rPr>
+          <w:rtl/>
+          <w:lang w:bidi="ar-SA"/>
+        </w:rPr>
+        <w:t>داده‌ها را به</w:t>
+      </w:r>
+      <w:r>
+        <w:rPr>
+          <w:lang w:bidi="ar-SA"/>
+        </w:rPr>
+        <w:t xml:space="preserve"> Template </w:t>
+      </w:r>
+      <w:r>
+        <w:rPr>
+          <w:rtl/>
+          <w:lang w:bidi="ar-SA"/>
+        </w:rPr>
+        <w:t>می‌فرستد و</w:t>
+      </w:r>
+      <w:r>
+        <w:rPr>
+          <w:lang w:bidi="ar-SA"/>
+        </w:rPr>
+        <w:t xml:space="preserve"> Template </w:t>
+      </w:r>
+      <w:r>
+        <w:rPr>
+          <w:rtl/>
+          <w:lang w:bidi="ar-SA"/>
+        </w:rPr>
+        <w:t xml:space="preserve">آن‌ها را </w:t>
+      </w:r>
+      <w:r>
+        <w:rPr>
+          <w:b/>
+          <w:bCs/>
+          <w:rtl/>
+          <w:lang w:bidi="ar-SA"/>
+        </w:rPr>
+        <w:t>برای کاربر نمایش می‌دهد</w:t>
+      </w:r>
+      <w:r>
+        <w:rPr>
+          <w:lang w:bidi="ar-SA"/>
+        </w:rPr>
+        <w:t>.</w:t>
+      </w:r>
+    </w:p>
+    <w:p>
+      <w:pPr>
+        <w:numPr>
+          <w:ilvl w:val="0"/>
+          <w:numId w:val="53"/>
+        </w:numPr>
+        <w:rPr>
+          <w:lang w:bidi="ar-SA"/>
+        </w:rPr>
+      </w:pPr>
+      <w:r>
+        <w:rPr>
+          <w:rtl/>
+          <w:lang w:bidi="ar-SA"/>
+        </w:rPr>
+        <w:t>به کمک</w:t>
+      </w:r>
+      <w:r>
+        <w:rPr>
+          <w:lang w:bidi="ar-SA"/>
+        </w:rPr>
+        <w:t xml:space="preserve"> Template </w:t>
+      </w:r>
+      <w:r>
+        <w:rPr>
+          <w:rtl/>
+          <w:lang w:bidi="ar-SA"/>
+        </w:rPr>
+        <w:t xml:space="preserve">می‌توان </w:t>
+      </w:r>
+      <w:r>
+        <w:rPr>
+          <w:b/>
+          <w:bCs/>
+          <w:rtl/>
+          <w:lang w:bidi="ar-SA"/>
+        </w:rPr>
+        <w:t>ظاهر سایت را از منطق برنامه جدا کرد</w:t>
+      </w:r>
+      <w:r>
+        <w:rPr>
+          <w:rtl/>
+          <w:lang w:bidi="ar-SA"/>
+        </w:rPr>
+        <w:t>، یعنی بدون تغییر کد</w:t>
+      </w:r>
+      <w:r>
+        <w:rPr>
+          <w:lang w:bidi="ar-SA"/>
+        </w:rPr>
+        <w:t xml:space="preserve"> Python</w:t>
+      </w:r>
+      <w:r>
+        <w:rPr>
+          <w:rtl/>
+          <w:lang w:bidi="ar-SA"/>
+        </w:rPr>
+        <w:t>، می‌توان ظاهر سایت را تغییر داد</w:t>
+      </w:r>
+      <w:r>
+        <w:rPr>
+          <w:lang w:bidi="ar-SA"/>
+        </w:rPr>
+        <w:t>.</w:t>
+      </w:r>
+    </w:p>
+    <w:p>
+      <w:pPr>
+        <w:rPr>
+          <w:b/>
+          <w:bCs/>
+          <w:lang w:bidi="ar-SA"/>
+        </w:rPr>
+      </w:pPr>
+      <w:r>
+        <w:rPr>
+          <w:b/>
+          <w:bCs/>
+          <w:rtl/>
+          <w:lang w:bidi="ar-SA"/>
+        </w:rPr>
+        <w:t>فایل‌های استاتیک</w:t>
+      </w:r>
+      <w:r>
+        <w:rPr>
+          <w:b/>
+          <w:bCs/>
+          <w:lang w:bidi="ar-SA"/>
+        </w:rPr>
+        <w:t xml:space="preserve"> (Static files)</w:t>
+      </w:r>
+    </w:p>
+    <w:p>
+      <w:pPr>
+        <w:numPr>
+          <w:ilvl w:val="0"/>
+          <w:numId w:val="54"/>
+        </w:numPr>
+        <w:rPr>
+          <w:lang w:bidi="ar-SA"/>
+        </w:rPr>
+      </w:pPr>
+      <w:r>
+        <w:rPr>
+          <w:rtl/>
+          <w:lang w:bidi="ar-SA"/>
+        </w:rPr>
+        <w:t xml:space="preserve">فایل‌های استاتیک شامل </w:t>
+      </w:r>
+      <w:r>
+        <w:rPr>
+          <w:b/>
+          <w:bCs/>
+          <w:lang w:bidi="ar-SA"/>
+        </w:rPr>
+        <w:t>CSS</w:t>
+      </w:r>
+      <w:r>
+        <w:rPr>
+          <w:b/>
+          <w:bCs/>
+          <w:rtl/>
+          <w:lang w:bidi="ar-SA"/>
+        </w:rPr>
+        <w:t xml:space="preserve">، </w:t>
+      </w:r>
+      <w:r>
+        <w:rPr>
+          <w:b/>
+          <w:bCs/>
+          <w:lang w:bidi="ar-SA"/>
+        </w:rPr>
+        <w:t>JavaScript</w:t>
+      </w:r>
+      <w:r>
+        <w:rPr>
+          <w:b/>
+          <w:bCs/>
+          <w:rtl/>
+          <w:lang w:bidi="ar-SA"/>
+        </w:rPr>
+        <w:t>، تصاویر و فونت‌ها</w:t>
+      </w:r>
+      <w:r>
+        <w:rPr>
+          <w:rtl/>
+          <w:lang w:bidi="ar-SA"/>
+        </w:rPr>
+        <w:t xml:space="preserve"> هستند</w:t>
+      </w:r>
+      <w:r>
+        <w:rPr>
+          <w:lang w:bidi="ar-SA"/>
+        </w:rPr>
+        <w:t>.</w:t>
+      </w:r>
+    </w:p>
+    <w:p>
+      <w:pPr>
+        <w:numPr>
+          <w:ilvl w:val="0"/>
+          <w:numId w:val="54"/>
+        </w:numPr>
+        <w:rPr>
+          <w:lang w:bidi="ar-SA"/>
+        </w:rPr>
+      </w:pPr>
+      <w:r>
+        <w:rPr>
+          <w:rtl/>
+          <w:lang w:bidi="ar-SA"/>
+        </w:rPr>
+        <w:lastRenderedPageBreak/>
+        <w:t xml:space="preserve">این فایل‌ها </w:t>
+      </w:r>
+      <w:r>
+        <w:rPr>
+          <w:b/>
+          <w:bCs/>
+          <w:rtl/>
+          <w:lang w:bidi="ar-SA"/>
+        </w:rPr>
+        <w:t>ظاهر سایت و تعامل با کاربر</w:t>
+      </w:r>
+      <w:r>
+        <w:rPr>
+          <w:rtl/>
+          <w:lang w:bidi="ar-SA"/>
+        </w:rPr>
+        <w:t xml:space="preserve"> را زیباتر و کاربردی‌تر می‌کنند</w:t>
+      </w:r>
+      <w:r>
+        <w:rPr>
+          <w:lang w:bidi="ar-SA"/>
+        </w:rPr>
+        <w:t>.</w:t>
+      </w:r>
+    </w:p>
+    <w:p>
+      <w:pPr>
+        <w:numPr>
+          <w:ilvl w:val="0"/>
+          <w:numId w:val="54"/>
+        </w:numPr>
+        <w:rPr>
+          <w:lang w:bidi="ar-SA"/>
+        </w:rPr>
+      </w:pPr>
+      <w:r>
+        <w:rPr>
+          <w:lang w:bidi="ar-SA"/>
+        </w:rPr>
+        <w:t xml:space="preserve">Django </w:t>
+      </w:r>
+      <w:r>
+        <w:rPr>
+          <w:rtl/>
+          <w:lang w:bidi="ar-SA"/>
+        </w:rPr>
+        <w:t>مسیر این فایل‌ها را مدیریت می‌کند تا هنگام نمایش صفحات، مرورگر بتواند آن‌ها را دریافت کند</w:t>
+      </w:r>
+      <w:r>
+        <w:rPr>
+          <w:lang w:bidi="ar-SA"/>
+        </w:rPr>
+        <w:t>.</w:t>
+      </w:r>
+    </w:p>
+    <w:p>
+      <w:pPr>
+        <w:rPr>
+          <w:b/>
+          <w:bCs/>
+          <w:lang w:bidi="ar-SA"/>
+        </w:rPr>
+      </w:pPr>
+      <w:r>
+        <w:rPr>
+          <w:b/>
+          <w:bCs/>
+          <w:rtl/>
+          <w:lang w:bidi="ar-SA"/>
+        </w:rPr>
+        <w:t>جمع‌بندی ساده</w:t>
+      </w:r>
+    </w:p>
+    <w:p>
+      <w:pPr>
+        <w:numPr>
+          <w:ilvl w:val="0"/>
+          <w:numId w:val="55"/>
+        </w:numPr>
+        <w:rPr>
+          <w:lang w:bidi="ar-SA"/>
+        </w:rPr>
+      </w:pPr>
+      <w:r>
+        <w:rPr>
+          <w:b/>
+          <w:bCs/>
+          <w:lang w:bidi="ar-SA"/>
+        </w:rPr>
+        <w:t xml:space="preserve">Template = </w:t>
+      </w:r>
+      <w:r>
+        <w:rPr>
+          <w:b/>
+          <w:bCs/>
+          <w:rtl/>
+          <w:lang w:bidi="ar-SA"/>
+        </w:rPr>
+        <w:t>ظاهر سایت و نمایش داده‌ها</w:t>
+      </w:r>
+    </w:p>
+    <w:p>
+      <w:pPr>
+        <w:numPr>
+          <w:ilvl w:val="0"/>
+          <w:numId w:val="55"/>
+        </w:numPr>
+        <w:rPr>
+          <w:lang w:bidi="ar-SA"/>
+        </w:rPr>
+      </w:pPr>
+      <w:r>
+        <w:rPr>
+          <w:b/>
+          <w:bCs/>
+          <w:lang w:bidi="ar-SA"/>
+        </w:rPr>
+        <w:t xml:space="preserve">Static = </w:t>
+      </w:r>
+      <w:r>
+        <w:rPr>
+          <w:b/>
+          <w:bCs/>
+          <w:rtl/>
+          <w:lang w:bidi="ar-SA"/>
+        </w:rPr>
+        <w:t>فایل‌های کمکی برای ظاهر و رفتار صفحات</w:t>
+      </w:r>
+    </w:p>
+    <w:p>
+      <w:pPr>
+        <w:numPr>
+          <w:ilvl w:val="0"/>
+          <w:numId w:val="55"/>
+        </w:numPr>
+        <w:rPr>
+          <w:lang w:bidi="ar-SA"/>
+        </w:rPr>
+      </w:pPr>
+      <w:r>
+        <w:rPr>
+          <w:rtl/>
+          <w:lang w:bidi="ar-SA"/>
+        </w:rPr>
+        <w:t xml:space="preserve">با این دو بخش، سایت شما </w:t>
+      </w:r>
+      <w:r>
+        <w:rPr>
+          <w:b/>
+          <w:bCs/>
+          <w:rtl/>
+          <w:lang w:bidi="ar-SA"/>
+        </w:rPr>
+        <w:t>زیبا و تعاملی</w:t>
+      </w:r>
+      <w:r>
+        <w:rPr>
+          <w:rtl/>
+          <w:lang w:bidi="ar-SA"/>
+        </w:rPr>
+        <w:t xml:space="preserve"> می‌شود، بدون اینکه منطق برنامه با ظاهر قاطی شود</w:t>
+      </w:r>
+      <w:r>
+        <w:rPr>
+          <w:lang w:bidi="ar-SA"/>
+        </w:rPr>
+        <w:t>.</w:t>
+      </w:r>
+    </w:p>
+    <w:p>
+      <w:pPr>
+        <w:pStyle w:val="Heading2"/>
+        <w:rPr>
+          <w:rtl/>
+        </w:rPr>
+      </w:pPr>
+      <w:r>
+        <w:rPr>
+          <w:rtl/>
+          <w:lang w:bidi="ar-SA"/>
+        </w:rPr>
+        <w:t xml:space="preserve">ارسال داده از سمت </w:t>
+      </w:r>
+      <w:r>
+        <w:t>View</w:t>
+      </w:r>
+      <w:r>
+        <w:rPr>
+          <w:rtl/>
+          <w:lang w:bidi="ar-SA"/>
+        </w:rPr>
+        <w:t xml:space="preserve"> به فایل‌های </w:t>
+      </w:r>
+      <w:r>
+        <w:t>HTML</w:t>
+      </w:r>
+    </w:p>
+    <w:p>
+      <w:pPr>
+        <w:rPr>
+          <w:b/>
+          <w:bCs/>
+        </w:rPr>
+      </w:pPr>
+      <w:r>
+        <w:rPr>
+          <w:b/>
+          <w:bCs/>
+        </w:rPr>
+        <w:t xml:space="preserve"> </w:t>
+      </w:r>
+      <w:r>
+        <w:rPr>
+          <w:b/>
+          <w:bCs/>
+          <w:rtl/>
+          <w:lang w:bidi="ar-SA"/>
+        </w:rPr>
+        <w:t>اضافه کردن مقدار جدید در</w:t>
+      </w:r>
+      <w:r>
+        <w:rPr>
+          <w:b/>
+          <w:bCs/>
+        </w:rPr>
+        <w:t xml:space="preserve"> View</w:t>
+      </w:r>
+    </w:p>
+    <w:p>
+      <w:pPr>
+        <w:rPr>
+          <w:rtl/>
+        </w:rPr>
+      </w:pPr>
+      <w:r>
+        <w:rPr>
+          <w:rtl/>
+          <w:lang w:bidi="ar-SA"/>
+        </w:rPr>
+        <w:t xml:space="preserve">داخل فایل </w:t>
+      </w:r>
+      <w:r>
+        <w:t>helloworld/views.py</w:t>
+      </w:r>
+      <w:r>
+        <w:rPr>
+          <w:rtl/>
+          <w:lang w:bidi="ar-SA"/>
+        </w:rPr>
+        <w:t xml:space="preserve">، </w:t>
+      </w:r>
+      <w:r>
+        <w:t xml:space="preserve">View </w:t>
+      </w:r>
+      <w:r>
+        <w:rPr>
+          <w:rtl/>
+          <w:lang w:bidi="ar-SA"/>
+        </w:rPr>
+        <w:t>ما الان شبیه این است</w:t>
       </w:r>
       <w:r>
         <w:t>:</w:t>
@@ -18395,31 +18099,17 @@
               <w:pStyle w:val="code"/>
             </w:pPr>
             <w:r>
-              <w:t xml:space="preserve">def </w:t>
+              <w:t xml:space="preserve">from </w:t>
             </w:r>
             <w:proofErr w:type="spellStart"/>
-            <w:r>
-              <w:t>hello_view</w:t>
+            <w:proofErr w:type="gramStart"/>
+            <w:r>
+              <w:t>django.shortcuts</w:t>
             </w:r>
             <w:proofErr w:type="spellEnd"/>
-            <w:r>
-              <w:t>(request):</w:t>
-            </w:r>
-          </w:p>
-          <w:p>
-            <w:pPr>
-              <w:pStyle w:val="code"/>
-            </w:pPr>
-            <w:r>
-              <w:t xml:space="preserve">    context = {</w:t>
-            </w:r>
-          </w:p>
-          <w:p>
-            <w:pPr>
-              <w:pStyle w:val="code"/>
-            </w:pPr>
-            <w:r>
-              <w:t xml:space="preserve">        'message': 'Hello, World! Welcome to my website.',</w:t>
+            <w:proofErr w:type="gramEnd"/>
+            <w:r>
+              <w:t xml:space="preserve"> import render</w:t>
             </w:r>
           </w:p>
           <w:p>
@@ -18429,40 +18119,37 @@
                 <w:rtl/>
               </w:rPr>
             </w:pPr>
-            <w:r>
-              <w:t xml:space="preserve">        'subtitle': 'This is a subtitle from the view.</w:t>
-            </w:r>
-            <w:proofErr w:type="gramStart"/>
-            <w:r>
-              <w:t>',  #</w:t>
-            </w:r>
-            <w:proofErr w:type="gramEnd"/>
-            <w:r>
-              <w:t xml:space="preserve"> </w:t>
-            </w:r>
-            <w:r>
-              <w:rPr>
-                <w:rFonts w:cs="A-bad kh@t2"/>
-                <w:rtl/>
-                <w:lang w:bidi="fa-IR"/>
-              </w:rPr>
-              <w:t>مقدار جد</w:t>
-            </w:r>
-            <w:r>
-              <w:rPr>
-                <w:rFonts w:cs="A-bad kh@t2" w:hint="cs"/>
-                <w:rtl/>
-                <w:lang w:bidi="fa-IR"/>
-              </w:rPr>
-              <w:t>ی</w:t>
-            </w:r>
-            <w:r>
-              <w:rPr>
-                <w:rFonts w:cs="A-bad kh@t2" w:hint="eastAsia"/>
-                <w:rtl/>
-                <w:lang w:bidi="fa-IR"/>
-              </w:rPr>
-              <w:t>د</w:t>
+          </w:p>
+          <w:p>
+            <w:pPr>
+              <w:pStyle w:val="code"/>
+            </w:pPr>
+            <w:r>
+              <w:t xml:space="preserve">def </w:t>
+            </w:r>
+            <w:proofErr w:type="spellStart"/>
+            <w:r>
+              <w:t>hello_view</w:t>
+            </w:r>
+            <w:proofErr w:type="spellEnd"/>
+            <w:r>
+              <w:t>(request):</w:t>
+            </w:r>
+          </w:p>
+          <w:p>
+            <w:pPr>
+              <w:pStyle w:val="code"/>
+            </w:pPr>
+            <w:r>
+              <w:t xml:space="preserve">    context = {</w:t>
+            </w:r>
+          </w:p>
+          <w:p>
+            <w:pPr>
+              <w:pStyle w:val="code"/>
+            </w:pPr>
+            <w:r>
+              <w:t xml:space="preserve">        'message': 'Hello, World! Welcome to my website.'</w:t>
             </w:r>
           </w:p>
           <w:p>
@@ -18473,115 +18160,6 @@
               </w:rPr>
             </w:pPr>
             <w:r>
-              <w:t xml:space="preserve">        '</w:t>
-            </w:r>
-            <w:proofErr w:type="spellStart"/>
-            <w:proofErr w:type="gramStart"/>
-            <w:r>
-              <w:t>text</w:t>
-            </w:r>
-            <w:proofErr w:type="gramEnd"/>
-            <w:r>
-              <w:t>_color</w:t>
-            </w:r>
-            <w:proofErr w:type="spellEnd"/>
-            <w:r>
-              <w:t>': 'blue</w:t>
-            </w:r>
-            <w:proofErr w:type="gramStart"/>
-            <w:r>
-              <w:t>',  #</w:t>
-            </w:r>
-            <w:proofErr w:type="gramEnd"/>
-            <w:r>
-              <w:t xml:space="preserve"> </w:t>
-            </w:r>
-            <w:proofErr w:type="spellStart"/>
-            <w:r>
-              <w:rPr>
-                <w:rFonts w:cs="A-bad kh@t2"/>
-                <w:rtl/>
-                <w:lang w:bidi="fa-IR"/>
-              </w:rPr>
-              <w:t>م</w:t>
-            </w:r>
-            <w:r>
-              <w:rPr>
-                <w:rFonts w:cs="A-bad kh@t2" w:hint="cs"/>
-                <w:rtl/>
-                <w:lang w:bidi="fa-IR"/>
-              </w:rPr>
-              <w:t>ی‌</w:t>
-            </w:r>
-            <w:r>
-              <w:rPr>
-                <w:rFonts w:cs="A-bad kh@t2" w:hint="eastAsia"/>
-                <w:rtl/>
-                <w:lang w:bidi="fa-IR"/>
-              </w:rPr>
-              <w:t>خواه</w:t>
-            </w:r>
-            <w:r>
-              <w:rPr>
-                <w:rFonts w:cs="A-bad kh@t2" w:hint="cs"/>
-                <w:rtl/>
-                <w:lang w:bidi="fa-IR"/>
-              </w:rPr>
-              <w:t>ی</w:t>
-            </w:r>
-            <w:r>
-              <w:rPr>
-                <w:rFonts w:cs="A-bad kh@t2" w:hint="eastAsia"/>
-                <w:rtl/>
-                <w:lang w:bidi="fa-IR"/>
-              </w:rPr>
-              <w:t>م</w:t>
-            </w:r>
-            <w:proofErr w:type="spellEnd"/>
-            <w:r>
-              <w:rPr>
-                <w:rFonts w:cs="A-bad kh@t2"/>
-                <w:rtl/>
-                <w:lang w:bidi="fa-IR"/>
-              </w:rPr>
-              <w:t xml:space="preserve"> با</w:t>
-            </w:r>
-            <w:r>
-              <w:t xml:space="preserve"> CSS </w:t>
-            </w:r>
-            <w:r>
-              <w:rPr>
-                <w:rFonts w:cs="A-bad kh@t2"/>
-                <w:rtl/>
-                <w:lang w:bidi="fa-IR"/>
-              </w:rPr>
-              <w:t>از آن استفاده کن</w:t>
-            </w:r>
-            <w:r>
-              <w:rPr>
-                <w:rFonts w:cs="A-bad kh@t2" w:hint="cs"/>
-                <w:rtl/>
-                <w:lang w:bidi="fa-IR"/>
-              </w:rPr>
-              <w:t>ی</w:t>
-            </w:r>
-            <w:r>
-              <w:rPr>
-                <w:rFonts w:cs="A-bad kh@t2" w:hint="eastAsia"/>
-                <w:rtl/>
-                <w:lang w:bidi="fa-IR"/>
-              </w:rPr>
-              <w:t>م</w:t>
-            </w:r>
-          </w:p>
-          <w:p>
-            <w:pPr>
-              <w:pStyle w:val="code"/>
-              <w:rPr>
-                <w:rtl/>
-              </w:rPr>
-            </w:pPr>
-            <w:r>
               <w:t xml:space="preserve">    }</w:t>
             </w:r>
           </w:p>
@@ -18613,112 +18191,59 @@
       </w:tr>
     </w:tbl>
     <w:p>
-      <w:r>
-        <w:t xml:space="preserve"> </w:t>
-      </w:r>
-      <w:r>
-        <w:rPr>
-          <w:rtl/>
-          <w:lang w:bidi="ar-SA"/>
-        </w:rPr>
-        <w:t>حالا دو مقدار جدید داریم</w:t>
-      </w:r>
-      <w:r>
-        <w:t xml:space="preserve">: subtitle </w:t>
-      </w:r>
-      <w:r>
-        <w:rPr>
-          <w:rtl/>
-          <w:lang w:bidi="ar-SA"/>
-        </w:rPr>
-        <w:t xml:space="preserve">و </w:t>
-      </w:r>
-      <w:proofErr w:type="spellStart"/>
-      <w:r>
-        <w:t>text_color</w:t>
-      </w:r>
-      <w:proofErr w:type="spellEnd"/>
-      <w:r>
-        <w:t>.</w:t>
-      </w:r>
-    </w:p>
-    <w:p>
-      <w:pPr>
-        <w:rPr>
-          <w:b/>
-          <w:bCs/>
-        </w:rPr>
-      </w:pPr>
-      <w:r>
-        <w:rPr>
-          <w:b/>
-          <w:bCs/>
-        </w:rPr>
-        <w:lastRenderedPageBreak/>
-        <w:t xml:space="preserve"> </w:t>
-      </w:r>
-      <w:r>
-        <w:rPr>
-          <w:b/>
-          <w:bCs/>
-          <w:rtl/>
-          <w:lang w:bidi="ar-SA"/>
-        </w:rPr>
-        <w:t>دریافت داده در</w:t>
-      </w:r>
-      <w:r>
-        <w:rPr>
-          <w:b/>
-          <w:bCs/>
-        </w:rPr>
-        <w:t xml:space="preserve"> Template</w:t>
-      </w:r>
-    </w:p>
-    <w:p>
-      <w:pPr>
-        <w:rPr>
-          <w:rtl/>
-        </w:rPr>
-      </w:pPr>
-      <w:r>
-        <w:rPr>
-          <w:rtl/>
-          <w:lang w:bidi="ar-SA"/>
-        </w:rPr>
-        <w:t>داخل فایل</w:t>
-      </w:r>
-      <w:r>
-        <w:t xml:space="preserve"> Template </w:t>
-      </w:r>
-      <w:r>
-        <w:rPr>
-          <w:rtl/>
-          <w:lang w:bidi="ar-SA"/>
-        </w:rPr>
-        <w:t xml:space="preserve">یعنی </w:t>
-      </w:r>
-      <w:proofErr w:type="spellStart"/>
-      <w:r>
-        <w:t>helloworld</w:t>
-      </w:r>
-      <w:proofErr w:type="spellEnd"/>
-      <w:r>
-        <w:t>/templates/</w:t>
-      </w:r>
-      <w:proofErr w:type="spellStart"/>
-      <w:r>
-        <w:t>helloworld</w:t>
-      </w:r>
-      <w:proofErr w:type="spellEnd"/>
-      <w:r>
-        <w:t>/hello.html</w:t>
-      </w:r>
-      <w:r>
-        <w:rPr>
-          <w:rtl/>
-          <w:lang w:bidi="ar-SA"/>
-        </w:rPr>
-        <w:t>، می‌توانیم آن‌ها را نمایش دهیم</w:t>
+      <w:pPr>
+        <w:rPr>
+          <w:rtl/>
+        </w:rPr>
+      </w:pPr>
+      <w:r>
+        <w:rPr>
+          <w:rtl/>
+          <w:lang w:bidi="ar-SA"/>
+        </w:rPr>
+        <w:t xml:space="preserve">فرض کنیم می‌خواهیم </w:t>
+      </w:r>
+      <w:r>
+        <w:rPr>
+          <w:b/>
+          <w:bCs/>
+          <w:rtl/>
+          <w:lang w:bidi="ar-SA"/>
+        </w:rPr>
+        <w:t>یک متن جدید</w:t>
+      </w:r>
+      <w:r>
+        <w:rPr>
+          <w:rtl/>
+          <w:lang w:bidi="ar-SA"/>
+        </w:rPr>
+        <w:t xml:space="preserve"> و یک </w:t>
+      </w:r>
+      <w:r>
+        <w:rPr>
+          <w:b/>
+          <w:bCs/>
+          <w:rtl/>
+          <w:lang w:bidi="ar-SA"/>
+        </w:rPr>
+        <w:t>رنگ</w:t>
+      </w:r>
+      <w:r>
+        <w:rPr>
+          <w:rtl/>
+          <w:lang w:bidi="ar-SA"/>
+        </w:rPr>
+        <w:t xml:space="preserve"> برای استایل اضافه کنیم. کافی است مقدار جدید را به </w:t>
+      </w:r>
+      <w:r>
+        <w:t xml:space="preserve">context </w:t>
+      </w:r>
+      <w:r>
+        <w:rPr>
+          <w:rtl/>
+          <w:lang w:bidi="ar-SA"/>
+        </w:rPr>
+        <w:t>اضافه کنیم</w:t>
       </w:r>
       <w:r>
         <w:t>:</w:t>
@@ -18743,7 +18268,15 @@
               <w:pStyle w:val="code"/>
             </w:pPr>
             <w:r>
-              <w:t>&lt;!DOCTYPE html&gt;</w:t>
+              <w:t xml:space="preserve">def </w:t>
+            </w:r>
+            <w:proofErr w:type="spellStart"/>
+            <w:r>
+              <w:t>hello_view</w:t>
+            </w:r>
+            <w:proofErr w:type="spellEnd"/>
+            <w:r>
+              <w:t>(request):</w:t>
             </w:r>
           </w:p>
           <w:p>
@@ -18751,7 +18284,7 @@
               <w:pStyle w:val="code"/>
             </w:pPr>
             <w:r>
-              <w:t>&lt;html&gt;</w:t>
+              <w:t xml:space="preserve">    context = {</w:t>
             </w:r>
           </w:p>
           <w:p>
@@ -18759,15 +18292,7 @@
               <w:pStyle w:val="code"/>
             </w:pPr>
             <w:r>
-              <w:t>&lt;head&gt;</w:t>
-            </w:r>
-          </w:p>
-          <w:p>
-            <w:pPr>
-              <w:pStyle w:val="code"/>
-            </w:pPr>
-            <w:r>
-              <w:t xml:space="preserve">    &lt;title&gt;Hello World Page&lt;/title&gt;</w:t>
+              <w:t xml:space="preserve">        'message': 'Hello, World! Welcome to my website.',</w:t>
             </w:r>
           </w:p>
           <w:p>
@@ -18778,6 +18303,354 @@
               </w:rPr>
             </w:pPr>
             <w:r>
+              <w:t xml:space="preserve">        'subtitle': 'This is a subtitle from the view.</w:t>
+            </w:r>
+            <w:proofErr w:type="gramStart"/>
+            <w:r>
+              <w:t>',  #</w:t>
+            </w:r>
+            <w:proofErr w:type="gramEnd"/>
+            <w:r>
+              <w:t xml:space="preserve"> </w:t>
+            </w:r>
+            <w:r>
+              <w:rPr>
+                <w:rFonts w:cs="A-bad kh@t2"/>
+                <w:rtl/>
+                <w:lang w:bidi="fa-IR"/>
+              </w:rPr>
+              <w:t>مقدار جد</w:t>
+            </w:r>
+            <w:r>
+              <w:rPr>
+                <w:rFonts w:cs="A-bad kh@t2" w:hint="cs"/>
+                <w:rtl/>
+                <w:lang w:bidi="fa-IR"/>
+              </w:rPr>
+              <w:t>ی</w:t>
+            </w:r>
+            <w:r>
+              <w:rPr>
+                <w:rFonts w:cs="A-bad kh@t2" w:hint="eastAsia"/>
+                <w:rtl/>
+                <w:lang w:bidi="fa-IR"/>
+              </w:rPr>
+              <w:t>د</w:t>
+            </w:r>
+          </w:p>
+          <w:p>
+            <w:pPr>
+              <w:pStyle w:val="code"/>
+              <w:rPr>
+                <w:rtl/>
+              </w:rPr>
+            </w:pPr>
+            <w:r>
+              <w:t xml:space="preserve">        '</w:t>
+            </w:r>
+            <w:proofErr w:type="spellStart"/>
+            <w:proofErr w:type="gramStart"/>
+            <w:r>
+              <w:t>text</w:t>
+            </w:r>
+            <w:proofErr w:type="gramEnd"/>
+            <w:r>
+              <w:t>_color</w:t>
+            </w:r>
+            <w:proofErr w:type="spellEnd"/>
+            <w:r>
+              <w:t>': 'blue</w:t>
+            </w:r>
+            <w:proofErr w:type="gramStart"/>
+            <w:r>
+              <w:t>',  #</w:t>
+            </w:r>
+            <w:proofErr w:type="gramEnd"/>
+            <w:r>
+              <w:t xml:space="preserve"> </w:t>
+            </w:r>
+            <w:proofErr w:type="spellStart"/>
+            <w:r>
+              <w:rPr>
+                <w:rFonts w:cs="A-bad kh@t2"/>
+                <w:rtl/>
+                <w:lang w:bidi="fa-IR"/>
+              </w:rPr>
+              <w:t>م</w:t>
+            </w:r>
+            <w:r>
+              <w:rPr>
+                <w:rFonts w:cs="A-bad kh@t2" w:hint="cs"/>
+                <w:rtl/>
+                <w:lang w:bidi="fa-IR"/>
+              </w:rPr>
+              <w:t>ی‌</w:t>
+            </w:r>
+            <w:r>
+              <w:rPr>
+                <w:rFonts w:cs="A-bad kh@t2" w:hint="eastAsia"/>
+                <w:rtl/>
+                <w:lang w:bidi="fa-IR"/>
+              </w:rPr>
+              <w:t>خواه</w:t>
+            </w:r>
+            <w:r>
+              <w:rPr>
+                <w:rFonts w:cs="A-bad kh@t2" w:hint="cs"/>
+                <w:rtl/>
+                <w:lang w:bidi="fa-IR"/>
+              </w:rPr>
+              <w:t>ی</w:t>
+            </w:r>
+            <w:r>
+              <w:rPr>
+                <w:rFonts w:cs="A-bad kh@t2" w:hint="eastAsia"/>
+                <w:rtl/>
+                <w:lang w:bidi="fa-IR"/>
+              </w:rPr>
+              <w:t>م</w:t>
+            </w:r>
+            <w:proofErr w:type="spellEnd"/>
+            <w:r>
+              <w:rPr>
+                <w:rFonts w:cs="A-bad kh@t2"/>
+                <w:rtl/>
+                <w:lang w:bidi="fa-IR"/>
+              </w:rPr>
+              <w:t xml:space="preserve"> با</w:t>
+            </w:r>
+            <w:r>
+              <w:t xml:space="preserve"> CSS </w:t>
+            </w:r>
+            <w:r>
+              <w:rPr>
+                <w:rFonts w:cs="A-bad kh@t2"/>
+                <w:rtl/>
+                <w:lang w:bidi="fa-IR"/>
+              </w:rPr>
+              <w:t>از آن استفاده کن</w:t>
+            </w:r>
+            <w:r>
+              <w:rPr>
+                <w:rFonts w:cs="A-bad kh@t2" w:hint="cs"/>
+                <w:rtl/>
+                <w:lang w:bidi="fa-IR"/>
+              </w:rPr>
+              <w:t>ی</w:t>
+            </w:r>
+            <w:r>
+              <w:rPr>
+                <w:rFonts w:cs="A-bad kh@t2" w:hint="eastAsia"/>
+                <w:rtl/>
+                <w:lang w:bidi="fa-IR"/>
+              </w:rPr>
+              <w:t>م</w:t>
+            </w:r>
+          </w:p>
+          <w:p>
+            <w:pPr>
+              <w:pStyle w:val="code"/>
+              <w:rPr>
+                <w:rtl/>
+              </w:rPr>
+            </w:pPr>
+            <w:r>
+              <w:t xml:space="preserve">    }</w:t>
+            </w:r>
+          </w:p>
+          <w:p>
+            <w:pPr>
+              <w:pStyle w:val="code"/>
+            </w:pPr>
+            <w:r>
+              <w:t xml:space="preserve">    return </w:t>
+            </w:r>
+            <w:proofErr w:type="gramStart"/>
+            <w:r>
+              <w:t>render(</w:t>
+            </w:r>
+            <w:proofErr w:type="gramEnd"/>
+            <w:r>
+              <w:t>request, '</w:t>
+            </w:r>
+            <w:proofErr w:type="spellStart"/>
+            <w:r>
+              <w:t>helloworld</w:t>
+            </w:r>
+            <w:proofErr w:type="spellEnd"/>
+            <w:r>
+              <w:t>/hello.html', context)</w:t>
+            </w:r>
+          </w:p>
+        </w:tc>
+      </w:tr>
+    </w:tbl>
+    <w:p>
+      <w:r>
+        <w:lastRenderedPageBreak/>
+        <w:t xml:space="preserve"> </w:t>
+      </w:r>
+      <w:r>
+        <w:rPr>
+          <w:rtl/>
+          <w:lang w:bidi="ar-SA"/>
+        </w:rPr>
+        <w:t>حالا دو مقدار جدید داریم</w:t>
+      </w:r>
+      <w:r>
+        <w:t xml:space="preserve">: subtitle </w:t>
+      </w:r>
+      <w:r>
+        <w:rPr>
+          <w:rtl/>
+          <w:lang w:bidi="ar-SA"/>
+        </w:rPr>
+        <w:t xml:space="preserve">و </w:t>
+      </w:r>
+      <w:proofErr w:type="spellStart"/>
+      <w:r>
+        <w:t>text_color</w:t>
+      </w:r>
+      <w:proofErr w:type="spellEnd"/>
+      <w:r>
+        <w:t>.</w:t>
+      </w:r>
+    </w:p>
+    <w:p>
+      <w:pPr>
+        <w:rPr>
+          <w:b/>
+          <w:bCs/>
+        </w:rPr>
+      </w:pPr>
+      <w:r>
+        <w:rPr>
+          <w:b/>
+          <w:bCs/>
+        </w:rPr>
+        <w:t xml:space="preserve"> </w:t>
+      </w:r>
+      <w:r>
+        <w:rPr>
+          <w:b/>
+          <w:bCs/>
+          <w:rtl/>
+          <w:lang w:bidi="ar-SA"/>
+        </w:rPr>
+        <w:t>دریافت داده در</w:t>
+      </w:r>
+      <w:r>
+        <w:rPr>
+          <w:b/>
+          <w:bCs/>
+        </w:rPr>
+        <w:t xml:space="preserve"> Template</w:t>
+      </w:r>
+    </w:p>
+    <w:p>
+      <w:pPr>
+        <w:rPr>
+          <w:rtl/>
+        </w:rPr>
+      </w:pPr>
+      <w:r>
+        <w:rPr>
+          <w:rtl/>
+          <w:lang w:bidi="ar-SA"/>
+        </w:rPr>
+        <w:t>داخل فایل</w:t>
+      </w:r>
+      <w:r>
+        <w:t xml:space="preserve"> Template </w:t>
+      </w:r>
+      <w:r>
+        <w:rPr>
+          <w:rtl/>
+          <w:lang w:bidi="ar-SA"/>
+        </w:rPr>
+        <w:t xml:space="preserve">یعنی </w:t>
+      </w:r>
+      <w:proofErr w:type="spellStart"/>
+      <w:r>
+        <w:t>helloworld</w:t>
+      </w:r>
+      <w:proofErr w:type="spellEnd"/>
+      <w:r>
+        <w:t>/templates/</w:t>
+      </w:r>
+      <w:proofErr w:type="spellStart"/>
+      <w:r>
+        <w:t>helloworld</w:t>
+      </w:r>
+      <w:proofErr w:type="spellEnd"/>
+      <w:r>
+        <w:t>/hello.html</w:t>
+      </w:r>
+      <w:r>
+        <w:rPr>
+          <w:rtl/>
+          <w:lang w:bidi="ar-SA"/>
+        </w:rPr>
+        <w:t>، می‌توانیم آن‌ها را نمایش دهیم</w:t>
+      </w:r>
+      <w:r>
+        <w:t>:</w:t>
+      </w:r>
+    </w:p>
+    <w:tbl>
+      <w:tblPr>
+        <w:tblStyle w:val="TableGrid"/>
+        <w:tblW w:w="0" w:type="auto"/>
+        <w:tblLook w:val="04A0" w:firstRow="1" w:lastRow="0" w:firstColumn="1" w:lastColumn="0" w:noHBand="0" w:noVBand="1"/>
+      </w:tblPr>
+      <w:tblGrid>
+        <w:gridCol w:w="9350"/>
+      </w:tblGrid>
+      <w:tr>
+        <w:tc>
+          <w:tcPr>
+            <w:tcW w:w="9350" w:type="dxa"/>
+          </w:tcPr>
+          <w:p>
+            <w:pPr>
+              <w:pStyle w:val="code"/>
+            </w:pPr>
+            <w:r>
+              <w:t>&lt;!DOCTYPE html&gt;</w:t>
+            </w:r>
+          </w:p>
+          <w:p>
+            <w:pPr>
+              <w:pStyle w:val="code"/>
+            </w:pPr>
+            <w:r>
+              <w:t>&lt;html&gt;</w:t>
+            </w:r>
+          </w:p>
+          <w:p>
+            <w:pPr>
+              <w:pStyle w:val="code"/>
+            </w:pPr>
+            <w:r>
+              <w:t>&lt;head&gt;</w:t>
+            </w:r>
+          </w:p>
+          <w:p>
+            <w:pPr>
+              <w:pStyle w:val="code"/>
+            </w:pPr>
+            <w:r>
+              <w:t xml:space="preserve">    &lt;title&gt;Hello World Page&lt;/title&gt;</w:t>
+            </w:r>
+          </w:p>
+          <w:p>
+            <w:pPr>
+              <w:pStyle w:val="code"/>
+              <w:rPr>
+                <w:rtl/>
+              </w:rPr>
+            </w:pPr>
+            <w:r>
               <w:t xml:space="preserve">    </w:t>
             </w:r>
             <w:proofErr w:type="gramStart"/>
@@ -19016,7 +18889,7 @@
       <w:pPr>
         <w:numPr>
           <w:ilvl w:val="0"/>
-          <w:numId w:val="58"/>
+          <w:numId w:val="56"/>
         </w:numPr>
       </w:pPr>
       <w:proofErr w:type="gramStart"/>
@@ -19039,7 +18912,7 @@
       <w:pPr>
         <w:numPr>
           <w:ilvl w:val="0"/>
-          <w:numId w:val="58"/>
+          <w:numId w:val="56"/>
         </w:numPr>
       </w:pPr>
       <w:proofErr w:type="gramStart"/>
@@ -19062,7 +18935,7 @@
       <w:pPr>
         <w:numPr>
           <w:ilvl w:val="0"/>
-          <w:numId w:val="58"/>
+          <w:numId w:val="56"/>
         </w:numPr>
       </w:pPr>
       <w:proofErr w:type="gramStart"/>
@@ -19101,7 +18974,7 @@
       <w:pPr>
         <w:numPr>
           <w:ilvl w:val="0"/>
-          <w:numId w:val="58"/>
+          <w:numId w:val="56"/>
         </w:numPr>
       </w:pPr>
       <w:r>
@@ -19168,7 +19041,7 @@
       <w:pPr>
         <w:numPr>
           <w:ilvl w:val="0"/>
-          <w:numId w:val="59"/>
+          <w:numId w:val="57"/>
         </w:numPr>
       </w:pPr>
       <w:r>
@@ -19263,7 +19136,7 @@
       <w:pPr>
         <w:numPr>
           <w:ilvl w:val="0"/>
-          <w:numId w:val="60"/>
+          <w:numId w:val="58"/>
         </w:numPr>
       </w:pPr>
       <w:r>
@@ -19306,6 +19179,7 @@
               <w:pStyle w:val="code"/>
             </w:pPr>
             <w:r>
+              <w:lastRenderedPageBreak/>
               <w:t>body {</w:t>
             </w:r>
           </w:p>
@@ -19322,7 +19196,6 @@
               <w:pStyle w:val="code"/>
             </w:pPr>
             <w:r>
-              <w:lastRenderedPageBreak/>
               <w:t xml:space="preserve">    background-color: #f0f0f0;</w:t>
             </w:r>
           </w:p>
@@ -19414,7 +19287,6 @@
             <w:r>
               <w:t xml:space="preserve">    color: green; /* </w:t>
             </w:r>
-            <w:proofErr w:type="spellStart"/>
             <w:r>
               <w:rPr>
                 <w:rtl/>
@@ -19435,7 +19307,6 @@
               </w:rPr>
               <w:t>توان</w:t>
             </w:r>
-            <w:proofErr w:type="spellEnd"/>
             <w:r>
               <w:rPr>
                 <w:rtl/>
@@ -19477,106 +19348,9 @@
     </w:tbl>
     <w:p>
       <w:pPr>
-        <w:bidi w:val="0"/>
-      </w:pPr>
-    </w:p>
-    <w:p>
-      <w:r>
-        <w:t>body {</w:t>
-      </w:r>
-    </w:p>
-    <w:p>
-      <w:r>
-        <w:t xml:space="preserve">    font-family: Arial, sans-serif;</w:t>
-      </w:r>
-    </w:p>
-    <w:p>
-      <w:r>
-        <w:t xml:space="preserve">    background-color: #f0f0f0;</w:t>
-      </w:r>
-    </w:p>
-    <w:p>
-      <w:r>
-        <w:t xml:space="preserve">    padding: 20px;</w:t>
-      </w:r>
-    </w:p>
-    <w:p>
-      <w:r>
-        <w:t>}</w:t>
-      </w:r>
-    </w:p>
-    <w:p/>
-    <w:p>
-      <w:r>
-        <w:t>h1 {</w:t>
-      </w:r>
-    </w:p>
-    <w:p>
-      <w:r>
-        <w:t xml:space="preserve">    font-size: 36px;</w:t>
-      </w:r>
-    </w:p>
-    <w:p>
-      <w:r>
-        <w:t>}</w:t>
-      </w:r>
-    </w:p>
-    <w:p/>
-    <w:p>
-      <w:r>
-        <w:t>h3 {</w:t>
-      </w:r>
-    </w:p>
-    <w:p>
-      <w:r>
-        <w:t xml:space="preserve">    font-size: 24px;</w:t>
-      </w:r>
-    </w:p>
-    <w:p>
-      <w:r>
-        <w:t xml:space="preserve">    color: green; /* </w:t>
-      </w:r>
-      <w:r>
-        <w:rPr>
-          <w:rtl/>
-          <w:lang w:bidi="ar-SA"/>
-        </w:rPr>
-        <w:t>می‌توان از</w:t>
-      </w:r>
-      <w:r>
-        <w:t xml:space="preserve"> color </w:t>
-      </w:r>
-      <w:r>
-        <w:rPr>
-          <w:rtl/>
-          <w:lang w:bidi="ar-SA"/>
-        </w:rPr>
-        <w:t>داخل</w:t>
-      </w:r>
-      <w:r>
-        <w:t xml:space="preserve"> View </w:t>
-      </w:r>
-      <w:r>
-        <w:rPr>
-          <w:rtl/>
-          <w:lang w:bidi="ar-SA"/>
-        </w:rPr>
-        <w:t>هم استفاده کرد</w:t>
-      </w:r>
-      <w:r>
-        <w:t xml:space="preserve"> */</w:t>
-      </w:r>
-    </w:p>
-    <w:p>
-      <w:r>
-        <w:t>}</w:t>
-      </w:r>
-    </w:p>
-    <w:p>
-      <w:pPr>
         <w:numPr>
           <w:ilvl w:val="0"/>
-          <w:numId w:val="61"/>
+          <w:numId w:val="59"/>
         </w:numPr>
       </w:pPr>
       <w:r>
@@ -19584,7 +19358,6 @@
           <w:rtl/>
           <w:lang w:bidi="ar-SA"/>
         </w:rPr>
-        <w:lastRenderedPageBreak/>
         <w:t>حتماً در بالای</w:t>
       </w:r>
       <w:r>
@@ -19630,10 +19403,35 @@
         <w:t>:</w:t>
       </w:r>
     </w:p>
-    <w:p>
-      <w:r>
-        <w:t>{% load static %}</w:t>
-      </w:r>
+    <w:tbl>
+      <w:tblPr>
+        <w:tblStyle w:val="TableGrid"/>
+        <w:tblW w:w="0" w:type="auto"/>
+        <w:tblLook w:val="04A0" w:firstRow="1" w:lastRow="0" w:firstColumn="1" w:lastColumn="0" w:noHBand="0" w:noVBand="1"/>
+      </w:tblPr>
+      <w:tblGrid>
+        <w:gridCol w:w="9350"/>
+      </w:tblGrid>
+      <w:tr>
+        <w:tc>
+          <w:tcPr>
+            <w:tcW w:w="9350" w:type="dxa"/>
+          </w:tcPr>
+          <w:p>
+            <w:pPr>
+              <w:bidi w:val="0"/>
+            </w:pPr>
+            <w:r>
+              <w:t>{% load static %}</w:t>
+            </w:r>
+          </w:p>
+        </w:tc>
+      </w:tr>
+    </w:tbl>
+    <w:p>
+      <w:pPr>
+        <w:bidi w:val="0"/>
+      </w:pPr>
     </w:p>
     <w:p>
       <w:r>
@@ -19657,149 +19455,194 @@
         <w:t>:</w:t>
       </w:r>
     </w:p>
-    <w:p>
-      <w:r>
-        <w:t>{% load static %}</w:t>
-      </w:r>
-    </w:p>
-    <w:p>
-      <w:r>
-        <w:t>&lt;!DOCTYPE html&gt;</w:t>
-      </w:r>
-    </w:p>
-    <w:p>
-      <w:r>
-        <w:t>&lt;html&gt;</w:t>
-      </w:r>
-    </w:p>
-    <w:p>
-      <w:r>
-        <w:t>&lt;head&gt;</w:t>
-      </w:r>
-    </w:p>
-    <w:p>
-      <w:r>
-        <w:t xml:space="preserve">    &lt;title&gt;Hello World Page&lt;/title&gt;</w:t>
-      </w:r>
-    </w:p>
-    <w:p>
-      <w:r>
-        <w:t xml:space="preserve">    &lt;link </w:t>
-      </w:r>
-      <w:proofErr w:type="spellStart"/>
-      <w:r>
-        <w:t>rel</w:t>
-      </w:r>
-      <w:proofErr w:type="spellEnd"/>
-      <w:r>
-        <w:t xml:space="preserve">="stylesheet" </w:t>
-      </w:r>
-      <w:proofErr w:type="spellStart"/>
-      <w:r>
-        <w:t>href</w:t>
-      </w:r>
-      <w:proofErr w:type="spellEnd"/>
-      <w:r>
-        <w:t>="{% static '</w:t>
-      </w:r>
-      <w:proofErr w:type="spellStart"/>
-      <w:r>
-        <w:t>helloworld</w:t>
-      </w:r>
-      <w:proofErr w:type="spellEnd"/>
-      <w:r>
-        <w:t>/style.css' %}"&gt;</w:t>
-      </w:r>
-    </w:p>
-    <w:p>
-      <w:r>
-        <w:t>&lt;/head&gt;</w:t>
-      </w:r>
-    </w:p>
-    <w:p>
-      <w:r>
-        <w:t>&lt;body&gt;</w:t>
-      </w:r>
-    </w:p>
-    <w:p>
-      <w:r>
-        <w:t xml:space="preserve">    &lt;h1 style="color: </w:t>
-      </w:r>
-      <w:proofErr w:type="gramStart"/>
-      <w:r>
-        <w:t xml:space="preserve">{{ </w:t>
-      </w:r>
-      <w:proofErr w:type="spellStart"/>
-      <w:r>
-        <w:t>text</w:t>
-      </w:r>
-      <w:proofErr w:type="gramEnd"/>
-      <w:r>
-        <w:t>_</w:t>
-      </w:r>
-      <w:proofErr w:type="gramStart"/>
-      <w:r>
-        <w:t>color</w:t>
-      </w:r>
-      <w:proofErr w:type="spellEnd"/>
-      <w:r>
-        <w:t xml:space="preserve"> }};"&gt;{{ message</w:t>
-      </w:r>
-      <w:proofErr w:type="gramEnd"/>
-      <w:r>
-        <w:t xml:space="preserve"> </w:t>
-      </w:r>
-      <w:proofErr w:type="gramStart"/>
-      <w:r>
-        <w:t>}}&lt;</w:t>
-      </w:r>
-      <w:proofErr w:type="gramEnd"/>
-      <w:r>
-        <w:t>/h1&gt;</w:t>
-      </w:r>
-    </w:p>
-    <w:p>
-      <w:r>
-        <w:t xml:space="preserve">    &lt;h3</w:t>
-      </w:r>
-      <w:proofErr w:type="gramStart"/>
-      <w:r>
-        <w:t>&gt;{{ subtitle</w:t>
-      </w:r>
-      <w:proofErr w:type="gramEnd"/>
-      <w:r>
-        <w:t xml:space="preserve"> </w:t>
-      </w:r>
-      <w:proofErr w:type="gramStart"/>
-      <w:r>
-        <w:t>}}&lt;</w:t>
-      </w:r>
-      <w:proofErr w:type="gramEnd"/>
-      <w:r>
-        <w:t>/h3&gt;</w:t>
-      </w:r>
-    </w:p>
-    <w:p>
-      <w:r>
-        <w:t>&lt;/body&gt;</w:t>
-      </w:r>
-    </w:p>
-    <w:p>
-      <w:r>
-        <w:t>&lt;/html&gt;</w:t>
-      </w:r>
-    </w:p>
-    <w:p>
-      <w:pPr>
-        <w:rPr>
-          <w:b/>
-          <w:bCs/>
-        </w:rPr>
-      </w:pPr>
-      <w:r>
-        <w:rPr>
-          <w:b/>
-          <w:bCs/>
+    <w:tbl>
+      <w:tblPr>
+        <w:tblStyle w:val="TableGrid"/>
+        <w:tblW w:w="0" w:type="auto"/>
+        <w:tblLook w:val="04A0" w:firstRow="1" w:lastRow="0" w:firstColumn="1" w:lastColumn="0" w:noHBand="0" w:noVBand="1"/>
+      </w:tblPr>
+      <w:tblGrid>
+        <w:gridCol w:w="9350"/>
+      </w:tblGrid>
+      <w:tr>
+        <w:tc>
+          <w:tcPr>
+            <w:tcW w:w="9350" w:type="dxa"/>
+          </w:tcPr>
+          <w:p>
+            <w:pPr>
+              <w:bidi w:val="0"/>
+            </w:pPr>
+            <w:r>
+              <w:t>{% load static %}</w:t>
+            </w:r>
+          </w:p>
+          <w:p>
+            <w:pPr>
+              <w:bidi w:val="0"/>
+            </w:pPr>
+            <w:r>
+              <w:t>&lt;!DOCTYPE html&gt;</w:t>
+            </w:r>
+          </w:p>
+          <w:p>
+            <w:pPr>
+              <w:bidi w:val="0"/>
+            </w:pPr>
+            <w:r>
+              <w:t>&lt;html&gt;</w:t>
+            </w:r>
+          </w:p>
+          <w:p>
+            <w:pPr>
+              <w:bidi w:val="0"/>
+            </w:pPr>
+            <w:r>
+              <w:t>&lt;head&gt;</w:t>
+            </w:r>
+          </w:p>
+          <w:p>
+            <w:pPr>
+              <w:bidi w:val="0"/>
+            </w:pPr>
+            <w:r>
+              <w:t xml:space="preserve">    &lt;title&gt;Hello World Page&lt;/title&gt;</w:t>
+            </w:r>
+          </w:p>
+          <w:p>
+            <w:pPr>
+              <w:bidi w:val="0"/>
+            </w:pPr>
+            <w:r>
+              <w:t xml:space="preserve">    &lt;link </w:t>
+            </w:r>
+            <w:proofErr w:type="spellStart"/>
+            <w:r>
+              <w:t>rel</w:t>
+            </w:r>
+            <w:proofErr w:type="spellEnd"/>
+            <w:r>
+              <w:t xml:space="preserve">="stylesheet" </w:t>
+            </w:r>
+            <w:proofErr w:type="spellStart"/>
+            <w:r>
+              <w:t>href</w:t>
+            </w:r>
+            <w:proofErr w:type="spellEnd"/>
+            <w:r>
+              <w:t>="{% static '</w:t>
+            </w:r>
+            <w:proofErr w:type="spellStart"/>
+            <w:r>
+              <w:t>helloworld</w:t>
+            </w:r>
+            <w:proofErr w:type="spellEnd"/>
+            <w:r>
+              <w:t>/style.css' %}"&gt;</w:t>
+            </w:r>
+          </w:p>
+          <w:p>
+            <w:pPr>
+              <w:bidi w:val="0"/>
+            </w:pPr>
+            <w:r>
+              <w:t>&lt;/head&gt;</w:t>
+            </w:r>
+          </w:p>
+          <w:p>
+            <w:pPr>
+              <w:bidi w:val="0"/>
+            </w:pPr>
+            <w:r>
+              <w:t>&lt;body&gt;</w:t>
+            </w:r>
+          </w:p>
+          <w:p>
+            <w:pPr>
+              <w:bidi w:val="0"/>
+            </w:pPr>
+            <w:r>
+              <w:t xml:space="preserve">    &lt;h1 style="color: </w:t>
+            </w:r>
+            <w:proofErr w:type="gramStart"/>
+            <w:r>
+              <w:t xml:space="preserve">{{ </w:t>
+            </w:r>
+            <w:proofErr w:type="spellStart"/>
+            <w:r>
+              <w:t>text</w:t>
+            </w:r>
+            <w:proofErr w:type="gramEnd"/>
+            <w:r>
+              <w:t>_</w:t>
+            </w:r>
+            <w:proofErr w:type="gramStart"/>
+            <w:r>
+              <w:t>color</w:t>
+            </w:r>
+            <w:proofErr w:type="spellEnd"/>
+            <w:r>
+              <w:t xml:space="preserve"> }};"&gt;{{ message</w:t>
+            </w:r>
+            <w:proofErr w:type="gramEnd"/>
+            <w:r>
+              <w:t xml:space="preserve"> </w:t>
+            </w:r>
+            <w:proofErr w:type="gramStart"/>
+            <w:r>
+              <w:t>}}&lt;</w:t>
+            </w:r>
+            <w:proofErr w:type="gramEnd"/>
+            <w:r>
+              <w:t>/h1&gt;</w:t>
+            </w:r>
+          </w:p>
+          <w:p>
+            <w:pPr>
+              <w:bidi w:val="0"/>
+            </w:pPr>
+            <w:r>
+              <w:t xml:space="preserve">    &lt;h3</w:t>
+            </w:r>
+            <w:proofErr w:type="gramStart"/>
+            <w:r>
+              <w:t>&gt;{{ subtitle</w:t>
+            </w:r>
+            <w:proofErr w:type="gramEnd"/>
+            <w:r>
+              <w:t xml:space="preserve"> </w:t>
+            </w:r>
+            <w:proofErr w:type="gramStart"/>
+            <w:r>
+              <w:t>}}&lt;</w:t>
+            </w:r>
+            <w:proofErr w:type="gramEnd"/>
+            <w:r>
+              <w:t>/h3&gt;</w:t>
+            </w:r>
+          </w:p>
+          <w:p>
+            <w:pPr>
+              <w:bidi w:val="0"/>
+            </w:pPr>
+            <w:r>
+              <w:t>&lt;/body&gt;</w:t>
+            </w:r>
+          </w:p>
+          <w:p>
+            <w:pPr>
+              <w:bidi w:val="0"/>
+            </w:pPr>
+            <w:r>
+              <w:t>&lt;/html&gt;</w:t>
+            </w:r>
+          </w:p>
+        </w:tc>
+      </w:tr>
+    </w:tbl>
+    <w:p>
+      <w:r>
+        <w:rPr>
           <w:rtl/>
           <w:lang w:bidi="ar-SA"/>
         </w:rPr>
@@ -19810,7 +19653,7 @@
       <w:pPr>
         <w:numPr>
           <w:ilvl w:val="0"/>
-          <w:numId w:val="62"/>
+          <w:numId w:val="60"/>
         </w:numPr>
       </w:pPr>
       <w:r>
@@ -19844,7 +19687,7 @@
       <w:pPr>
         <w:numPr>
           <w:ilvl w:val="0"/>
-          <w:numId w:val="62"/>
+          <w:numId w:val="60"/>
         </w:numPr>
       </w:pPr>
       <w:r>
@@ -19852,6 +19695,7 @@
           <w:b/>
           <w:bCs/>
         </w:rPr>
+        <w:lastRenderedPageBreak/>
         <w:t xml:space="preserve">Template = </w:t>
       </w:r>
       <w:r>
@@ -19886,7 +19730,7 @@
       <w:pPr>
         <w:numPr>
           <w:ilvl w:val="0"/>
-          <w:numId w:val="62"/>
+          <w:numId w:val="60"/>
         </w:numPr>
       </w:pPr>
       <w:r>
@@ -19930,7 +19774,7 @@
       <w:pPr>
         <w:numPr>
           <w:ilvl w:val="0"/>
-          <w:numId w:val="62"/>
+          <w:numId w:val="60"/>
         </w:numPr>
       </w:pPr>
       <w:r>
@@ -19938,7 +19782,6 @@
           <w:rtl/>
           <w:lang w:bidi="ar-SA"/>
         </w:rPr>
-        <w:lastRenderedPageBreak/>
         <w:t>می‌توان هم از</w:t>
       </w:r>
       <w:r>
@@ -19964,10 +19807,152 @@
     </w:p>
     <w:p>
       <w:pPr>
-        <w:rPr>
-          <w:rtl/>
-        </w:rPr>
-      </w:pPr>
+        <w:pStyle w:val="Heading2"/>
+        <w:rPr>
+          <w:rtl/>
+        </w:rPr>
+      </w:pPr>
+      <w:r>
+        <w:rPr>
+          <w:rFonts w:hint="cs"/>
+          <w:rtl/>
+        </w:rPr>
+        <w:t xml:space="preserve">نحوه اضافه کردن </w:t>
+      </w:r>
+      <w:r>
+        <w:t xml:space="preserve">view </w:t>
+      </w:r>
+      <w:r>
+        <w:rPr>
+          <w:rFonts w:hint="cs"/>
+          <w:rtl/>
+        </w:rPr>
+        <w:t xml:space="preserve"> به روت اصلی پروژه </w:t>
+      </w:r>
+    </w:p>
+    <w:p>
+      <w:pPr>
+        <w:rPr>
+          <w:rFonts w:hint="cs"/>
+        </w:rPr>
+      </w:pPr>
+      <w:r>
+        <w:rPr>
+          <w:rFonts w:hint="cs"/>
+          <w:rtl/>
+        </w:rPr>
+        <w:t xml:space="preserve">برای </w:t>
+      </w:r>
+      <w:proofErr w:type="spellStart"/>
+      <w:r>
+        <w:rPr>
+          <w:rFonts w:hint="cs"/>
+          <w:rtl/>
+        </w:rPr>
+        <w:t>صفحاتی</w:t>
+      </w:r>
+      <w:proofErr w:type="spellEnd"/>
+      <w:r>
+        <w:rPr>
+          <w:rFonts w:hint="cs"/>
+          <w:rtl/>
+        </w:rPr>
+        <w:t xml:space="preserve"> مثل صفحه خانه میتوان </w:t>
+      </w:r>
+      <w:proofErr w:type="spellStart"/>
+      <w:r>
+        <w:rPr>
+          <w:rFonts w:hint="cs"/>
+          <w:rtl/>
+        </w:rPr>
+        <w:t>ویو</w:t>
+      </w:r>
+      <w:proofErr w:type="spellEnd"/>
+      <w:r>
+        <w:rPr>
+          <w:rFonts w:hint="cs"/>
+          <w:rtl/>
+        </w:rPr>
+        <w:t xml:space="preserve"> را در داخل روت اصلی همانجا که فایل های </w:t>
+      </w:r>
+      <w:r>
+        <w:t>settings.py</w:t>
+      </w:r>
+      <w:r>
+        <w:rPr>
+          <w:rFonts w:hint="cs"/>
+          <w:rtl/>
+        </w:rPr>
+        <w:t xml:space="preserve"> و </w:t>
+      </w:r>
+      <w:r>
+        <w:t>urls.py</w:t>
+      </w:r>
+      <w:r>
+        <w:rPr>
+          <w:rFonts w:hint="cs"/>
+          <w:rtl/>
+        </w:rPr>
+        <w:t xml:space="preserve"> وجود دارد بگذارید میتوانید فایل </w:t>
+      </w:r>
+      <w:r>
+        <w:t>views.py</w:t>
+      </w:r>
+      <w:r>
+        <w:rPr>
+          <w:rFonts w:hint="cs"/>
+          <w:rtl/>
+        </w:rPr>
+        <w:t xml:space="preserve"> را </w:t>
+      </w:r>
+      <w:proofErr w:type="spellStart"/>
+      <w:r>
+        <w:rPr>
+          <w:rFonts w:hint="cs"/>
+          <w:rtl/>
+        </w:rPr>
+        <w:t>بصورت</w:t>
+      </w:r>
+      <w:proofErr w:type="spellEnd"/>
+      <w:r>
+        <w:rPr>
+          <w:rFonts w:hint="cs"/>
+          <w:rtl/>
+        </w:rPr>
+        <w:t xml:space="preserve"> دستی بسازید. سپس مراحل </w:t>
+      </w:r>
+      <w:hyperlink w:anchor="_مرحله_۳:_ساخت" w:history="1">
+        <w:r>
+          <w:rPr>
+            <w:rStyle w:val="Hyperlink"/>
+            <w:rtl/>
+          </w:rPr>
+          <w:t>ساخت</w:t>
+        </w:r>
+        <w:r>
+          <w:rPr>
+            <w:rStyle w:val="Hyperlink"/>
+            <w:rtl/>
+          </w:rPr>
+          <w:t xml:space="preserve"> </w:t>
+        </w:r>
+        <w:proofErr w:type="spellStart"/>
+        <w:r>
+          <w:rPr>
+            <w:rStyle w:val="Hyperlink"/>
+            <w:rtl/>
+          </w:rPr>
+          <w:t>ویو</w:t>
+        </w:r>
+        <w:proofErr w:type="spellEnd"/>
+      </w:hyperlink>
+      <w:r>
+        <w:rPr>
+          <w:rFonts w:hint="cs"/>
+          <w:rtl/>
+        </w:rPr>
+        <w:t xml:space="preserve"> را دنبال کنید</w:t>
+      </w:r>
     </w:p>
     <w:p>
       <w:pPr>
@@ -19981,7 +19966,6 @@
     <w:p>
       <w:pPr>
         <w:rPr>
-          <w:rFonts w:hint="cs"/>
           <w:rtl/>
         </w:rPr>
       </w:pPr>
@@ -23020,155 +23004,6 @@
     </w:lvl>
   </w:abstractNum>
   <w:abstractNum w:abstractNumId="21" w15:restartNumberingAfterBreak="0">
-    <w:nsid w:val="35780B76"/>
-    <w:multiLevelType w:val="multilevel"/>
-    <w:tmpl w:val="B26A1352"/>
-    <w:lvl w:ilvl="0">
-      <w:start w:val="1"/>
-      <w:numFmt w:val="bullet"/>
-      <w:lvlText w:val=""/>
-      <w:lvlJc w:val="left"/>
-      <w:pPr>
-        <w:tabs>
-          <w:tab w:val="num" w:pos="720"/>
-        </w:tabs>
-        <w:ind w:left="720" w:hanging="360"/>
-      </w:pPr>
-      <w:rPr>
-        <w:rFonts w:ascii="Symbol" w:hAnsi="Symbol" w:hint="default"/>
-        <w:sz w:val="20"/>
-      </w:rPr>
-    </w:lvl>
-    <w:lvl w:ilvl="1" w:tentative="1">
-      <w:start w:val="1"/>
-      <w:numFmt w:val="bullet"/>
-      <w:lvlText w:val="o"/>
-      <w:lvlJc w:val="left"/>
-      <w:pPr>
-        <w:tabs>
-          <w:tab w:val="num" w:pos="1440"/>
-        </w:tabs>
-        <w:ind w:left="1440" w:hanging="360"/>
-      </w:pPr>
-      <w:rPr>
-        <w:rFonts w:ascii="Courier New" w:hAnsi="Courier New" w:hint="default"/>
-        <w:sz w:val="20"/>
-      </w:rPr>
-    </w:lvl>
-    <w:lvl w:ilvl="2" w:tentative="1">
-      <w:start w:val="1"/>
-      <w:numFmt w:val="bullet"/>
-      <w:lvlText w:val=""/>
-      <w:lvlJc w:val="left"/>
-      <w:pPr>
-        <w:tabs>
-          <w:tab w:val="num" w:pos="2160"/>
-        </w:tabs>
-        <w:ind w:left="2160" w:hanging="360"/>
-      </w:pPr>
-      <w:rPr>
-        <w:rFonts w:ascii="Wingdings" w:hAnsi="Wingdings" w:hint="default"/>
-        <w:sz w:val="20"/>
-      </w:rPr>
-    </w:lvl>
-    <w:lvl w:ilvl="3" w:tentative="1">
-      <w:start w:val="1"/>
-      <w:numFmt w:val="bullet"/>
-      <w:lvlText w:val=""/>
-      <w:lvlJc w:val="left"/>
-      <w:pPr>
-        <w:tabs>
-          <w:tab w:val="num" w:pos="2880"/>
-        </w:tabs>
-        <w:ind w:left="2880" w:hanging="360"/>
-      </w:pPr>
-      <w:rPr>
-        <w:rFonts w:ascii="Wingdings" w:hAnsi="Wingdings" w:hint="default"/>
-        <w:sz w:val="20"/>
-      </w:rPr>
-    </w:lvl>
-    <w:lvl w:ilvl="4" w:tentative="1">
-      <w:start w:val="1"/>
-      <w:numFmt w:val="bullet"/>
-      <w:lvlText w:val=""/>
-      <w:lvlJc w:val="left"/>
-      <w:pPr>
-        <w:tabs>
-          <w:tab w:val="num" w:pos="3600"/>
-        </w:tabs>
-        <w:ind w:left="3600" w:hanging="360"/>
-      </w:pPr>
-      <w:rPr>
-        <w:rFonts w:ascii="Wingdings" w:hAnsi="Wingdings" w:hint="default"/>
-        <w:sz w:val="20"/>
-      </w:rPr>
-    </w:lvl>
-    <w:lvl w:ilvl="5" w:tentative="1">
-      <w:start w:val="1"/>
-      <w:numFmt w:val="bullet"/>
-      <w:lvlText w:val=""/>
-      <w:lvlJc w:val="left"/>
-      <w:pPr>
-        <w:tabs>
-          <w:tab w:val="num" w:pos="4320"/>
-        </w:tabs>
-        <w:ind w:left="4320" w:hanging="360"/>
-      </w:pPr>
-      <w:rPr>
-        <w:rFonts w:ascii="Wingdings" w:hAnsi="Wingdings" w:hint="default"/>
-        <w:sz w:val="20"/>
-      </w:rPr>
-    </w:lvl>
-    <w:lvl w:ilvl="6" w:tentative="1">
-      <w:start w:val="1"/>
-      <w:numFmt w:val="bullet"/>
-      <w:lvlText w:val=""/>
-      <w:lvlJc w:val="left"/>
-      <w:pPr>
-        <w:tabs>
-          <w:tab w:val="num" w:pos="5040"/>
-        </w:tabs>
-        <w:ind w:left="5040" w:hanging="360"/>
-      </w:pPr>
-      <w:rPr>
-        <w:rFonts w:ascii="Wingdings" w:hAnsi="Wingdings" w:hint="default"/>
-        <w:sz w:val="20"/>
-      </w:rPr>
-    </w:lvl>
-    <w:lvl w:ilvl="7" w:tentative="1">
-      <w:start w:val="1"/>
-      <w:numFmt w:val="bullet"/>
-      <w:lvlText w:val=""/>
-      <w:lvlJc w:val="left"/>
-      <w:pPr>
-        <w:tabs>
-          <w:tab w:val="num" w:pos="5760"/>
-        </w:tabs>
-        <w:ind w:left="5760" w:hanging="360"/>
-      </w:pPr>
-      <w:rPr>
-        <w:rFonts w:ascii="Wingdings" w:hAnsi="Wingdings" w:hint="default"/>
-        <w:sz w:val="20"/>
-      </w:rPr>
-    </w:lvl>
-    <w:lvl w:ilvl="8" w:tentative="1">
-      <w:start w:val="1"/>
-      <w:numFmt w:val="bullet"/>
-      <w:lvlText w:val=""/>
-      <w:lvlJc w:val="left"/>
-      <w:pPr>
-        <w:tabs>
-          <w:tab w:val="num" w:pos="6480"/>
-        </w:tabs>
-        <w:ind w:left="6480" w:hanging="360"/>
-      </w:pPr>
-      <w:rPr>
-        <w:rFonts w:ascii="Wingdings" w:hAnsi="Wingdings" w:hint="default"/>
-        <w:sz w:val="20"/>
-      </w:rPr>
-    </w:lvl>
-  </w:abstractNum>
-  <w:abstractNum w:abstractNumId="22" w15:restartNumberingAfterBreak="0">
     <w:nsid w:val="36FB6B1D"/>
     <w:multiLevelType w:val="multilevel"/>
     <w:tmpl w:val="FD184CA4"/>
@@ -23317,7 +23152,7 @@
       </w:rPr>
     </w:lvl>
   </w:abstractNum>
-  <w:abstractNum w:abstractNumId="23" w15:restartNumberingAfterBreak="0">
+  <w:abstractNum w:abstractNumId="22" w15:restartNumberingAfterBreak="0">
     <w:nsid w:val="39B631CA"/>
     <w:multiLevelType w:val="multilevel"/>
     <w:tmpl w:val="90929860"/>
@@ -23430,7 +23265,7 @@
       </w:pPr>
     </w:lvl>
   </w:abstractNum>
-  <w:abstractNum w:abstractNumId="24" w15:restartNumberingAfterBreak="0">
+  <w:abstractNum w:abstractNumId="23" w15:restartNumberingAfterBreak="0">
     <w:nsid w:val="3AC42059"/>
     <w:multiLevelType w:val="multilevel"/>
     <w:tmpl w:val="628C10A0"/>
@@ -23579,7 +23414,7 @@
       </w:rPr>
     </w:lvl>
   </w:abstractNum>
-  <w:abstractNum w:abstractNumId="25" w15:restartNumberingAfterBreak="0">
+  <w:abstractNum w:abstractNumId="24" w15:restartNumberingAfterBreak="0">
     <w:nsid w:val="3C3218DA"/>
     <w:multiLevelType w:val="multilevel"/>
     <w:tmpl w:val="1B5E4EA2"/>
@@ -23728,7 +23563,7 @@
       </w:rPr>
     </w:lvl>
   </w:abstractNum>
-  <w:abstractNum w:abstractNumId="26" w15:restartNumberingAfterBreak="0">
+  <w:abstractNum w:abstractNumId="25" w15:restartNumberingAfterBreak="0">
     <w:nsid w:val="3D5F2ED1"/>
     <w:multiLevelType w:val="multilevel"/>
     <w:tmpl w:val="1B5E4EA2"/>
@@ -23877,7 +23712,7 @@
       </w:rPr>
     </w:lvl>
   </w:abstractNum>
-  <w:abstractNum w:abstractNumId="27" w15:restartNumberingAfterBreak="0">
+  <w:abstractNum w:abstractNumId="26" w15:restartNumberingAfterBreak="0">
     <w:nsid w:val="3DD972FF"/>
     <w:multiLevelType w:val="multilevel"/>
     <w:tmpl w:val="EFFC5834"/>
@@ -24026,7 +23861,7 @@
       </w:rPr>
     </w:lvl>
   </w:abstractNum>
-  <w:abstractNum w:abstractNumId="28" w15:restartNumberingAfterBreak="0">
+  <w:abstractNum w:abstractNumId="27" w15:restartNumberingAfterBreak="0">
     <w:nsid w:val="3ECE35FA"/>
     <w:multiLevelType w:val="multilevel"/>
     <w:tmpl w:val="D3E69EDE"/>
@@ -24175,7 +24010,7 @@
       </w:rPr>
     </w:lvl>
   </w:abstractNum>
-  <w:abstractNum w:abstractNumId="29" w15:restartNumberingAfterBreak="0">
+  <w:abstractNum w:abstractNumId="28" w15:restartNumberingAfterBreak="0">
     <w:nsid w:val="40193011"/>
     <w:multiLevelType w:val="multilevel"/>
     <w:tmpl w:val="7270BEB0"/>
@@ -24324,156 +24159,7 @@
       </w:rPr>
     </w:lvl>
   </w:abstractNum>
-  <w:abstractNum w:abstractNumId="30" w15:restartNumberingAfterBreak="0">
-    <w:nsid w:val="42532AA6"/>
-    <w:multiLevelType w:val="multilevel"/>
-    <w:tmpl w:val="1B5E4EA2"/>
-    <w:lvl w:ilvl="0">
-      <w:start w:val="1"/>
-      <w:numFmt w:val="bullet"/>
-      <w:lvlText w:val=""/>
-      <w:lvlJc w:val="left"/>
-      <w:pPr>
-        <w:tabs>
-          <w:tab w:val="num" w:pos="720"/>
-        </w:tabs>
-        <w:ind w:left="720" w:hanging="360"/>
-      </w:pPr>
-      <w:rPr>
-        <w:rFonts w:ascii="Symbol" w:hAnsi="Symbol" w:hint="default"/>
-        <w:sz w:val="20"/>
-      </w:rPr>
-    </w:lvl>
-    <w:lvl w:ilvl="1" w:tentative="1">
-      <w:start w:val="1"/>
-      <w:numFmt w:val="bullet"/>
-      <w:lvlText w:val="o"/>
-      <w:lvlJc w:val="left"/>
-      <w:pPr>
-        <w:tabs>
-          <w:tab w:val="num" w:pos="1440"/>
-        </w:tabs>
-        <w:ind w:left="1440" w:hanging="360"/>
-      </w:pPr>
-      <w:rPr>
-        <w:rFonts w:ascii="Courier New" w:hAnsi="Courier New" w:hint="default"/>
-        <w:sz w:val="20"/>
-      </w:rPr>
-    </w:lvl>
-    <w:lvl w:ilvl="2" w:tentative="1">
-      <w:start w:val="1"/>
-      <w:numFmt w:val="bullet"/>
-      <w:lvlText w:val=""/>
-      <w:lvlJc w:val="left"/>
-      <w:pPr>
-        <w:tabs>
-          <w:tab w:val="num" w:pos="2160"/>
-        </w:tabs>
-        <w:ind w:left="2160" w:hanging="360"/>
-      </w:pPr>
-      <w:rPr>
-        <w:rFonts w:ascii="Wingdings" w:hAnsi="Wingdings" w:hint="default"/>
-        <w:sz w:val="20"/>
-      </w:rPr>
-    </w:lvl>
-    <w:lvl w:ilvl="3" w:tentative="1">
-      <w:start w:val="1"/>
-      <w:numFmt w:val="bullet"/>
-      <w:lvlText w:val=""/>
-      <w:lvlJc w:val="left"/>
-      <w:pPr>
-        <w:tabs>
-          <w:tab w:val="num" w:pos="2880"/>
-        </w:tabs>
-        <w:ind w:left="2880" w:hanging="360"/>
-      </w:pPr>
-      <w:rPr>
-        <w:rFonts w:ascii="Wingdings" w:hAnsi="Wingdings" w:hint="default"/>
-        <w:sz w:val="20"/>
-      </w:rPr>
-    </w:lvl>
-    <w:lvl w:ilvl="4" w:tentative="1">
-      <w:start w:val="1"/>
-      <w:numFmt w:val="bullet"/>
-      <w:lvlText w:val=""/>
-      <w:lvlJc w:val="left"/>
-      <w:pPr>
-        <w:tabs>
-          <w:tab w:val="num" w:pos="3600"/>
-        </w:tabs>
-        <w:ind w:left="3600" w:hanging="360"/>
-      </w:pPr>
-      <w:rPr>
-        <w:rFonts w:ascii="Wingdings" w:hAnsi="Wingdings" w:hint="default"/>
-        <w:sz w:val="20"/>
-      </w:rPr>
-    </w:lvl>
-    <w:lvl w:ilvl="5" w:tentative="1">
-      <w:start w:val="1"/>
-      <w:numFmt w:val="bullet"/>
-      <w:lvlText w:val=""/>
-      <w:lvlJc w:val="left"/>
-      <w:pPr>
-        <w:tabs>
-          <w:tab w:val="num" w:pos="4320"/>
-        </w:tabs>
-        <w:ind w:left="4320" w:hanging="360"/>
-      </w:pPr>
-      <w:rPr>
-        <w:rFonts w:ascii="Wingdings" w:hAnsi="Wingdings" w:hint="default"/>
-        <w:sz w:val="20"/>
-      </w:rPr>
-    </w:lvl>
-    <w:lvl w:ilvl="6" w:tentative="1">
-      <w:start w:val="1"/>
-      <w:numFmt w:val="bullet"/>
-      <w:lvlText w:val=""/>
-      <w:lvlJc w:val="left"/>
-      <w:pPr>
-        <w:tabs>
-          <w:tab w:val="num" w:pos="5040"/>
-        </w:tabs>
-        <w:ind w:left="5040" w:hanging="360"/>
-      </w:pPr>
-      <w:rPr>
-        <w:rFonts w:ascii="Wingdings" w:hAnsi="Wingdings" w:hint="default"/>
-        <w:sz w:val="20"/>
-      </w:rPr>
-    </w:lvl>
-    <w:lvl w:ilvl="7" w:tentative="1">
-      <w:start w:val="1"/>
-      <w:numFmt w:val="bullet"/>
-      <w:lvlText w:val=""/>
-      <w:lvlJc w:val="left"/>
-      <w:pPr>
-        <w:tabs>
-          <w:tab w:val="num" w:pos="5760"/>
-        </w:tabs>
-        <w:ind w:left="5760" w:hanging="360"/>
-      </w:pPr>
-      <w:rPr>
-        <w:rFonts w:ascii="Wingdings" w:hAnsi="Wingdings" w:hint="default"/>
-        <w:sz w:val="20"/>
-      </w:rPr>
-    </w:lvl>
-    <w:lvl w:ilvl="8" w:tentative="1">
-      <w:start w:val="1"/>
-      <w:numFmt w:val="bullet"/>
-      <w:lvlText w:val=""/>
-      <w:lvlJc w:val="left"/>
-      <w:pPr>
-        <w:tabs>
-          <w:tab w:val="num" w:pos="6480"/>
-        </w:tabs>
-        <w:ind w:left="6480" w:hanging="360"/>
-      </w:pPr>
-      <w:rPr>
-        <w:rFonts w:ascii="Wingdings" w:hAnsi="Wingdings" w:hint="default"/>
-        <w:sz w:val="20"/>
-      </w:rPr>
-    </w:lvl>
-  </w:abstractNum>
-  <w:abstractNum w:abstractNumId="31" w15:restartNumberingAfterBreak="0">
+  <w:abstractNum w:abstractNumId="29" w15:restartNumberingAfterBreak="0">
     <w:nsid w:val="42614137"/>
     <w:multiLevelType w:val="multilevel"/>
     <w:tmpl w:val="1E6EB358"/>
@@ -24622,7 +24308,7 @@
       </w:rPr>
     </w:lvl>
   </w:abstractNum>
-  <w:abstractNum w:abstractNumId="32" w15:restartNumberingAfterBreak="0">
+  <w:abstractNum w:abstractNumId="30" w15:restartNumberingAfterBreak="0">
     <w:nsid w:val="4501031D"/>
     <w:multiLevelType w:val="multilevel"/>
     <w:tmpl w:val="4762EA36"/>
@@ -24735,7 +24421,7 @@
       </w:pPr>
     </w:lvl>
   </w:abstractNum>
-  <w:abstractNum w:abstractNumId="33" w15:restartNumberingAfterBreak="0">
+  <w:abstractNum w:abstractNumId="31" w15:restartNumberingAfterBreak="0">
     <w:nsid w:val="46766A31"/>
     <w:multiLevelType w:val="multilevel"/>
     <w:tmpl w:val="5442F09C"/>
@@ -24884,7 +24570,7 @@
       </w:rPr>
     </w:lvl>
   </w:abstractNum>
-  <w:abstractNum w:abstractNumId="34" w15:restartNumberingAfterBreak="0">
+  <w:abstractNum w:abstractNumId="32" w15:restartNumberingAfterBreak="0">
     <w:nsid w:val="47D6119E"/>
     <w:multiLevelType w:val="multilevel"/>
     <w:tmpl w:val="243ECF86"/>
@@ -25033,7 +24719,7 @@
       </w:rPr>
     </w:lvl>
   </w:abstractNum>
-  <w:abstractNum w:abstractNumId="35" w15:restartNumberingAfterBreak="0">
+  <w:abstractNum w:abstractNumId="33" w15:restartNumberingAfterBreak="0">
     <w:nsid w:val="4B357890"/>
     <w:multiLevelType w:val="multilevel"/>
     <w:tmpl w:val="030C655C"/>
@@ -25146,7 +24832,7 @@
       </w:pPr>
     </w:lvl>
   </w:abstractNum>
-  <w:abstractNum w:abstractNumId="36" w15:restartNumberingAfterBreak="0">
+  <w:abstractNum w:abstractNumId="34" w15:restartNumberingAfterBreak="0">
     <w:nsid w:val="4B732C88"/>
     <w:multiLevelType w:val="multilevel"/>
     <w:tmpl w:val="0D886C12"/>
@@ -25295,7 +24981,7 @@
       </w:rPr>
     </w:lvl>
   </w:abstractNum>
-  <w:abstractNum w:abstractNumId="37" w15:restartNumberingAfterBreak="0">
+  <w:abstractNum w:abstractNumId="35" w15:restartNumberingAfterBreak="0">
     <w:nsid w:val="4BDB67D0"/>
     <w:multiLevelType w:val="multilevel"/>
     <w:tmpl w:val="E982E096"/>
@@ -25444,7 +25130,7 @@
       </w:rPr>
     </w:lvl>
   </w:abstractNum>
-  <w:abstractNum w:abstractNumId="38" w15:restartNumberingAfterBreak="0">
+  <w:abstractNum w:abstractNumId="36" w15:restartNumberingAfterBreak="0">
     <w:nsid w:val="4BEE1DB6"/>
     <w:multiLevelType w:val="multilevel"/>
     <w:tmpl w:val="1B5E4EA2"/>
@@ -25593,7 +25279,7 @@
       </w:rPr>
     </w:lvl>
   </w:abstractNum>
-  <w:abstractNum w:abstractNumId="39" w15:restartNumberingAfterBreak="0">
+  <w:abstractNum w:abstractNumId="37" w15:restartNumberingAfterBreak="0">
     <w:nsid w:val="4C966D64"/>
     <w:multiLevelType w:val="multilevel"/>
     <w:tmpl w:val="CE8ECA1A"/>
@@ -25742,7 +25428,7 @@
       </w:rPr>
     </w:lvl>
   </w:abstractNum>
-  <w:abstractNum w:abstractNumId="40" w15:restartNumberingAfterBreak="0">
+  <w:abstractNum w:abstractNumId="38" w15:restartNumberingAfterBreak="0">
     <w:nsid w:val="4D532F97"/>
     <w:multiLevelType w:val="multilevel"/>
     <w:tmpl w:val="F69C66B8"/>
@@ -25855,7 +25541,7 @@
       </w:pPr>
     </w:lvl>
   </w:abstractNum>
-  <w:abstractNum w:abstractNumId="41" w15:restartNumberingAfterBreak="0">
+  <w:abstractNum w:abstractNumId="39" w15:restartNumberingAfterBreak="0">
     <w:nsid w:val="50EC3536"/>
     <w:multiLevelType w:val="multilevel"/>
     <w:tmpl w:val="1B12E414"/>
@@ -26004,7 +25690,7 @@
       </w:rPr>
     </w:lvl>
   </w:abstractNum>
-  <w:abstractNum w:abstractNumId="42" w15:restartNumberingAfterBreak="0">
+  <w:abstractNum w:abstractNumId="40" w15:restartNumberingAfterBreak="0">
     <w:nsid w:val="512B34BA"/>
     <w:multiLevelType w:val="multilevel"/>
     <w:tmpl w:val="1B5E4EA2"/>
@@ -26153,7 +25839,7 @@
       </w:rPr>
     </w:lvl>
   </w:abstractNum>
-  <w:abstractNum w:abstractNumId="43" w15:restartNumberingAfterBreak="0">
+  <w:abstractNum w:abstractNumId="41" w15:restartNumberingAfterBreak="0">
     <w:nsid w:val="52FA0BA7"/>
     <w:multiLevelType w:val="multilevel"/>
     <w:tmpl w:val="54E8BBC2"/>
@@ -26302,7 +25988,7 @@
       </w:rPr>
     </w:lvl>
   </w:abstractNum>
-  <w:abstractNum w:abstractNumId="44" w15:restartNumberingAfterBreak="0">
+  <w:abstractNum w:abstractNumId="42" w15:restartNumberingAfterBreak="0">
     <w:nsid w:val="53B50635"/>
     <w:multiLevelType w:val="multilevel"/>
     <w:tmpl w:val="9650E546"/>
@@ -26415,7 +26101,7 @@
       </w:pPr>
     </w:lvl>
   </w:abstractNum>
-  <w:abstractNum w:abstractNumId="45" w15:restartNumberingAfterBreak="0">
+  <w:abstractNum w:abstractNumId="43" w15:restartNumberingAfterBreak="0">
     <w:nsid w:val="57B16C11"/>
     <w:multiLevelType w:val="multilevel"/>
     <w:tmpl w:val="1B5E4EA2"/>
@@ -26564,7 +26250,7 @@
       </w:rPr>
     </w:lvl>
   </w:abstractNum>
-  <w:abstractNum w:abstractNumId="46" w15:restartNumberingAfterBreak="0">
+  <w:abstractNum w:abstractNumId="44" w15:restartNumberingAfterBreak="0">
     <w:nsid w:val="5B6879DD"/>
     <w:multiLevelType w:val="multilevel"/>
     <w:tmpl w:val="BA607730"/>
@@ -26713,7 +26399,7 @@
       </w:rPr>
     </w:lvl>
   </w:abstractNum>
-  <w:abstractNum w:abstractNumId="47" w15:restartNumberingAfterBreak="0">
+  <w:abstractNum w:abstractNumId="45" w15:restartNumberingAfterBreak="0">
     <w:nsid w:val="63D661B1"/>
     <w:multiLevelType w:val="multilevel"/>
     <w:tmpl w:val="023E3E98"/>
@@ -26862,7 +26548,7 @@
       </w:rPr>
     </w:lvl>
   </w:abstractNum>
-  <w:abstractNum w:abstractNumId="48" w15:restartNumberingAfterBreak="0">
+  <w:abstractNum w:abstractNumId="46" w15:restartNumberingAfterBreak="0">
     <w:nsid w:val="658866FC"/>
     <w:multiLevelType w:val="multilevel"/>
     <w:tmpl w:val="5FA0EB48"/>
@@ -27011,7 +26697,7 @@
       </w:rPr>
     </w:lvl>
   </w:abstractNum>
-  <w:abstractNum w:abstractNumId="49" w15:restartNumberingAfterBreak="0">
+  <w:abstractNum w:abstractNumId="47" w15:restartNumberingAfterBreak="0">
     <w:nsid w:val="675F6453"/>
     <w:multiLevelType w:val="multilevel"/>
     <w:tmpl w:val="07129636"/>
@@ -27160,7 +26846,7 @@
       </w:rPr>
     </w:lvl>
   </w:abstractNum>
-  <w:abstractNum w:abstractNumId="50" w15:restartNumberingAfterBreak="0">
+  <w:abstractNum w:abstractNumId="48" w15:restartNumberingAfterBreak="0">
     <w:nsid w:val="682825CA"/>
     <w:multiLevelType w:val="multilevel"/>
     <w:tmpl w:val="E8B888CA"/>
@@ -27273,7 +26959,7 @@
       </w:pPr>
     </w:lvl>
   </w:abstractNum>
-  <w:abstractNum w:abstractNumId="51" w15:restartNumberingAfterBreak="0">
+  <w:abstractNum w:abstractNumId="49" w15:restartNumberingAfterBreak="0">
     <w:nsid w:val="69B92DD3"/>
     <w:multiLevelType w:val="multilevel"/>
     <w:tmpl w:val="44F27F48"/>
@@ -27422,7 +27108,7 @@
       </w:rPr>
     </w:lvl>
   </w:abstractNum>
-  <w:abstractNum w:abstractNumId="52" w15:restartNumberingAfterBreak="0">
+  <w:abstractNum w:abstractNumId="50" w15:restartNumberingAfterBreak="0">
     <w:nsid w:val="6E754740"/>
     <w:multiLevelType w:val="multilevel"/>
     <w:tmpl w:val="4560CF66"/>
@@ -27571,7 +27257,7 @@
       </w:rPr>
     </w:lvl>
   </w:abstractNum>
-  <w:abstractNum w:abstractNumId="53" w15:restartNumberingAfterBreak="0">
+  <w:abstractNum w:abstractNumId="51" w15:restartNumberingAfterBreak="0">
     <w:nsid w:val="6FC35DC6"/>
     <w:multiLevelType w:val="multilevel"/>
     <w:tmpl w:val="1B5E4EA2"/>
@@ -27720,7 +27406,7 @@
       </w:rPr>
     </w:lvl>
   </w:abstractNum>
-  <w:abstractNum w:abstractNumId="54" w15:restartNumberingAfterBreak="0">
+  <w:abstractNum w:abstractNumId="52" w15:restartNumberingAfterBreak="0">
     <w:nsid w:val="75226CF8"/>
     <w:multiLevelType w:val="multilevel"/>
     <w:tmpl w:val="891EA582"/>
@@ -27869,7 +27555,7 @@
       </w:rPr>
     </w:lvl>
   </w:abstractNum>
-  <w:abstractNum w:abstractNumId="55" w15:restartNumberingAfterBreak="0">
+  <w:abstractNum w:abstractNumId="53" w15:restartNumberingAfterBreak="0">
     <w:nsid w:val="75B56A31"/>
     <w:multiLevelType w:val="multilevel"/>
     <w:tmpl w:val="4852E482"/>
@@ -28018,7 +27704,7 @@
       </w:rPr>
     </w:lvl>
   </w:abstractNum>
-  <w:abstractNum w:abstractNumId="56" w15:restartNumberingAfterBreak="0">
+  <w:abstractNum w:abstractNumId="54" w15:restartNumberingAfterBreak="0">
     <w:nsid w:val="76C12B88"/>
     <w:multiLevelType w:val="multilevel"/>
     <w:tmpl w:val="70CEE9D8"/>
@@ -28167,7 +27853,7 @@
       </w:rPr>
     </w:lvl>
   </w:abstractNum>
-  <w:abstractNum w:abstractNumId="57" w15:restartNumberingAfterBreak="0">
+  <w:abstractNum w:abstractNumId="55" w15:restartNumberingAfterBreak="0">
     <w:nsid w:val="7AA71C0E"/>
     <w:multiLevelType w:val="multilevel"/>
     <w:tmpl w:val="EABE0026"/>
@@ -28316,7 +28002,7 @@
       </w:rPr>
     </w:lvl>
   </w:abstractNum>
-  <w:abstractNum w:abstractNumId="58" w15:restartNumberingAfterBreak="0">
+  <w:abstractNum w:abstractNumId="56" w15:restartNumberingAfterBreak="0">
     <w:nsid w:val="7DF918AE"/>
     <w:multiLevelType w:val="multilevel"/>
     <w:tmpl w:val="0DDCECA0"/>
@@ -28429,7 +28115,7 @@
       </w:pPr>
     </w:lvl>
   </w:abstractNum>
-  <w:abstractNum w:abstractNumId="59" w15:restartNumberingAfterBreak="0">
+  <w:abstractNum w:abstractNumId="57" w15:restartNumberingAfterBreak="0">
     <w:nsid w:val="7E0A19BB"/>
     <w:multiLevelType w:val="multilevel"/>
     <w:tmpl w:val="B394CFDE"/>
@@ -28578,7 +28264,7 @@
       </w:rPr>
     </w:lvl>
   </w:abstractNum>
-  <w:abstractNum w:abstractNumId="60" w15:restartNumberingAfterBreak="0">
+  <w:abstractNum w:abstractNumId="58" w15:restartNumberingAfterBreak="0">
     <w:nsid w:val="7EA9724C"/>
     <w:multiLevelType w:val="multilevel"/>
     <w:tmpl w:val="292A8166"/>
@@ -28691,7 +28377,7 @@
       </w:pPr>
     </w:lvl>
   </w:abstractNum>
-  <w:abstractNum w:abstractNumId="61" w15:restartNumberingAfterBreak="0">
+  <w:abstractNum w:abstractNumId="59" w15:restartNumberingAfterBreak="0">
     <w:nsid w:val="7F9E2E96"/>
     <w:multiLevelType w:val="multilevel"/>
     <w:tmpl w:val="1B5E4EA2"/>
@@ -28841,7 +28527,7 @@
     </w:lvl>
   </w:abstractNum>
   <w:num w:numId="1" w16cid:durableId="1710298006">
-    <w:abstractNumId w:val="56"/>
+    <w:abstractNumId w:val="54"/>
   </w:num>
   <w:num w:numId="2" w16cid:durableId="1432041966">
     <w:abstractNumId w:val="7"/>
@@ -28853,10 +28539,10 @@
     <w:abstractNumId w:val="2"/>
   </w:num>
   <w:num w:numId="5" w16cid:durableId="3290230">
-    <w:abstractNumId w:val="52"/>
+    <w:abstractNumId w:val="50"/>
   </w:num>
   <w:num w:numId="6" w16cid:durableId="739790126">
-    <w:abstractNumId w:val="36"/>
+    <w:abstractNumId w:val="34"/>
   </w:num>
   <w:num w:numId="7" w16cid:durableId="1511916846">
     <w:abstractNumId w:val="9"/>
@@ -28865,31 +28551,31 @@
     <w:abstractNumId w:val="15"/>
   </w:num>
   <w:num w:numId="9" w16cid:durableId="300351655">
+    <w:abstractNumId w:val="26"/>
+  </w:num>
+  <w:num w:numId="10" w16cid:durableId="344403146">
+    <w:abstractNumId w:val="31"/>
+  </w:num>
+  <w:num w:numId="11" w16cid:durableId="29309346">
+    <w:abstractNumId w:val="57"/>
+  </w:num>
+  <w:num w:numId="12" w16cid:durableId="1767650939">
+    <w:abstractNumId w:val="32"/>
+  </w:num>
+  <w:num w:numId="13" w16cid:durableId="763499937">
+    <w:abstractNumId w:val="35"/>
+  </w:num>
+  <w:num w:numId="14" w16cid:durableId="148519185">
     <w:abstractNumId w:val="27"/>
   </w:num>
-  <w:num w:numId="10" w16cid:durableId="344403146">
-    <w:abstractNumId w:val="33"/>
-  </w:num>
-  <w:num w:numId="11" w16cid:durableId="29309346">
-    <w:abstractNumId w:val="59"/>
-  </w:num>
-  <w:num w:numId="12" w16cid:durableId="1767650939">
-    <w:abstractNumId w:val="34"/>
-  </w:num>
-  <w:num w:numId="13" w16cid:durableId="763499937">
-    <w:abstractNumId w:val="37"/>
-  </w:num>
-  <w:num w:numId="14" w16cid:durableId="148519185">
-    <w:abstractNumId w:val="28"/>
-  </w:num>
   <w:num w:numId="15" w16cid:durableId="77792947">
-    <w:abstractNumId w:val="55"/>
+    <w:abstractNumId w:val="53"/>
   </w:num>
   <w:num w:numId="16" w16cid:durableId="1120294822">
     <w:abstractNumId w:val="19"/>
   </w:num>
   <w:num w:numId="17" w16cid:durableId="577860152">
-    <w:abstractNumId w:val="24"/>
+    <w:abstractNumId w:val="23"/>
   </w:num>
   <w:num w:numId="18" w16cid:durableId="287323543">
     <w:abstractNumId w:val="14"/>
@@ -28901,13 +28587,13 @@
     <w:abstractNumId w:val="16"/>
   </w:num>
   <w:num w:numId="21" w16cid:durableId="1545099528">
-    <w:abstractNumId w:val="47"/>
+    <w:abstractNumId w:val="45"/>
   </w:num>
   <w:num w:numId="22" w16cid:durableId="1682275324">
-    <w:abstractNumId w:val="22"/>
+    <w:abstractNumId w:val="21"/>
   </w:num>
   <w:num w:numId="23" w16cid:durableId="1455253211">
-    <w:abstractNumId w:val="32"/>
+    <w:abstractNumId w:val="30"/>
   </w:num>
   <w:num w:numId="24" w16cid:durableId="669722429">
     <w:abstractNumId w:val="20"/>
@@ -28919,22 +28605,22 @@
     <w:abstractNumId w:val="10"/>
   </w:num>
   <w:num w:numId="27" w16cid:durableId="411048364">
+    <w:abstractNumId w:val="42"/>
+  </w:num>
+  <w:num w:numId="28" w16cid:durableId="2077434267">
+    <w:abstractNumId w:val="28"/>
+  </w:num>
+  <w:num w:numId="29" w16cid:durableId="119808710">
+    <w:abstractNumId w:val="52"/>
+  </w:num>
+  <w:num w:numId="30" w16cid:durableId="1643580182">
+    <w:abstractNumId w:val="29"/>
+  </w:num>
+  <w:num w:numId="31" w16cid:durableId="59601066">
     <w:abstractNumId w:val="44"/>
   </w:num>
-  <w:num w:numId="28" w16cid:durableId="2077434267">
-    <w:abstractNumId w:val="29"/>
-  </w:num>
-  <w:num w:numId="29" w16cid:durableId="119808710">
-    <w:abstractNumId w:val="54"/>
-  </w:num>
-  <w:num w:numId="30" w16cid:durableId="1643580182">
-    <w:abstractNumId w:val="31"/>
-  </w:num>
-  <w:num w:numId="31" w16cid:durableId="59601066">
-    <w:abstractNumId w:val="46"/>
-  </w:num>
   <w:num w:numId="32" w16cid:durableId="328562599">
-    <w:abstractNumId w:val="57"/>
+    <w:abstractNumId w:val="55"/>
   </w:num>
   <w:num w:numId="33" w16cid:durableId="208340101">
     <w:abstractNumId w:val="12"/>
@@ -28943,89 +28629,84 @@
     <w:abstractNumId w:val="11"/>
   </w:num>
   <w:num w:numId="35" w16cid:durableId="1896891665">
-    <w:abstractNumId w:val="39"/>
+    <w:abstractNumId w:val="37"/>
   </w:num>
   <w:num w:numId="36" w16cid:durableId="901716606">
-    <w:abstractNumId w:val="51"/>
+    <w:abstractNumId w:val="49"/>
   </w:num>
   <w:num w:numId="37" w16cid:durableId="1360930864">
-    <w:abstractNumId w:val="60"/>
+    <w:abstractNumId w:val="58"/>
   </w:num>
   <w:num w:numId="38" w16cid:durableId="1539392916">
-    <w:abstractNumId w:val="48"/>
+    <w:abstractNumId w:val="46"/>
   </w:num>
   <w:num w:numId="39" w16cid:durableId="1595627231">
     <w:abstractNumId w:val="5"/>
   </w:num>
   <w:num w:numId="40" w16cid:durableId="351497814">
-    <w:abstractNumId w:val="49"/>
+    <w:abstractNumId w:val="47"/>
   </w:num>
-  <w:num w:numId="41" w16cid:durableId="1198852503">
-    <w:abstractNumId w:val="21"/>
+  <w:num w:numId="41" w16cid:durableId="768548039">
+    <w:abstractNumId w:val="39"/>
   </w:num>
-  <w:num w:numId="42" w16cid:durableId="768548039">
+  <w:num w:numId="42" w16cid:durableId="370570145">
+    <w:abstractNumId w:val="17"/>
+  </w:num>
+  <w:num w:numId="43" w16cid:durableId="971908000">
+    <w:abstractNumId w:val="18"/>
+  </w:num>
+  <w:num w:numId="44" w16cid:durableId="419722189">
+    <w:abstractNumId w:val="43"/>
+  </w:num>
+  <w:num w:numId="45" w16cid:durableId="1545288482">
     <w:abstractNumId w:val="41"/>
   </w:num>
-  <w:num w:numId="43" w16cid:durableId="370570145">
-    <w:abstractNumId w:val="17"/>
+  <w:num w:numId="46" w16cid:durableId="1269046899">
+    <w:abstractNumId w:val="25"/>
   </w:num>
-  <w:num w:numId="44" w16cid:durableId="971908000">
-    <w:abstractNumId w:val="18"/>
+  <w:num w:numId="47" w16cid:durableId="2132432596">
+    <w:abstractNumId w:val="38"/>
   </w:num>
-  <w:num w:numId="45" w16cid:durableId="419722189">
-    <w:abstractNumId w:val="45"/>
-  </w:num>
-  <w:num w:numId="46" w16cid:durableId="1545288482">
-    <w:abstractNumId w:val="43"/>
-  </w:num>
-  <w:num w:numId="47" w16cid:durableId="1269046899">
-    <w:abstractNumId w:val="26"/>
-  </w:num>
-  <w:num w:numId="48" w16cid:durableId="2132432596">
+  <w:num w:numId="48" w16cid:durableId="1971980268">
     <w:abstractNumId w:val="40"/>
   </w:num>
-  <w:num w:numId="49" w16cid:durableId="1971980268">
-    <w:abstractNumId w:val="42"/>
-  </w:num>
-  <w:num w:numId="50" w16cid:durableId="720595666">
+  <w:num w:numId="49" w16cid:durableId="720595666">
     <w:abstractNumId w:val="4"/>
   </w:num>
-  <w:num w:numId="51" w16cid:durableId="494763312">
-    <w:abstractNumId w:val="25"/>
+  <w:num w:numId="50" w16cid:durableId="494763312">
+    <w:abstractNumId w:val="24"/>
   </w:num>
-  <w:num w:numId="52" w16cid:durableId="791705524">
-    <w:abstractNumId w:val="58"/>
+  <w:num w:numId="51" w16cid:durableId="791705524">
+    <w:abstractNumId w:val="56"/>
   </w:num>
-  <w:num w:numId="53" w16cid:durableId="2082749411">
-    <w:abstractNumId w:val="61"/>
+  <w:num w:numId="52" w16cid:durableId="2082749411">
+    <w:abstractNumId w:val="59"/>
   </w:num>
-  <w:num w:numId="54" w16cid:durableId="1303382902">
-    <w:abstractNumId w:val="30"/>
-  </w:num>
-  <w:num w:numId="55" w16cid:durableId="1865750170">
+  <w:num w:numId="53" w16cid:durableId="1865750170">
     <w:abstractNumId w:val="3"/>
   </w:num>
-  <w:num w:numId="56" w16cid:durableId="162823386">
-    <w:abstractNumId w:val="38"/>
+  <w:num w:numId="54" w16cid:durableId="162823386">
+    <w:abstractNumId w:val="36"/>
   </w:num>
-  <w:num w:numId="57" w16cid:durableId="1371371368">
+  <w:num w:numId="55" w16cid:durableId="1371371368">
     <w:abstractNumId w:val="1"/>
   </w:num>
-  <w:num w:numId="58" w16cid:durableId="1306006261">
-    <w:abstractNumId w:val="53"/>
+  <w:num w:numId="56" w16cid:durableId="1306006261">
+    <w:abstractNumId w:val="51"/>
   </w:num>
-  <w:num w:numId="59" w16cid:durableId="431826434">
-    <w:abstractNumId w:val="50"/>
+  <w:num w:numId="57" w16cid:durableId="431826434">
+    <w:abstractNumId w:val="48"/>
   </w:num>
-  <w:num w:numId="60" w16cid:durableId="16395807">
-    <w:abstractNumId w:val="35"/>
+  <w:num w:numId="58" w16cid:durableId="16395807">
+    <w:abstractNumId w:val="33"/>
   </w:num>
-  <w:num w:numId="61" w16cid:durableId="1787652347">
+  <w:num w:numId="59" w16cid:durableId="1787652347">
     <w:abstractNumId w:val="8"/>
   </w:num>
-  <w:num w:numId="62" w16cid:durableId="499078756">
-    <w:abstractNumId w:val="23"/>
+  <w:num w:numId="60" w16cid:durableId="499078756">
+    <w:abstractNumId w:val="22"/>
   </w:num>
+  <w:numIdMacAtCleanup w:val="60"/>
 </w:numbering>
 </file>
 

--- a/آموزش جنگو.docx
+++ b/آموزش جنگو.docx
@@ -19831,11 +19831,6 @@
       </w:r>
     </w:p>
     <w:p>
-      <w:pPr>
-        <w:rPr>
-          <w:rFonts w:hint="cs"/>
-        </w:rPr>
-      </w:pPr>
       <w:r>
         <w:rPr>
           <w:rFonts w:hint="cs"/>
@@ -19927,14 +19922,7 @@
             <w:rStyle w:val="Hyperlink"/>
             <w:rtl/>
           </w:rPr>
-          <w:t>ساخت</w:t>
-        </w:r>
-        <w:r>
-          <w:rPr>
-            <w:rStyle w:val="Hyperlink"/>
-            <w:rtl/>
-          </w:rPr>
-          <w:t xml:space="preserve"> </w:t>
+          <w:t xml:space="preserve">ساخت </w:t>
         </w:r>
         <w:proofErr w:type="spellStart"/>
         <w:r>
@@ -19956,13 +19944,3264 @@
     </w:p>
     <w:p>
       <w:pPr>
-        <w:rPr>
-          <w:rtl/>
-          <w:lang w:bidi="ar-SA"/>
-        </w:rPr>
-      </w:pPr>
+        <w:pStyle w:val="Heading2"/>
+        <w:rPr>
+          <w:rtl/>
+        </w:rPr>
+      </w:pPr>
+      <w:r>
+        <w:rPr>
+          <w:rFonts w:hint="cs"/>
+          <w:rtl/>
+        </w:rPr>
+        <w:t xml:space="preserve">اعمال </w:t>
+      </w:r>
+      <w:proofErr w:type="spellStart"/>
+      <w:r>
+        <w:rPr>
+          <w:rFonts w:hint="cs"/>
+          <w:rtl/>
+        </w:rPr>
+        <w:t>استایل</w:t>
+      </w:r>
+      <w:proofErr w:type="spellEnd"/>
+      <w:r>
+        <w:rPr>
+          <w:rFonts w:hint="cs"/>
+          <w:rtl/>
+        </w:rPr>
+        <w:t xml:space="preserve"> </w:t>
+      </w:r>
+      <w:proofErr w:type="spellStart"/>
+      <w:r>
+        <w:rPr>
+          <w:rFonts w:hint="cs"/>
+          <w:rtl/>
+        </w:rPr>
+        <w:t>استاتیک</w:t>
+      </w:r>
+      <w:proofErr w:type="spellEnd"/>
+    </w:p>
+    <w:p>
+      <w:pPr>
+        <w:rPr>
+          <w:rtl/>
+        </w:rPr>
+      </w:pPr>
+      <w:r>
+        <w:rPr>
+          <w:rFonts w:hint="cs"/>
+          <w:rtl/>
+        </w:rPr>
+        <w:t xml:space="preserve">روش اول : در </w:t>
+      </w:r>
+      <w:proofErr w:type="spellStart"/>
+      <w:r>
+        <w:rPr>
+          <w:rFonts w:hint="cs"/>
+          <w:rtl/>
+        </w:rPr>
+        <w:t>تنظیمات</w:t>
+      </w:r>
+      <w:proofErr w:type="spellEnd"/>
+      <w:r>
+        <w:rPr>
+          <w:rFonts w:hint="cs"/>
+          <w:rtl/>
+        </w:rPr>
+        <w:t xml:space="preserve"> </w:t>
+      </w:r>
+      <w:proofErr w:type="spellStart"/>
+      <w:r>
+        <w:rPr>
+          <w:rFonts w:hint="cs"/>
+          <w:rtl/>
+        </w:rPr>
+        <w:t>جنگو</w:t>
+      </w:r>
+      <w:proofErr w:type="spellEnd"/>
+      <w:r>
+        <w:rPr>
+          <w:rFonts w:hint="cs"/>
+          <w:rtl/>
+        </w:rPr>
+        <w:t xml:space="preserve"> </w:t>
+      </w:r>
+    </w:p>
+    <w:tbl>
+      <w:tblPr>
+        <w:tblStyle w:val="TableGrid"/>
+        <w:tblW w:w="0" w:type="auto"/>
+        <w:tblLook w:val="04A0" w:firstRow="1" w:lastRow="0" w:firstColumn="1" w:lastColumn="0" w:noHBand="0" w:noVBand="1"/>
+      </w:tblPr>
+      <w:tblGrid>
+        <w:gridCol w:w="9350"/>
+      </w:tblGrid>
+      <w:tr>
+        <w:tc>
+          <w:tcPr>
+            <w:tcW w:w="9350" w:type="dxa"/>
+          </w:tcPr>
+          <w:p>
+            <w:pPr>
+              <w:pStyle w:val="code"/>
+              <w:rPr>
+                <w:rFonts w:hint="cs"/>
+              </w:rPr>
+            </w:pPr>
+            <w:r>
+              <w:t>STATIC_URL = 'static/'</w:t>
+            </w:r>
+          </w:p>
+        </w:tc>
+      </w:tr>
+    </w:tbl>
+    <w:p>
+      <w:pPr>
+        <w:rPr>
+          <w:rtl/>
+        </w:rPr>
+      </w:pPr>
+    </w:p>
+    <w:p>
+      <w:pPr>
+        <w:rPr>
+          <w:rtl/>
+        </w:rPr>
+      </w:pPr>
+      <w:r>
+        <w:rPr>
+          <w:rFonts w:hint="cs"/>
+          <w:rtl/>
+        </w:rPr>
+        <w:t xml:space="preserve">حالا میتوانید فایل های </w:t>
+      </w:r>
+      <w:proofErr w:type="spellStart"/>
+      <w:r>
+        <w:rPr>
+          <w:rFonts w:hint="cs"/>
+          <w:rtl/>
+        </w:rPr>
+        <w:t>استاتیک</w:t>
+      </w:r>
+      <w:proofErr w:type="spellEnd"/>
+      <w:r>
+        <w:rPr>
+          <w:rFonts w:hint="cs"/>
+          <w:rtl/>
+        </w:rPr>
+        <w:t xml:space="preserve"> خود را در یکی از مسیر های زیر قرار دهید. </w:t>
+      </w:r>
+    </w:p>
+    <w:p>
+      <w:pPr>
+        <w:rPr>
+          <w:rtl/>
+        </w:rPr>
+      </w:pPr>
+      <w:r>
+        <w:rPr>
+          <w:rFonts w:hint="cs"/>
+          <w:rtl/>
+        </w:rPr>
+        <w:t xml:space="preserve">مسیر اول که مسیر پیشنهاد شده ما </w:t>
+      </w:r>
+      <w:proofErr w:type="spellStart"/>
+      <w:r>
+        <w:rPr>
+          <w:rFonts w:hint="cs"/>
+          <w:rtl/>
+        </w:rPr>
+        <w:t>هست:داخل</w:t>
+      </w:r>
+      <w:proofErr w:type="spellEnd"/>
+      <w:r>
+        <w:rPr>
+          <w:rFonts w:hint="cs"/>
+          <w:rtl/>
+        </w:rPr>
+        <w:t xml:space="preserve"> </w:t>
+      </w:r>
+      <w:proofErr w:type="spellStart"/>
+      <w:r>
+        <w:rPr>
+          <w:rFonts w:hint="cs"/>
+          <w:rtl/>
+        </w:rPr>
+        <w:t>هرکدام</w:t>
+      </w:r>
+      <w:proofErr w:type="spellEnd"/>
+      <w:r>
+        <w:rPr>
+          <w:rFonts w:hint="cs"/>
+          <w:rtl/>
+        </w:rPr>
+        <w:t xml:space="preserve"> از </w:t>
+      </w:r>
+      <w:proofErr w:type="spellStart"/>
+      <w:r>
+        <w:rPr>
+          <w:rFonts w:hint="cs"/>
+          <w:rtl/>
+        </w:rPr>
+        <w:t>اپلیکیشن</w:t>
+      </w:r>
+      <w:proofErr w:type="spellEnd"/>
+      <w:r>
+        <w:rPr>
+          <w:rFonts w:hint="cs"/>
+          <w:rtl/>
+        </w:rPr>
+        <w:t xml:space="preserve"> ها است:</w:t>
+      </w:r>
+    </w:p>
+    <w:tbl>
+      <w:tblPr>
+        <w:tblStyle w:val="TableGrid"/>
+        <w:tblW w:w="0" w:type="auto"/>
+        <w:tblLook w:val="04A0" w:firstRow="1" w:lastRow="0" w:firstColumn="1" w:lastColumn="0" w:noHBand="0" w:noVBand="1"/>
+      </w:tblPr>
+      <w:tblGrid>
+        <w:gridCol w:w="9350"/>
+      </w:tblGrid>
+      <w:tr>
+        <w:tc>
+          <w:tcPr>
+            <w:tcW w:w="9350" w:type="dxa"/>
+          </w:tcPr>
+          <w:p>
+            <w:pPr>
+              <w:pStyle w:val="code"/>
+            </w:pPr>
+            <w:r>
+              <w:t>project/</w:t>
+            </w:r>
+          </w:p>
+          <w:p>
+            <w:pPr>
+              <w:pStyle w:val="code"/>
+            </w:pPr>
+            <w:r>
+              <w:t>├── pages/</w:t>
+            </w:r>
+          </w:p>
+          <w:p>
+            <w:pPr>
+              <w:pStyle w:val="code"/>
+            </w:pPr>
+            <w:r>
+              <w:t>│   ├── static/</w:t>
+            </w:r>
+          </w:p>
+          <w:p>
+            <w:pPr>
+              <w:pStyle w:val="code"/>
+            </w:pPr>
+            <w:r>
+              <w:t>│   │   └── pages/</w:t>
+            </w:r>
+          </w:p>
+          <w:p>
+            <w:pPr>
+              <w:pStyle w:val="code"/>
+            </w:pPr>
+            <w:r>
+              <w:t>│   │       ├── style.css</w:t>
+            </w:r>
+          </w:p>
+          <w:p>
+            <w:pPr>
+              <w:pStyle w:val="code"/>
+            </w:pPr>
+            <w:r>
+              <w:t>│   │       └── logo.png</w:t>
+            </w:r>
+          </w:p>
+          <w:p>
+            <w:pPr>
+              <w:pStyle w:val="code"/>
+              <w:rPr>
+                <w:rtl/>
+              </w:rPr>
+            </w:pPr>
+            <w:r>
+              <w:t>│   └── ...</w:t>
+            </w:r>
+          </w:p>
+          <w:p>
+            <w:pPr>
+              <w:pStyle w:val="code"/>
+            </w:pPr>
+            <w:r>
+              <w:t>├── posts/</w:t>
+            </w:r>
+          </w:p>
+          <w:p>
+            <w:pPr>
+              <w:pStyle w:val="code"/>
+            </w:pPr>
+            <w:r>
+              <w:t>│   ├── static/</w:t>
+            </w:r>
+          </w:p>
+          <w:p>
+            <w:pPr>
+              <w:pStyle w:val="code"/>
+            </w:pPr>
+            <w:r>
+              <w:t>│   │   └── posts/</w:t>
+            </w:r>
+          </w:p>
+          <w:p>
+            <w:pPr>
+              <w:pStyle w:val="code"/>
+            </w:pPr>
+            <w:r>
+              <w:t>│   │       └── post.css</w:t>
+            </w:r>
+          </w:p>
+          <w:p>
+            <w:pPr>
+              <w:pStyle w:val="code"/>
+            </w:pPr>
+            <w:r>
+              <w:t>│   └── ...</w:t>
+            </w:r>
+          </w:p>
+        </w:tc>
+      </w:tr>
+    </w:tbl>
+    <w:p>
+      <w:pPr>
+        <w:bidi w:val="0"/>
+        <w:rPr>
+          <w:rtl/>
+        </w:rPr>
+      </w:pPr>
+    </w:p>
+    <w:p>
+      <w:pPr>
+        <w:rPr>
+          <w:rtl/>
+        </w:rPr>
+      </w:pPr>
+      <w:r>
+        <w:rPr>
+          <w:rFonts w:hint="cs"/>
+          <w:rtl/>
+        </w:rPr>
+        <w:t xml:space="preserve">سپس در فایل </w:t>
+      </w:r>
+      <w:r>
+        <w:t>html</w:t>
+      </w:r>
+      <w:r>
+        <w:rPr>
+          <w:rFonts w:hint="cs"/>
+          <w:rtl/>
+        </w:rPr>
+        <w:t xml:space="preserve"> از این کدها استفاده کنید:</w:t>
+      </w:r>
+    </w:p>
+    <w:tbl>
+      <w:tblPr>
+        <w:tblStyle w:val="TableGrid"/>
+        <w:tblW w:w="0" w:type="auto"/>
+        <w:tblLook w:val="04A0" w:firstRow="1" w:lastRow="0" w:firstColumn="1" w:lastColumn="0" w:noHBand="0" w:noVBand="1"/>
+      </w:tblPr>
+      <w:tblGrid>
+        <w:gridCol w:w="9350"/>
+      </w:tblGrid>
+      <w:tr>
+        <w:tc>
+          <w:tcPr>
+            <w:tcW w:w="9350" w:type="dxa"/>
+          </w:tcPr>
+          <w:p>
+            <w:pPr>
+              <w:pStyle w:val="code"/>
+              <w:rPr>
+                <w:rFonts w:hint="cs"/>
+              </w:rPr>
+            </w:pPr>
+            <w:r>
+              <w:t>{% load static %}</w:t>
+            </w:r>
+            <w:r>
+              <w:br/>
+            </w:r>
+            <w:r>
+              <w:br/>
+              <w:t xml:space="preserve">&lt;link </w:t>
+            </w:r>
+            <w:proofErr w:type="spellStart"/>
+            <w:r>
+              <w:t>rel</w:t>
+            </w:r>
+            <w:proofErr w:type="spellEnd"/>
+            <w:r>
+              <w:t xml:space="preserve">="stylesheet" </w:t>
+            </w:r>
+            <w:proofErr w:type="spellStart"/>
+            <w:r>
+              <w:t>href</w:t>
+            </w:r>
+            <w:proofErr w:type="spellEnd"/>
+            <w:r>
+              <w:t>="{% static 'pages/style.css' %}"&gt;</w:t>
+            </w:r>
+          </w:p>
+        </w:tc>
+      </w:tr>
+    </w:tbl>
+    <w:p>
+      <w:pPr>
+        <w:rPr>
+          <w:rtl/>
+        </w:rPr>
+      </w:pPr>
+      <w:r>
+        <w:rPr>
+          <w:rFonts w:hint="cs"/>
+          <w:rtl/>
+        </w:rPr>
+        <w:t xml:space="preserve">این روش از نظر </w:t>
+      </w:r>
+      <w:proofErr w:type="spellStart"/>
+      <w:r>
+        <w:rPr>
+          <w:rFonts w:hint="cs"/>
+          <w:rtl/>
+        </w:rPr>
+        <w:t>جنگو</w:t>
+      </w:r>
+      <w:proofErr w:type="spellEnd"/>
+      <w:r>
+        <w:rPr>
+          <w:rFonts w:hint="cs"/>
+          <w:rtl/>
+        </w:rPr>
+        <w:t xml:space="preserve"> بهتر است زیرا که تداخل نامی نخواهیم داشت. </w:t>
+      </w:r>
+    </w:p>
+    <w:p>
+      <w:pPr>
+        <w:rPr>
+          <w:rtl/>
+        </w:rPr>
+      </w:pPr>
+      <w:r>
+        <w:rPr>
+          <w:rFonts w:hint="cs"/>
+          <w:rtl/>
+        </w:rPr>
+        <w:t xml:space="preserve">روش دوم استفاده از یک فایل </w:t>
+      </w:r>
+      <w:proofErr w:type="spellStart"/>
+      <w:r>
+        <w:rPr>
+          <w:rFonts w:hint="cs"/>
+          <w:rtl/>
+        </w:rPr>
+        <w:t>استاتیک</w:t>
+      </w:r>
+      <w:proofErr w:type="spellEnd"/>
+      <w:r>
+        <w:rPr>
+          <w:rFonts w:hint="cs"/>
+          <w:rtl/>
+        </w:rPr>
+        <w:t xml:space="preserve"> ثابت در کل پروژه</w:t>
+      </w:r>
+    </w:p>
+    <w:tbl>
+      <w:tblPr>
+        <w:tblStyle w:val="TableGrid"/>
+        <w:bidiVisual/>
+        <w:tblW w:w="0" w:type="auto"/>
+        <w:tblLook w:val="04A0" w:firstRow="1" w:lastRow="0" w:firstColumn="1" w:lastColumn="0" w:noHBand="0" w:noVBand="1"/>
+      </w:tblPr>
+      <w:tblGrid>
+        <w:gridCol w:w="9350"/>
+      </w:tblGrid>
+      <w:tr>
+        <w:tc>
+          <w:tcPr>
+            <w:tcW w:w="9350" w:type="dxa"/>
+          </w:tcPr>
+          <w:p>
+            <w:pPr>
+              <w:pStyle w:val="code"/>
+            </w:pPr>
+            <w:r>
+              <w:t>project/</w:t>
+            </w:r>
+          </w:p>
+          <w:p>
+            <w:pPr>
+              <w:pStyle w:val="code"/>
+            </w:pPr>
+            <w:r>
+              <w:t>├── static/</w:t>
+            </w:r>
+          </w:p>
+          <w:p>
+            <w:pPr>
+              <w:pStyle w:val="code"/>
+            </w:pPr>
+            <w:r>
+              <w:t xml:space="preserve">│   ├── </w:t>
+            </w:r>
+            <w:proofErr w:type="spellStart"/>
+            <w:r>
+              <w:t>css</w:t>
+            </w:r>
+            <w:proofErr w:type="spellEnd"/>
+            <w:r>
+              <w:t>/</w:t>
+            </w:r>
+          </w:p>
+          <w:p>
+            <w:pPr>
+              <w:pStyle w:val="code"/>
+            </w:pPr>
+            <w:r>
+              <w:t>│   │   └── main.css</w:t>
+            </w:r>
+          </w:p>
+          <w:p>
+            <w:pPr>
+              <w:pStyle w:val="code"/>
+            </w:pPr>
+            <w:r>
+              <w:t xml:space="preserve">│   ├── </w:t>
+            </w:r>
+            <w:proofErr w:type="spellStart"/>
+            <w:r>
+              <w:t>js</w:t>
+            </w:r>
+            <w:proofErr w:type="spellEnd"/>
+            <w:r>
+              <w:t>/</w:t>
+            </w:r>
+          </w:p>
+          <w:p>
+            <w:pPr>
+              <w:pStyle w:val="code"/>
+            </w:pPr>
+            <w:r>
+              <w:t>│   └── images/</w:t>
+            </w:r>
+          </w:p>
+          <w:p>
+            <w:pPr>
+              <w:pStyle w:val="code"/>
+            </w:pPr>
+            <w:r>
+              <w:t>├── manage.py</w:t>
+            </w:r>
+          </w:p>
+          <w:p>
+            <w:pPr>
+              <w:pStyle w:val="code"/>
+              <w:rPr>
+                <w:rFonts w:hint="cs"/>
+                <w:rtl/>
+              </w:rPr>
+            </w:pPr>
+            <w:r>
+              <w:t xml:space="preserve">└── </w:t>
+            </w:r>
+            <w:proofErr w:type="spellStart"/>
+            <w:r>
+              <w:t>tizer</w:t>
+            </w:r>
+            <w:proofErr w:type="spellEnd"/>
+            <w:r>
+              <w:t>/</w:t>
+            </w:r>
+          </w:p>
+        </w:tc>
+      </w:tr>
+    </w:tbl>
+    <w:p>
+      <w:pPr>
+        <w:rPr>
+          <w:rtl/>
+        </w:rPr>
+      </w:pPr>
+    </w:p>
+    <w:p>
+      <w:r>
+        <w:rPr>
+          <w:rFonts w:hint="cs"/>
+          <w:rtl/>
+        </w:rPr>
+        <w:t xml:space="preserve">در فایل </w:t>
+      </w:r>
+      <w:r>
+        <w:t>settings.py</w:t>
+      </w:r>
+    </w:p>
+    <w:tbl>
+      <w:tblPr>
+        <w:tblStyle w:val="TableGrid"/>
+        <w:tblW w:w="0" w:type="auto"/>
+        <w:tblLook w:val="04A0" w:firstRow="1" w:lastRow="0" w:firstColumn="1" w:lastColumn="0" w:noHBand="0" w:noVBand="1"/>
+      </w:tblPr>
+      <w:tblGrid>
+        <w:gridCol w:w="9350"/>
+      </w:tblGrid>
+      <w:tr>
+        <w:tc>
+          <w:tcPr>
+            <w:tcW w:w="9350" w:type="dxa"/>
+          </w:tcPr>
+          <w:p>
+            <w:pPr>
+              <w:pStyle w:val="code"/>
+            </w:pPr>
+            <w:r>
+              <w:t xml:space="preserve">from </w:t>
+            </w:r>
+            <w:proofErr w:type="spellStart"/>
+            <w:r>
+              <w:t>pathlib</w:t>
+            </w:r>
+            <w:proofErr w:type="spellEnd"/>
+            <w:r>
+              <w:t xml:space="preserve"> import Path</w:t>
+            </w:r>
+          </w:p>
+          <w:p>
+            <w:pPr>
+              <w:pStyle w:val="code"/>
+              <w:rPr>
+                <w:rtl/>
+              </w:rPr>
+            </w:pPr>
+          </w:p>
+          <w:p>
+            <w:pPr>
+              <w:pStyle w:val="code"/>
+            </w:pPr>
+            <w:r>
+              <w:t>BASE_DIR = Path(__file__</w:t>
+            </w:r>
+            <w:proofErr w:type="gramStart"/>
+            <w:r>
+              <w:t>).resolve</w:t>
+            </w:r>
+            <w:proofErr w:type="gramEnd"/>
+            <w:r>
+              <w:t>(</w:t>
+            </w:r>
+            <w:proofErr w:type="gramStart"/>
+            <w:r>
+              <w:t>).</w:t>
+            </w:r>
+            <w:proofErr w:type="spellStart"/>
+            <w:r>
+              <w:t>parent</w:t>
+            </w:r>
+            <w:proofErr w:type="gramEnd"/>
+            <w:r>
+              <w:t>.parent</w:t>
+            </w:r>
+            <w:proofErr w:type="spellEnd"/>
+          </w:p>
+          <w:p>
+            <w:pPr>
+              <w:pStyle w:val="code"/>
+              <w:rPr>
+                <w:rtl/>
+              </w:rPr>
+            </w:pPr>
+          </w:p>
+          <w:p>
+            <w:pPr>
+              <w:pStyle w:val="code"/>
+            </w:pPr>
+            <w:r>
+              <w:t>STATIC_URL = 'static/'</w:t>
+            </w:r>
+          </w:p>
+          <w:p>
+            <w:pPr>
+              <w:pStyle w:val="code"/>
+              <w:rPr>
+                <w:rtl/>
+              </w:rPr>
+            </w:pPr>
+          </w:p>
+          <w:p>
+            <w:pPr>
+              <w:pStyle w:val="code"/>
+            </w:pPr>
+            <w:r>
+              <w:t>STATICFILES_DIRS = [</w:t>
+            </w:r>
+          </w:p>
+          <w:p>
+            <w:pPr>
+              <w:pStyle w:val="code"/>
+            </w:pPr>
+            <w:r>
+              <w:t xml:space="preserve">    BASE_DIR / 'static',</w:t>
+            </w:r>
+          </w:p>
+          <w:p>
+            <w:pPr>
+              <w:pStyle w:val="code"/>
+              <w:rPr>
+                <w:rFonts w:hint="cs"/>
+              </w:rPr>
+            </w:pPr>
+            <w:r>
+              <w:t>]</w:t>
+            </w:r>
+          </w:p>
+        </w:tc>
+      </w:tr>
+    </w:tbl>
+    <w:p>
+      <w:pPr>
+        <w:rPr>
+          <w:rtl/>
+        </w:rPr>
+      </w:pPr>
+    </w:p>
+    <w:p>
+      <w:pPr>
+        <w:rPr>
+          <w:rtl/>
+        </w:rPr>
+      </w:pPr>
+      <w:r>
+        <w:rPr>
+          <w:rFonts w:hint="cs"/>
+          <w:rtl/>
+        </w:rPr>
+        <w:t xml:space="preserve">در </w:t>
+      </w:r>
+      <w:r>
+        <w:t>html</w:t>
+      </w:r>
+      <w:r>
+        <w:rPr>
+          <w:rFonts w:hint="cs"/>
+          <w:rtl/>
+        </w:rPr>
+        <w:t xml:space="preserve"> کد زیر را درج میکنیم.</w:t>
+      </w:r>
+    </w:p>
+    <w:tbl>
+      <w:tblPr>
+        <w:tblStyle w:val="TableGrid"/>
+        <w:tblW w:w="0" w:type="auto"/>
+        <w:tblLook w:val="04A0" w:firstRow="1" w:lastRow="0" w:firstColumn="1" w:lastColumn="0" w:noHBand="0" w:noVBand="1"/>
+      </w:tblPr>
+      <w:tblGrid>
+        <w:gridCol w:w="9350"/>
+      </w:tblGrid>
+      <w:tr>
+        <w:tc>
+          <w:tcPr>
+            <w:tcW w:w="9350" w:type="dxa"/>
+          </w:tcPr>
+          <w:p>
+            <w:pPr>
+              <w:pStyle w:val="code"/>
+            </w:pPr>
+            <w:r>
+              <w:t>{% load static %}</w:t>
+            </w:r>
+          </w:p>
+          <w:p>
+            <w:pPr>
+              <w:pStyle w:val="code"/>
+              <w:rPr>
+                <w:rtl/>
+              </w:rPr>
+            </w:pPr>
+          </w:p>
+          <w:p>
+            <w:pPr>
+              <w:pStyle w:val="code"/>
+              <w:rPr>
+                <w:rFonts w:hint="cs"/>
+              </w:rPr>
+            </w:pPr>
+            <w:r>
+              <w:t xml:space="preserve">&lt;link </w:t>
+            </w:r>
+            <w:proofErr w:type="spellStart"/>
+            <w:r>
+              <w:t>rel</w:t>
+            </w:r>
+            <w:proofErr w:type="spellEnd"/>
+            <w:r>
+              <w:t xml:space="preserve">="stylesheet" </w:t>
+            </w:r>
+            <w:proofErr w:type="spellStart"/>
+            <w:r>
+              <w:t>href</w:t>
+            </w:r>
+            <w:proofErr w:type="spellEnd"/>
+            <w:r>
+              <w:t>="{% static '</w:t>
+            </w:r>
+            <w:proofErr w:type="spellStart"/>
+            <w:r>
+              <w:t>css</w:t>
+            </w:r>
+            <w:proofErr w:type="spellEnd"/>
+            <w:r>
+              <w:t>/main.css' %}"&gt;</w:t>
+            </w:r>
+          </w:p>
+        </w:tc>
+      </w:tr>
+    </w:tbl>
+    <w:p>
+      <w:pPr>
+        <w:rPr>
+          <w:rtl/>
+        </w:rPr>
+      </w:pPr>
+    </w:p>
+    <w:p>
+      <w:pPr>
+        <w:rPr>
+          <w:rtl/>
+        </w:rPr>
+      </w:pPr>
+      <w:r>
+        <w:rPr>
+          <w:rFonts w:hint="cs"/>
+          <w:rtl/>
+        </w:rPr>
+        <w:lastRenderedPageBreak/>
+        <w:t>ساختار پروژه در این حالت به این صورت است:</w:t>
+      </w:r>
+    </w:p>
+    <w:tbl>
+      <w:tblPr>
+        <w:tblStyle w:val="TableGrid"/>
+        <w:tblW w:w="0" w:type="auto"/>
+        <w:tblLook w:val="04A0" w:firstRow="1" w:lastRow="0" w:firstColumn="1" w:lastColumn="0" w:noHBand="0" w:noVBand="1"/>
+      </w:tblPr>
+      <w:tblGrid>
+        <w:gridCol w:w="9350"/>
+      </w:tblGrid>
+      <w:tr>
+        <w:tc>
+          <w:tcPr>
+            <w:tcW w:w="9350" w:type="dxa"/>
+          </w:tcPr>
+          <w:p>
+            <w:pPr>
+              <w:pStyle w:val="code"/>
+            </w:pPr>
+            <w:r>
+              <w:t>tests/</w:t>
+            </w:r>
+          </w:p>
+          <w:p>
+            <w:pPr>
+              <w:pStyle w:val="code"/>
+            </w:pPr>
+            <w:r>
+              <w:t>├── manage.py</w:t>
+            </w:r>
+          </w:p>
+          <w:p>
+            <w:pPr>
+              <w:pStyle w:val="code"/>
+            </w:pPr>
+            <w:r>
+              <w:t>├── static/</w:t>
+            </w:r>
+          </w:p>
+          <w:p>
+            <w:pPr>
+              <w:pStyle w:val="code"/>
+            </w:pPr>
+            <w:r>
+              <w:t xml:space="preserve">│   ├── </w:t>
+            </w:r>
+            <w:proofErr w:type="spellStart"/>
+            <w:r>
+              <w:t>css</w:t>
+            </w:r>
+            <w:proofErr w:type="spellEnd"/>
+            <w:r>
+              <w:t>/</w:t>
+            </w:r>
+          </w:p>
+          <w:p>
+            <w:pPr>
+              <w:pStyle w:val="code"/>
+            </w:pPr>
+            <w:r>
+              <w:t xml:space="preserve">│   ├── </w:t>
+            </w:r>
+            <w:proofErr w:type="spellStart"/>
+            <w:r>
+              <w:t>js</w:t>
+            </w:r>
+            <w:proofErr w:type="spellEnd"/>
+            <w:r>
+              <w:t>/</w:t>
+            </w:r>
+          </w:p>
+          <w:p>
+            <w:pPr>
+              <w:pStyle w:val="code"/>
+            </w:pPr>
+            <w:r>
+              <w:t>│   └── images/</w:t>
+            </w:r>
+          </w:p>
+          <w:p>
+            <w:pPr>
+              <w:pStyle w:val="code"/>
+            </w:pPr>
+            <w:r>
+              <w:t>├── pages/</w:t>
+            </w:r>
+          </w:p>
+          <w:p>
+            <w:pPr>
+              <w:pStyle w:val="code"/>
+            </w:pPr>
+            <w:r>
+              <w:t>├── posts/</w:t>
+            </w:r>
+          </w:p>
+          <w:p>
+            <w:pPr>
+              <w:pStyle w:val="code"/>
+              <w:rPr>
+                <w:rFonts w:hint="cs"/>
+              </w:rPr>
+            </w:pPr>
+            <w:r>
+              <w:t xml:space="preserve">└── </w:t>
+            </w:r>
+            <w:proofErr w:type="spellStart"/>
+            <w:r>
+              <w:t>tizer</w:t>
+            </w:r>
+            <w:proofErr w:type="spellEnd"/>
+            <w:r>
+              <w:t>/</w:t>
+            </w:r>
+          </w:p>
+        </w:tc>
+      </w:tr>
+    </w:tbl>
+    <w:p>
+      <w:pPr>
+        <w:rPr>
+          <w:rtl/>
+        </w:rPr>
+      </w:pPr>
+    </w:p>
+    <w:p>
+      <w:pPr>
+        <w:rPr>
+          <w:rtl/>
+        </w:rPr>
+      </w:pPr>
+      <w:r>
+        <w:rPr>
+          <w:rFonts w:hint="cs"/>
+          <w:rtl/>
+        </w:rPr>
+        <w:t xml:space="preserve">وقتی که در </w:t>
+      </w:r>
+      <w:r>
+        <w:t>setting</w:t>
+      </w:r>
+      <w:r>
+        <w:rPr>
+          <w:rFonts w:hint="cs"/>
+          <w:rtl/>
+        </w:rPr>
+        <w:t xml:space="preserve"> </w:t>
+      </w:r>
+      <w:proofErr w:type="spellStart"/>
+      <w:r>
+        <w:rPr>
+          <w:rFonts w:hint="cs"/>
+          <w:rtl/>
+        </w:rPr>
+        <w:t>تنظیمات</w:t>
+      </w:r>
+      <w:proofErr w:type="spellEnd"/>
+      <w:r>
+        <w:rPr>
+          <w:rFonts w:hint="cs"/>
+          <w:rtl/>
+        </w:rPr>
+        <w:t xml:space="preserve"> ما به صورت :</w:t>
+      </w:r>
+    </w:p>
+    <w:tbl>
+      <w:tblPr>
+        <w:tblStyle w:val="TableGrid"/>
+        <w:tblW w:w="0" w:type="auto"/>
+        <w:tblLook w:val="04A0" w:firstRow="1" w:lastRow="0" w:firstColumn="1" w:lastColumn="0" w:noHBand="0" w:noVBand="1"/>
+      </w:tblPr>
+      <w:tblGrid>
+        <w:gridCol w:w="9350"/>
+      </w:tblGrid>
+      <w:tr>
+        <w:tc>
+          <w:tcPr>
+            <w:tcW w:w="9350" w:type="dxa"/>
+          </w:tcPr>
+          <w:p>
+            <w:pPr>
+              <w:pStyle w:val="code"/>
+              <w:rPr>
+                <w:rFonts w:hint="cs"/>
+              </w:rPr>
+            </w:pPr>
+            <w:r>
+              <w:t>STATIC_URL = 'static/'</w:t>
+            </w:r>
+            <w:r>
+              <w:br/>
+            </w:r>
+            <w:r>
+              <w:br/>
+              <w:t>STATICFILES_DIRS = [</w:t>
+            </w:r>
+            <w:r>
+              <w:br/>
+              <w:t>BASE_DIR / 'static',</w:t>
+            </w:r>
+            <w:r>
+              <w:br/>
+              <w:t>]</w:t>
+            </w:r>
+          </w:p>
+        </w:tc>
+      </w:tr>
+    </w:tbl>
+    <w:p>
+      <w:pPr>
+        <w:rPr>
+          <w:rtl/>
+        </w:rPr>
+      </w:pPr>
+      <w:r>
+        <w:rPr>
+          <w:rFonts w:hint="cs"/>
+          <w:rtl/>
+        </w:rPr>
+        <w:t xml:space="preserve">میتوانیم از این روش استفاده کنیم. این روش در بسیاری از </w:t>
+      </w:r>
+      <w:proofErr w:type="spellStart"/>
+      <w:r>
+        <w:rPr>
+          <w:rFonts w:hint="cs"/>
+          <w:rtl/>
+        </w:rPr>
+        <w:t>اپ</w:t>
+      </w:r>
+      <w:proofErr w:type="spellEnd"/>
+      <w:r>
+        <w:rPr>
+          <w:rFonts w:hint="cs"/>
+          <w:rtl/>
+        </w:rPr>
+        <w:t xml:space="preserve"> های کوچک و متوسط به کار میرود. </w:t>
+      </w:r>
     </w:p>
     <w:p/>
+    <w:p>
+      <w:pPr>
+        <w:pStyle w:val="Heading2"/>
+        <w:rPr>
+          <w:rtl/>
+        </w:rPr>
+      </w:pPr>
+      <w:r>
+        <w:rPr>
+          <w:rFonts w:hint="cs"/>
+          <w:rtl/>
+        </w:rPr>
+        <w:t xml:space="preserve">ساخت نمونه کار </w:t>
+      </w:r>
+      <w:proofErr w:type="spellStart"/>
+      <w:r>
+        <w:rPr>
+          <w:rFonts w:hint="cs"/>
+          <w:rtl/>
+        </w:rPr>
+        <w:t>داینامیک</w:t>
+      </w:r>
+      <w:proofErr w:type="spellEnd"/>
+      <w:r>
+        <w:rPr>
+          <w:rFonts w:hint="cs"/>
+          <w:rtl/>
+        </w:rPr>
+        <w:t xml:space="preserve"> در سایت </w:t>
+      </w:r>
+      <w:proofErr w:type="spellStart"/>
+      <w:r>
+        <w:rPr>
+          <w:rFonts w:hint="cs"/>
+          <w:rtl/>
+        </w:rPr>
+        <w:t>جنگو</w:t>
+      </w:r>
+      <w:proofErr w:type="spellEnd"/>
+    </w:p>
+    <w:p>
+      <w:pPr>
+        <w:rPr>
+          <w:rtl/>
+        </w:rPr>
+      </w:pPr>
+      <w:r>
+        <w:rPr>
+          <w:rFonts w:hint="cs"/>
+          <w:rtl/>
+        </w:rPr>
+        <w:t xml:space="preserve">گام اول ایجاد </w:t>
+      </w:r>
+      <w:proofErr w:type="spellStart"/>
+      <w:r>
+        <w:rPr>
+          <w:rFonts w:hint="cs"/>
+          <w:rtl/>
+        </w:rPr>
+        <w:t>اپ</w:t>
+      </w:r>
+      <w:proofErr w:type="spellEnd"/>
+      <w:r>
+        <w:rPr>
+          <w:rFonts w:hint="cs"/>
+          <w:rtl/>
+        </w:rPr>
+        <w:t xml:space="preserve"> نمونه کار:</w:t>
+      </w:r>
+    </w:p>
+    <w:tbl>
+      <w:tblPr>
+        <w:tblStyle w:val="TableGrid"/>
+        <w:tblW w:w="0" w:type="auto"/>
+        <w:tblLook w:val="04A0" w:firstRow="1" w:lastRow="0" w:firstColumn="1" w:lastColumn="0" w:noHBand="0" w:noVBand="1"/>
+      </w:tblPr>
+      <w:tblGrid>
+        <w:gridCol w:w="9350"/>
+      </w:tblGrid>
+      <w:tr>
+        <w:tc>
+          <w:tcPr>
+            <w:tcW w:w="9350" w:type="dxa"/>
+          </w:tcPr>
+          <w:p>
+            <w:pPr>
+              <w:pStyle w:val="code"/>
+            </w:pPr>
+            <w:proofErr w:type="spellStart"/>
+            <w:r>
+              <w:t>py</w:t>
+            </w:r>
+            <w:proofErr w:type="spellEnd"/>
+            <w:r>
+              <w:t xml:space="preserve"> manage.py </w:t>
+            </w:r>
+            <w:proofErr w:type="spellStart"/>
+            <w:r>
+              <w:t>startapp</w:t>
+            </w:r>
+            <w:proofErr w:type="spellEnd"/>
+            <w:r>
+              <w:t xml:space="preserve"> portfolios</w:t>
+            </w:r>
+          </w:p>
+        </w:tc>
+      </w:tr>
+    </w:tbl>
+    <w:p>
+      <w:pPr>
+        <w:rPr>
+          <w:rtl/>
+        </w:rPr>
+      </w:pPr>
+    </w:p>
+    <w:p>
+      <w:pPr>
+        <w:rPr>
+          <w:rtl/>
+        </w:rPr>
+      </w:pPr>
+      <w:r>
+        <w:rPr>
+          <w:rFonts w:hint="cs"/>
+          <w:rtl/>
+        </w:rPr>
+        <w:t xml:space="preserve">بعد در </w:t>
+      </w:r>
+      <w:r>
+        <w:t xml:space="preserve">setting </w:t>
+      </w:r>
+      <w:r>
+        <w:rPr>
+          <w:rFonts w:hint="cs"/>
+          <w:rtl/>
+        </w:rPr>
+        <w:t xml:space="preserve"> آن را اضافه کنید.</w:t>
+      </w:r>
+    </w:p>
+    <w:tbl>
+      <w:tblPr>
+        <w:tblStyle w:val="TableGrid"/>
+        <w:tblW w:w="0" w:type="auto"/>
+        <w:tblLook w:val="04A0" w:firstRow="1" w:lastRow="0" w:firstColumn="1" w:lastColumn="0" w:noHBand="0" w:noVBand="1"/>
+      </w:tblPr>
+      <w:tblGrid>
+        <w:gridCol w:w="9350"/>
+      </w:tblGrid>
+      <w:tr>
+        <w:tc>
+          <w:tcPr>
+            <w:tcW w:w="9350" w:type="dxa"/>
+          </w:tcPr>
+          <w:p>
+            <w:pPr>
+              <w:bidi w:val="0"/>
+            </w:pPr>
+            <w:r>
+              <w:t>INSTALLED_APPS = [</w:t>
+            </w:r>
+          </w:p>
+          <w:p>
+            <w:pPr>
+              <w:bidi w:val="0"/>
+            </w:pPr>
+            <w:r>
+              <w:t>    '</w:t>
+            </w:r>
+            <w:proofErr w:type="spellStart"/>
+            <w:proofErr w:type="gramStart"/>
+            <w:r>
+              <w:t>django.contrib</w:t>
+            </w:r>
+            <w:proofErr w:type="gramEnd"/>
+            <w:r>
+              <w:t>.admin</w:t>
+            </w:r>
+            <w:proofErr w:type="spellEnd"/>
+            <w:r>
+              <w:t>',</w:t>
+            </w:r>
+          </w:p>
+          <w:p>
+            <w:pPr>
+              <w:bidi w:val="0"/>
+            </w:pPr>
+            <w:r>
+              <w:t>    '</w:t>
+            </w:r>
+            <w:proofErr w:type="spellStart"/>
+            <w:proofErr w:type="gramStart"/>
+            <w:r>
+              <w:t>django.contrib</w:t>
+            </w:r>
+            <w:proofErr w:type="gramEnd"/>
+            <w:r>
+              <w:t>.auth</w:t>
+            </w:r>
+            <w:proofErr w:type="spellEnd"/>
+            <w:r>
+              <w:t>',</w:t>
+            </w:r>
+          </w:p>
+          <w:p>
+            <w:pPr>
+              <w:bidi w:val="0"/>
+            </w:pPr>
+            <w:r>
+              <w:t>    '</w:t>
+            </w:r>
+            <w:proofErr w:type="spellStart"/>
+            <w:proofErr w:type="gramStart"/>
+            <w:r>
+              <w:t>django.contrib</w:t>
+            </w:r>
+            <w:proofErr w:type="gramEnd"/>
+            <w:r>
+              <w:t>.contenttypes</w:t>
+            </w:r>
+            <w:proofErr w:type="spellEnd"/>
+            <w:r>
+              <w:t>',</w:t>
+            </w:r>
+          </w:p>
+          <w:p>
+            <w:pPr>
+              <w:bidi w:val="0"/>
+            </w:pPr>
+            <w:r>
+              <w:t>    '</w:t>
+            </w:r>
+            <w:proofErr w:type="spellStart"/>
+            <w:proofErr w:type="gramStart"/>
+            <w:r>
+              <w:t>django.contrib</w:t>
+            </w:r>
+            <w:proofErr w:type="gramEnd"/>
+            <w:r>
+              <w:t>.sessions</w:t>
+            </w:r>
+            <w:proofErr w:type="spellEnd"/>
+            <w:r>
+              <w:t>',</w:t>
+            </w:r>
+          </w:p>
+          <w:p>
+            <w:pPr>
+              <w:bidi w:val="0"/>
+            </w:pPr>
+            <w:r>
+              <w:t>    '</w:t>
+            </w:r>
+            <w:proofErr w:type="spellStart"/>
+            <w:proofErr w:type="gramStart"/>
+            <w:r>
+              <w:t>django.contrib</w:t>
+            </w:r>
+            <w:proofErr w:type="gramEnd"/>
+            <w:r>
+              <w:t>.messages</w:t>
+            </w:r>
+            <w:proofErr w:type="spellEnd"/>
+            <w:r>
+              <w:t>',</w:t>
+            </w:r>
+          </w:p>
+          <w:p>
+            <w:pPr>
+              <w:bidi w:val="0"/>
+            </w:pPr>
+            <w:r>
+              <w:lastRenderedPageBreak/>
+              <w:t>    '</w:t>
+            </w:r>
+            <w:proofErr w:type="spellStart"/>
+            <w:proofErr w:type="gramStart"/>
+            <w:r>
+              <w:t>django.contrib</w:t>
+            </w:r>
+            <w:proofErr w:type="gramEnd"/>
+            <w:r>
+              <w:t>.staticfiles</w:t>
+            </w:r>
+            <w:proofErr w:type="spellEnd"/>
+            <w:r>
+              <w:t>',</w:t>
+            </w:r>
+          </w:p>
+          <w:p>
+            <w:pPr>
+              <w:bidi w:val="0"/>
+            </w:pPr>
+            <w:r>
+              <w:t>    '</w:t>
+            </w:r>
+            <w:proofErr w:type="spellStart"/>
+            <w:r>
+              <w:t>helloworld</w:t>
+            </w:r>
+            <w:proofErr w:type="spellEnd"/>
+            <w:r>
+              <w:t>',</w:t>
+            </w:r>
+          </w:p>
+          <w:p>
+            <w:pPr>
+              <w:bidi w:val="0"/>
+              <w:rPr>
+                <w:rtl/>
+              </w:rPr>
+            </w:pPr>
+            <w:r>
+              <w:t>    'pages',</w:t>
+            </w:r>
+          </w:p>
+          <w:p>
+            <w:pPr>
+              <w:bidi w:val="0"/>
+              <w:rPr>
+                <w:rtl/>
+              </w:rPr>
+            </w:pPr>
+          </w:p>
+          <w:p>
+            <w:pPr>
+              <w:bidi w:val="0"/>
+              <w:rPr>
+                <w:rFonts w:hint="cs"/>
+                <w:rtl/>
+              </w:rPr>
+            </w:pPr>
+            <w:r>
+              <w:t xml:space="preserve">    # </w:t>
+            </w:r>
+            <w:r>
+              <w:rPr>
+                <w:rFonts w:hint="cs"/>
+                <w:rtl/>
+              </w:rPr>
+              <w:t>اضافه کردن نمونه کار</w:t>
+            </w:r>
+          </w:p>
+          <w:p>
+            <w:pPr>
+              <w:bidi w:val="0"/>
+            </w:pPr>
+            <w:r>
+              <w:t>    'portfolios',</w:t>
+            </w:r>
+          </w:p>
+          <w:p>
+            <w:pPr>
+              <w:bidi w:val="0"/>
+            </w:pPr>
+            <w:r>
+              <w:t>]</w:t>
+            </w:r>
+          </w:p>
+          <w:p>
+            <w:pPr>
+              <w:bidi w:val="0"/>
+              <w:rPr>
+                <w:rFonts w:hint="cs"/>
+              </w:rPr>
+            </w:pPr>
+          </w:p>
+        </w:tc>
+      </w:tr>
+    </w:tbl>
+    <w:p>
+      <w:pPr>
+        <w:rPr>
+          <w:rtl/>
+        </w:rPr>
+      </w:pPr>
+    </w:p>
+    <w:p>
+      <w:pPr>
+        <w:rPr>
+          <w:rtl/>
+        </w:rPr>
+      </w:pPr>
+      <w:r>
+        <w:rPr>
+          <w:rFonts w:hint="cs"/>
+          <w:rtl/>
+        </w:rPr>
+        <w:t xml:space="preserve">سپس باید مدل مربوط به نمونه کار را ایجاد کنید. </w:t>
+      </w:r>
+    </w:p>
+    <w:p>
+      <w:pPr>
+        <w:rPr>
+          <w:rtl/>
+        </w:rPr>
+      </w:pPr>
+      <w:r>
+        <w:rPr>
+          <w:rFonts w:hint="cs"/>
+          <w:rtl/>
+        </w:rPr>
+        <w:t>فایل زیر را باز کنید:</w:t>
+      </w:r>
+    </w:p>
+    <w:tbl>
+      <w:tblPr>
+        <w:tblStyle w:val="TableGrid"/>
+        <w:tblW w:w="0" w:type="auto"/>
+        <w:tblLook w:val="04A0" w:firstRow="1" w:lastRow="0" w:firstColumn="1" w:lastColumn="0" w:noHBand="0" w:noVBand="1"/>
+      </w:tblPr>
+      <w:tblGrid>
+        <w:gridCol w:w="9350"/>
+      </w:tblGrid>
+      <w:tr>
+        <w:tc>
+          <w:tcPr>
+            <w:tcW w:w="9350" w:type="dxa"/>
+          </w:tcPr>
+          <w:p>
+            <w:pPr>
+              <w:pStyle w:val="code"/>
+              <w:rPr>
+                <w:rFonts w:hint="cs"/>
+              </w:rPr>
+            </w:pPr>
+            <w:r>
+              <w:t>portfolios/models.py:</w:t>
+            </w:r>
+          </w:p>
+        </w:tc>
+      </w:tr>
+    </w:tbl>
+    <w:p>
+      <w:pPr>
+        <w:rPr>
+          <w:rtl/>
+        </w:rPr>
+      </w:pPr>
+      <w:r>
+        <w:rPr>
+          <w:rFonts w:hint="cs"/>
+          <w:rtl/>
+        </w:rPr>
+        <w:t>کد زیر را درج کنید:</w:t>
+      </w:r>
+    </w:p>
+    <w:tbl>
+      <w:tblPr>
+        <w:tblStyle w:val="TableGrid"/>
+        <w:tblW w:w="0" w:type="auto"/>
+        <w:tblLook w:val="04A0" w:firstRow="1" w:lastRow="0" w:firstColumn="1" w:lastColumn="0" w:noHBand="0" w:noVBand="1"/>
+      </w:tblPr>
+      <w:tblGrid>
+        <w:gridCol w:w="9350"/>
+      </w:tblGrid>
+      <w:tr>
+        <w:tc>
+          <w:tcPr>
+            <w:tcW w:w="9350" w:type="dxa"/>
+          </w:tcPr>
+          <w:p>
+            <w:pPr>
+              <w:pStyle w:val="code"/>
+            </w:pPr>
+            <w:r>
+              <w:t xml:space="preserve">from </w:t>
+            </w:r>
+            <w:proofErr w:type="spellStart"/>
+            <w:r>
+              <w:t>django.db</w:t>
+            </w:r>
+            <w:proofErr w:type="spellEnd"/>
+            <w:r>
+              <w:t xml:space="preserve"> import models</w:t>
+            </w:r>
+          </w:p>
+          <w:p>
+            <w:pPr>
+              <w:pStyle w:val="code"/>
+              <w:rPr>
+                <w:rtl/>
+              </w:rPr>
+            </w:pPr>
+          </w:p>
+          <w:p>
+            <w:pPr>
+              <w:pStyle w:val="code"/>
+            </w:pPr>
+            <w:r>
+              <w:t>class Portfolio(</w:t>
+            </w:r>
+            <w:proofErr w:type="spellStart"/>
+            <w:proofErr w:type="gramStart"/>
+            <w:r>
+              <w:t>models.Model</w:t>
+            </w:r>
+            <w:proofErr w:type="spellEnd"/>
+            <w:proofErr w:type="gramEnd"/>
+            <w:r>
+              <w:t>):</w:t>
+            </w:r>
+          </w:p>
+          <w:p>
+            <w:pPr>
+              <w:pStyle w:val="code"/>
+            </w:pPr>
+            <w:r>
+              <w:t xml:space="preserve">    title = </w:t>
+            </w:r>
+            <w:proofErr w:type="spellStart"/>
+            <w:proofErr w:type="gramStart"/>
+            <w:r>
+              <w:t>models.CharField</w:t>
+            </w:r>
+            <w:proofErr w:type="spellEnd"/>
+            <w:proofErr w:type="gramEnd"/>
+            <w:r>
+              <w:t>(</w:t>
+            </w:r>
+            <w:proofErr w:type="spellStart"/>
+            <w:r>
+              <w:t>max_length</w:t>
+            </w:r>
+            <w:proofErr w:type="spellEnd"/>
+            <w:r>
+              <w:t>=200)</w:t>
+            </w:r>
+          </w:p>
+          <w:p>
+            <w:pPr>
+              <w:pStyle w:val="code"/>
+            </w:pPr>
+            <w:r>
+              <w:t xml:space="preserve">    description = </w:t>
+            </w:r>
+            <w:proofErr w:type="spellStart"/>
+            <w:proofErr w:type="gramStart"/>
+            <w:r>
+              <w:t>models.TextField</w:t>
+            </w:r>
+            <w:proofErr w:type="spellEnd"/>
+            <w:proofErr w:type="gramEnd"/>
+            <w:r>
+              <w:t>()</w:t>
+            </w:r>
+          </w:p>
+          <w:p>
+            <w:pPr>
+              <w:pStyle w:val="code"/>
+            </w:pPr>
+            <w:r>
+              <w:t xml:space="preserve">    image = </w:t>
+            </w:r>
+            <w:proofErr w:type="spellStart"/>
+            <w:proofErr w:type="gramStart"/>
+            <w:r>
+              <w:t>models.ImageField</w:t>
+            </w:r>
+            <w:proofErr w:type="spellEnd"/>
+            <w:proofErr w:type="gramEnd"/>
+            <w:r>
+              <w:t>(</w:t>
+            </w:r>
+            <w:proofErr w:type="spellStart"/>
+            <w:r>
+              <w:t>upload_to</w:t>
+            </w:r>
+            <w:proofErr w:type="spellEnd"/>
+            <w:r>
+              <w:t>='portfolios/')</w:t>
+            </w:r>
+          </w:p>
+          <w:p>
+            <w:pPr>
+              <w:pStyle w:val="code"/>
+            </w:pPr>
+            <w:r>
+              <w:t xml:space="preserve">    </w:t>
+            </w:r>
+            <w:proofErr w:type="spellStart"/>
+            <w:r>
+              <w:t>created_at</w:t>
+            </w:r>
+            <w:proofErr w:type="spellEnd"/>
+            <w:r>
+              <w:t xml:space="preserve"> = </w:t>
+            </w:r>
+            <w:proofErr w:type="spellStart"/>
+            <w:proofErr w:type="gramStart"/>
+            <w:r>
+              <w:t>models.DateTimeField</w:t>
+            </w:r>
+            <w:proofErr w:type="spellEnd"/>
+            <w:proofErr w:type="gramEnd"/>
+            <w:r>
+              <w:t>(</w:t>
+            </w:r>
+            <w:proofErr w:type="spellStart"/>
+            <w:r>
+              <w:t>auto_now_add</w:t>
+            </w:r>
+            <w:proofErr w:type="spellEnd"/>
+            <w:r>
+              <w:t>=True)</w:t>
+            </w:r>
+          </w:p>
+          <w:p>
+            <w:pPr>
+              <w:pStyle w:val="code"/>
+              <w:rPr>
+                <w:rtl/>
+              </w:rPr>
+            </w:pPr>
+          </w:p>
+          <w:p>
+            <w:pPr>
+              <w:pStyle w:val="code"/>
+            </w:pPr>
+            <w:r>
+              <w:t xml:space="preserve">    def __str__(self):</w:t>
+            </w:r>
+          </w:p>
+          <w:p>
+            <w:pPr>
+              <w:pStyle w:val="code"/>
+              <w:rPr>
+                <w:rFonts w:hint="cs"/>
+              </w:rPr>
+            </w:pPr>
+            <w:r>
+              <w:t xml:space="preserve">        return </w:t>
+            </w:r>
+            <w:proofErr w:type="spellStart"/>
+            <w:proofErr w:type="gramStart"/>
+            <w:r>
+              <w:t>self.title</w:t>
+            </w:r>
+            <w:proofErr w:type="spellEnd"/>
+            <w:proofErr w:type="gramEnd"/>
+          </w:p>
+        </w:tc>
+      </w:tr>
+    </w:tbl>
+    <w:p>
+      <w:pPr>
+        <w:rPr>
+          <w:rtl/>
+        </w:rPr>
+      </w:pPr>
+    </w:p>
+    <w:p>
+      <w:pPr>
+        <w:rPr>
+          <w:rtl/>
+        </w:rPr>
+      </w:pPr>
+      <w:r>
+        <w:rPr>
+          <w:rFonts w:hint="cs"/>
+          <w:rtl/>
+        </w:rPr>
+        <w:t xml:space="preserve">سپس باید یک </w:t>
+      </w:r>
+      <w:proofErr w:type="spellStart"/>
+      <w:r>
+        <w:rPr>
+          <w:rFonts w:hint="cs"/>
+          <w:rtl/>
+        </w:rPr>
+        <w:t>مایگریشن</w:t>
+      </w:r>
+      <w:proofErr w:type="spellEnd"/>
+      <w:r>
+        <w:rPr>
+          <w:rFonts w:hint="cs"/>
+          <w:rtl/>
+        </w:rPr>
+        <w:t xml:space="preserve"> ایجاد کنید:</w:t>
+      </w:r>
+    </w:p>
+    <w:tbl>
+      <w:tblPr>
+        <w:tblStyle w:val="TableGrid"/>
+        <w:tblW w:w="0" w:type="auto"/>
+        <w:tblLook w:val="04A0" w:firstRow="1" w:lastRow="0" w:firstColumn="1" w:lastColumn="0" w:noHBand="0" w:noVBand="1"/>
+      </w:tblPr>
+      <w:tblGrid>
+        <w:gridCol w:w="9350"/>
+      </w:tblGrid>
+      <w:tr>
+        <w:tc>
+          <w:tcPr>
+            <w:tcW w:w="9350" w:type="dxa"/>
+          </w:tcPr>
+          <w:p>
+            <w:pPr>
+              <w:pStyle w:val="code"/>
+            </w:pPr>
+            <w:r>
+              <w:t xml:space="preserve">python manage.py </w:t>
+            </w:r>
+            <w:proofErr w:type="spellStart"/>
+            <w:r>
+              <w:t>makemigrations</w:t>
+            </w:r>
+            <w:proofErr w:type="spellEnd"/>
+          </w:p>
+          <w:p>
+            <w:pPr>
+              <w:pStyle w:val="code"/>
+            </w:pPr>
+            <w:r>
+              <w:t>python manage.py migrate</w:t>
+            </w:r>
+          </w:p>
+        </w:tc>
+      </w:tr>
+    </w:tbl>
+    <w:p>
+      <w:pPr>
+        <w:rPr>
+          <w:rtl/>
+        </w:rPr>
+      </w:pPr>
+    </w:p>
+    <w:p>
+      <w:pPr>
+        <w:rPr>
+          <w:rtl/>
+        </w:rPr>
+      </w:pPr>
+      <w:r>
+        <w:rPr>
+          <w:rFonts w:hint="cs"/>
+          <w:rtl/>
+        </w:rPr>
+        <w:t xml:space="preserve">حالا مدل را در </w:t>
+      </w:r>
+      <w:proofErr w:type="spellStart"/>
+      <w:r>
+        <w:rPr>
+          <w:rFonts w:hint="cs"/>
+          <w:rtl/>
+        </w:rPr>
+        <w:t>ادمین</w:t>
+      </w:r>
+      <w:proofErr w:type="spellEnd"/>
+      <w:r>
+        <w:rPr>
+          <w:rFonts w:hint="cs"/>
+          <w:rtl/>
+        </w:rPr>
+        <w:t xml:space="preserve"> </w:t>
+      </w:r>
+      <w:proofErr w:type="spellStart"/>
+      <w:r>
+        <w:rPr>
+          <w:rFonts w:hint="cs"/>
+          <w:rtl/>
+        </w:rPr>
+        <w:t>رجیستر</w:t>
+      </w:r>
+      <w:proofErr w:type="spellEnd"/>
+      <w:r>
+        <w:rPr>
+          <w:rFonts w:hint="cs"/>
+          <w:rtl/>
+        </w:rPr>
+        <w:t xml:space="preserve"> کنید</w:t>
+      </w:r>
+    </w:p>
+    <w:tbl>
+      <w:tblPr>
+        <w:tblStyle w:val="TableGrid"/>
+        <w:tblW w:w="0" w:type="auto"/>
+        <w:tblLook w:val="04A0" w:firstRow="1" w:lastRow="0" w:firstColumn="1" w:lastColumn="0" w:noHBand="0" w:noVBand="1"/>
+      </w:tblPr>
+      <w:tblGrid>
+        <w:gridCol w:w="9350"/>
+      </w:tblGrid>
+      <w:tr>
+        <w:tc>
+          <w:tcPr>
+            <w:tcW w:w="9350" w:type="dxa"/>
+          </w:tcPr>
+          <w:p>
+            <w:pPr>
+              <w:pStyle w:val="code"/>
+              <w:rPr>
+                <w:rtl/>
+              </w:rPr>
+            </w:pPr>
+            <w:r>
+              <w:lastRenderedPageBreak/>
+              <w:t>portfolios/admin.py:</w:t>
+            </w:r>
+          </w:p>
+          <w:p>
+            <w:pPr>
+              <w:pStyle w:val="code"/>
+              <w:rPr>
+                <w:rtl/>
+              </w:rPr>
+            </w:pPr>
+          </w:p>
+          <w:p>
+            <w:pPr>
+              <w:pStyle w:val="code"/>
+            </w:pPr>
+            <w:r>
+              <w:t xml:space="preserve">from </w:t>
+            </w:r>
+            <w:proofErr w:type="spellStart"/>
+            <w:proofErr w:type="gramStart"/>
+            <w:r>
+              <w:t>django.contrib</w:t>
+            </w:r>
+            <w:proofErr w:type="spellEnd"/>
+            <w:proofErr w:type="gramEnd"/>
+            <w:r>
+              <w:t xml:space="preserve"> import admin</w:t>
+            </w:r>
+            <w:r>
+              <w:br/>
+            </w:r>
+            <w:proofErr w:type="gramStart"/>
+            <w:r>
+              <w:t>from .models</w:t>
+            </w:r>
+            <w:proofErr w:type="gramEnd"/>
+            <w:r>
+              <w:t xml:space="preserve"> import Portfolio</w:t>
+            </w:r>
+            <w:r>
+              <w:br/>
+            </w:r>
+            <w:r>
+              <w:br/>
+            </w:r>
+            <w:proofErr w:type="spellStart"/>
+            <w:r>
+              <w:t>admin.site.register</w:t>
+            </w:r>
+            <w:proofErr w:type="spellEnd"/>
+            <w:r>
+              <w:t>(Portfolio)</w:t>
+            </w:r>
+          </w:p>
+        </w:tc>
+      </w:tr>
+    </w:tbl>
+    <w:p>
+      <w:pPr>
+        <w:rPr>
+          <w:rtl/>
+        </w:rPr>
+      </w:pPr>
+    </w:p>
+    <w:p>
+      <w:pPr>
+        <w:rPr>
+          <w:rtl/>
+        </w:rPr>
+      </w:pPr>
+      <w:r>
+        <w:rPr>
+          <w:rFonts w:hint="cs"/>
+          <w:rtl/>
+        </w:rPr>
+        <w:t xml:space="preserve">روش بهتر برای اینجام اینکار این است که در فایل </w:t>
+      </w:r>
+    </w:p>
+    <w:tbl>
+      <w:tblPr>
+        <w:tblStyle w:val="TableGrid"/>
+        <w:tblW w:w="0" w:type="auto"/>
+        <w:tblLook w:val="04A0" w:firstRow="1" w:lastRow="0" w:firstColumn="1" w:lastColumn="0" w:noHBand="0" w:noVBand="1"/>
+      </w:tblPr>
+      <w:tblGrid>
+        <w:gridCol w:w="9350"/>
+      </w:tblGrid>
+      <w:tr>
+        <w:tc>
+          <w:tcPr>
+            <w:tcW w:w="9350" w:type="dxa"/>
+          </w:tcPr>
+          <w:p>
+            <w:pPr>
+              <w:pStyle w:val="code"/>
+            </w:pPr>
+            <w:r>
+              <w:t>portfolios/admin.py:</w:t>
+            </w:r>
+          </w:p>
+        </w:tc>
+      </w:tr>
+    </w:tbl>
+    <w:p>
+      <w:pPr>
+        <w:rPr>
+          <w:rtl/>
+        </w:rPr>
+      </w:pPr>
+      <w:proofErr w:type="spellStart"/>
+      <w:r>
+        <w:rPr>
+          <w:rFonts w:hint="cs"/>
+          <w:rtl/>
+        </w:rPr>
+        <w:t>کدهای</w:t>
+      </w:r>
+      <w:proofErr w:type="spellEnd"/>
+      <w:r>
+        <w:rPr>
+          <w:rFonts w:hint="cs"/>
+          <w:rtl/>
+        </w:rPr>
+        <w:t xml:space="preserve"> زیر </w:t>
+      </w:r>
+      <w:proofErr w:type="spellStart"/>
+      <w:r>
+        <w:rPr>
+          <w:rFonts w:hint="cs"/>
+          <w:rtl/>
+        </w:rPr>
+        <w:t>راقرار</w:t>
+      </w:r>
+      <w:proofErr w:type="spellEnd"/>
+      <w:r>
+        <w:rPr>
+          <w:rFonts w:hint="cs"/>
+          <w:rtl/>
+        </w:rPr>
+        <w:t xml:space="preserve"> دهیم:</w:t>
+      </w:r>
+    </w:p>
+    <w:tbl>
+      <w:tblPr>
+        <w:tblStyle w:val="TableGrid"/>
+        <w:tblW w:w="0" w:type="auto"/>
+        <w:tblLook w:val="04A0" w:firstRow="1" w:lastRow="0" w:firstColumn="1" w:lastColumn="0" w:noHBand="0" w:noVBand="1"/>
+      </w:tblPr>
+      <w:tblGrid>
+        <w:gridCol w:w="9350"/>
+      </w:tblGrid>
+      <w:tr>
+        <w:tc>
+          <w:tcPr>
+            <w:tcW w:w="9350" w:type="dxa"/>
+          </w:tcPr>
+          <w:p>
+            <w:pPr>
+              <w:pStyle w:val="code"/>
+            </w:pPr>
+            <w:r>
+              <w:t xml:space="preserve">from </w:t>
+            </w:r>
+            <w:proofErr w:type="spellStart"/>
+            <w:proofErr w:type="gramStart"/>
+            <w:r>
+              <w:t>django.contrib</w:t>
+            </w:r>
+            <w:proofErr w:type="spellEnd"/>
+            <w:proofErr w:type="gramEnd"/>
+            <w:r>
+              <w:t xml:space="preserve"> import admin</w:t>
+            </w:r>
+          </w:p>
+          <w:p>
+            <w:pPr>
+              <w:pStyle w:val="code"/>
+            </w:pPr>
+            <w:proofErr w:type="gramStart"/>
+            <w:r>
+              <w:t>from .models</w:t>
+            </w:r>
+            <w:proofErr w:type="gramEnd"/>
+            <w:r>
+              <w:t xml:space="preserve"> import Portfolio</w:t>
+            </w:r>
+          </w:p>
+          <w:p>
+            <w:pPr>
+              <w:pStyle w:val="code"/>
+              <w:rPr>
+                <w:rtl/>
+              </w:rPr>
+            </w:pPr>
+          </w:p>
+          <w:p>
+            <w:pPr>
+              <w:pStyle w:val="code"/>
+            </w:pPr>
+            <w:r>
+              <w:t>@</w:t>
+            </w:r>
+            <w:proofErr w:type="gramStart"/>
+            <w:r>
+              <w:t>admin.register</w:t>
+            </w:r>
+            <w:proofErr w:type="gramEnd"/>
+            <w:r>
+              <w:t>(Portfolio)</w:t>
+            </w:r>
+          </w:p>
+          <w:p>
+            <w:pPr>
+              <w:pStyle w:val="code"/>
+            </w:pPr>
+            <w:r>
+              <w:t xml:space="preserve">class </w:t>
+            </w:r>
+            <w:proofErr w:type="spellStart"/>
+            <w:r>
+              <w:t>PortfolioAdmin</w:t>
+            </w:r>
+            <w:proofErr w:type="spellEnd"/>
+            <w:r>
+              <w:t>(</w:t>
+            </w:r>
+            <w:proofErr w:type="spellStart"/>
+            <w:proofErr w:type="gramStart"/>
+            <w:r>
+              <w:t>admin.ModelAdmin</w:t>
+            </w:r>
+            <w:proofErr w:type="spellEnd"/>
+            <w:proofErr w:type="gramEnd"/>
+            <w:r>
+              <w:t>):</w:t>
+            </w:r>
+          </w:p>
+          <w:p>
+            <w:pPr>
+              <w:pStyle w:val="code"/>
+            </w:pPr>
+            <w:r>
+              <w:t xml:space="preserve">    </w:t>
+            </w:r>
+            <w:proofErr w:type="spellStart"/>
+            <w:r>
+              <w:t>list_display</w:t>
+            </w:r>
+            <w:proofErr w:type="spellEnd"/>
+            <w:r>
+              <w:t xml:space="preserve"> = ('title', '</w:t>
+            </w:r>
+            <w:proofErr w:type="spellStart"/>
+            <w:r>
+              <w:t>created_at</w:t>
+            </w:r>
+            <w:proofErr w:type="spellEnd"/>
+            <w:r>
+              <w:t>')</w:t>
+            </w:r>
+          </w:p>
+          <w:p>
+            <w:pPr>
+              <w:pStyle w:val="code"/>
+            </w:pPr>
+            <w:r>
+              <w:t xml:space="preserve">    </w:t>
+            </w:r>
+            <w:proofErr w:type="spellStart"/>
+            <w:r>
+              <w:t>search_fields</w:t>
+            </w:r>
+            <w:proofErr w:type="spellEnd"/>
+            <w:r>
+              <w:t xml:space="preserve"> = ('title',)</w:t>
+            </w:r>
+          </w:p>
+        </w:tc>
+      </w:tr>
+    </w:tbl>
+    <w:p>
+      <w:pPr>
+        <w:rPr>
+          <w:rtl/>
+        </w:rPr>
+      </w:pPr>
+    </w:p>
+    <w:p>
+      <w:pPr>
+        <w:rPr>
+          <w:rtl/>
+        </w:rPr>
+      </w:pPr>
+      <w:r>
+        <w:rPr>
+          <w:rFonts w:hint="cs"/>
+          <w:rtl/>
+        </w:rPr>
+        <w:t xml:space="preserve">حالا باید یک سوپر </w:t>
+      </w:r>
+      <w:proofErr w:type="spellStart"/>
+      <w:r>
+        <w:rPr>
+          <w:rFonts w:hint="cs"/>
+          <w:rtl/>
+        </w:rPr>
+        <w:t>یوزر</w:t>
+      </w:r>
+      <w:proofErr w:type="spellEnd"/>
+      <w:r>
+        <w:rPr>
+          <w:rFonts w:hint="cs"/>
+          <w:rtl/>
+        </w:rPr>
+        <w:t xml:space="preserve"> بسازید:</w:t>
+      </w:r>
+    </w:p>
+    <w:tbl>
+      <w:tblPr>
+        <w:tblStyle w:val="TableGrid"/>
+        <w:tblW w:w="0" w:type="auto"/>
+        <w:tblLook w:val="04A0" w:firstRow="1" w:lastRow="0" w:firstColumn="1" w:lastColumn="0" w:noHBand="0" w:noVBand="1"/>
+      </w:tblPr>
+      <w:tblGrid>
+        <w:gridCol w:w="9350"/>
+      </w:tblGrid>
+      <w:tr>
+        <w:tc>
+          <w:tcPr>
+            <w:tcW w:w="9350" w:type="dxa"/>
+          </w:tcPr>
+          <w:p>
+            <w:pPr>
+              <w:pStyle w:val="code"/>
+            </w:pPr>
+            <w:r>
+              <w:t xml:space="preserve">python manage.py </w:t>
+            </w:r>
+            <w:proofErr w:type="spellStart"/>
+            <w:r>
+              <w:t>createsuperuser</w:t>
+            </w:r>
+            <w:proofErr w:type="spellEnd"/>
+          </w:p>
+        </w:tc>
+      </w:tr>
+    </w:tbl>
+    <w:p>
+      <w:pPr>
+        <w:rPr>
+          <w:rtl/>
+        </w:rPr>
+      </w:pPr>
+      <w:r>
+        <w:rPr>
+          <w:rFonts w:hint="cs"/>
+          <w:rtl/>
+        </w:rPr>
+        <w:t>از شما سوالات زیر پرسیده میشود.</w:t>
+      </w:r>
+    </w:p>
+    <w:tbl>
+      <w:tblPr>
+        <w:tblStyle w:val="TableGrid"/>
+        <w:tblW w:w="0" w:type="auto"/>
+        <w:tblLook w:val="04A0" w:firstRow="1" w:lastRow="0" w:firstColumn="1" w:lastColumn="0" w:noHBand="0" w:noVBand="1"/>
+      </w:tblPr>
+      <w:tblGrid>
+        <w:gridCol w:w="9350"/>
+      </w:tblGrid>
+      <w:tr>
+        <w:tc>
+          <w:tcPr>
+            <w:tcW w:w="9350" w:type="dxa"/>
+          </w:tcPr>
+          <w:p>
+            <w:pPr>
+              <w:pStyle w:val="code"/>
+              <w:rPr>
+                <w:rtl/>
+              </w:rPr>
+            </w:pPr>
+            <w:r>
+              <w:t>Username:</w:t>
+            </w:r>
+            <w:r>
+              <w:br/>
+              <w:t>Email address:</w:t>
+            </w:r>
+            <w:r>
+              <w:br/>
+              <w:t>Password:</w:t>
+            </w:r>
+            <w:r>
+              <w:br/>
+              <w:t>Password (again):</w:t>
+            </w:r>
+          </w:p>
+          <w:p>
+            <w:pPr>
+              <w:pStyle w:val="code"/>
+            </w:pPr>
+          </w:p>
+        </w:tc>
+      </w:tr>
+    </w:tbl>
+    <w:p>
+      <w:pPr>
+        <w:rPr>
+          <w:rtl/>
+        </w:rPr>
+      </w:pPr>
+      <w:r>
+        <w:rPr>
+          <w:rFonts w:hint="cs"/>
+          <w:rtl/>
+        </w:rPr>
+        <w:t>سرور را ران کنید:</w:t>
+      </w:r>
+    </w:p>
+    <w:tbl>
+      <w:tblPr>
+        <w:tblStyle w:val="TableGrid"/>
+        <w:tblW w:w="0" w:type="auto"/>
+        <w:tblLook w:val="04A0" w:firstRow="1" w:lastRow="0" w:firstColumn="1" w:lastColumn="0" w:noHBand="0" w:noVBand="1"/>
+      </w:tblPr>
+      <w:tblGrid>
+        <w:gridCol w:w="9350"/>
+      </w:tblGrid>
+      <w:tr>
+        <w:tc>
+          <w:tcPr>
+            <w:tcW w:w="9350" w:type="dxa"/>
+          </w:tcPr>
+          <w:p>
+            <w:pPr>
+              <w:pStyle w:val="code"/>
+            </w:pPr>
+            <w:proofErr w:type="spellStart"/>
+            <w:r>
+              <w:t>py</w:t>
+            </w:r>
+            <w:proofErr w:type="spellEnd"/>
+            <w:r>
+              <w:t xml:space="preserve"> manage.py </w:t>
+            </w:r>
+            <w:proofErr w:type="spellStart"/>
+            <w:r>
+              <w:t>runserver</w:t>
+            </w:r>
+            <w:proofErr w:type="spellEnd"/>
+          </w:p>
+        </w:tc>
+      </w:tr>
+    </w:tbl>
+    <w:p>
+      <w:pPr>
+        <w:rPr>
+          <w:rtl/>
+        </w:rPr>
+      </w:pPr>
+      <w:r>
+        <w:rPr>
+          <w:rFonts w:hint="cs"/>
+          <w:rtl/>
+        </w:rPr>
+        <w:t xml:space="preserve">آدرس زیر را در </w:t>
+      </w:r>
+      <w:proofErr w:type="spellStart"/>
+      <w:r>
+        <w:t>url</w:t>
+      </w:r>
+      <w:proofErr w:type="spellEnd"/>
+      <w:r>
+        <w:rPr>
+          <w:rFonts w:hint="cs"/>
+          <w:rtl/>
+        </w:rPr>
+        <w:t xml:space="preserve"> سایت خود وارد کنید:</w:t>
+      </w:r>
+    </w:p>
+    <w:tbl>
+      <w:tblPr>
+        <w:tblStyle w:val="TableGrid"/>
+        <w:tblW w:w="0" w:type="auto"/>
+        <w:tblLook w:val="04A0" w:firstRow="1" w:lastRow="0" w:firstColumn="1" w:lastColumn="0" w:noHBand="0" w:noVBand="1"/>
+      </w:tblPr>
+      <w:tblGrid>
+        <w:gridCol w:w="9350"/>
+      </w:tblGrid>
+      <w:tr>
+        <w:tc>
+          <w:tcPr>
+            <w:tcW w:w="9350" w:type="dxa"/>
+          </w:tcPr>
+          <w:p>
+            <w:pPr>
+              <w:pStyle w:val="code"/>
+              <w:rPr>
+                <w:rFonts w:hint="cs"/>
+              </w:rPr>
+            </w:pPr>
+            <w:r>
+              <w:t>http://127.0.0.1:8000/admin/</w:t>
+            </w:r>
+          </w:p>
+        </w:tc>
+      </w:tr>
+    </w:tbl>
+    <w:p>
+      <w:pPr>
+        <w:rPr>
+          <w:rtl/>
+        </w:rPr>
+      </w:pPr>
+      <w:r>
+        <w:rPr>
+          <w:rFonts w:hint="cs"/>
+          <w:rtl/>
+        </w:rPr>
+        <w:t xml:space="preserve">اگر برای </w:t>
+      </w:r>
+      <w:proofErr w:type="spellStart"/>
+      <w:r>
+        <w:rPr>
+          <w:rFonts w:hint="cs"/>
+          <w:rtl/>
+        </w:rPr>
+        <w:t>آپلود</w:t>
+      </w:r>
+      <w:proofErr w:type="spellEnd"/>
+      <w:r>
+        <w:rPr>
+          <w:rFonts w:hint="cs"/>
+          <w:rtl/>
+        </w:rPr>
+        <w:t xml:space="preserve"> عکس </w:t>
+      </w:r>
+      <w:proofErr w:type="spellStart"/>
+      <w:r>
+        <w:rPr>
+          <w:rFonts w:hint="cs"/>
+          <w:rtl/>
+        </w:rPr>
+        <w:t>باگ</w:t>
+      </w:r>
+      <w:proofErr w:type="spellEnd"/>
+      <w:r>
+        <w:rPr>
+          <w:rFonts w:hint="cs"/>
+          <w:rtl/>
+        </w:rPr>
+        <w:t xml:space="preserve"> داد باید </w:t>
+      </w:r>
+      <w:proofErr w:type="spellStart"/>
+      <w:r>
+        <w:rPr>
+          <w:rFonts w:hint="cs"/>
+          <w:rtl/>
+        </w:rPr>
+        <w:t>پکیج</w:t>
+      </w:r>
+      <w:proofErr w:type="spellEnd"/>
+      <w:r>
+        <w:rPr>
+          <w:rFonts w:hint="cs"/>
+          <w:rtl/>
+        </w:rPr>
+        <w:t xml:space="preserve"> </w:t>
+      </w:r>
+      <w:proofErr w:type="spellStart"/>
+      <w:r>
+        <w:rPr>
+          <w:rFonts w:hint="cs"/>
+          <w:rtl/>
+        </w:rPr>
+        <w:t>پیلو</w:t>
+      </w:r>
+      <w:proofErr w:type="spellEnd"/>
+      <w:r>
+        <w:rPr>
+          <w:rFonts w:hint="cs"/>
+          <w:rtl/>
+        </w:rPr>
+        <w:t xml:space="preserve"> را نصب کنید:</w:t>
+      </w:r>
+    </w:p>
+    <w:tbl>
+      <w:tblPr>
+        <w:tblStyle w:val="TableGrid"/>
+        <w:tblW w:w="0" w:type="auto"/>
+        <w:tblLook w:val="04A0" w:firstRow="1" w:lastRow="0" w:firstColumn="1" w:lastColumn="0" w:noHBand="0" w:noVBand="1"/>
+      </w:tblPr>
+      <w:tblGrid>
+        <w:gridCol w:w="9350"/>
+      </w:tblGrid>
+      <w:tr>
+        <w:tc>
+          <w:tcPr>
+            <w:tcW w:w="9350" w:type="dxa"/>
+          </w:tcPr>
+          <w:p>
+            <w:pPr>
+              <w:pStyle w:val="code"/>
+              <w:rPr>
+                <w:rFonts w:hint="cs"/>
+              </w:rPr>
+            </w:pPr>
+            <w:r>
+              <w:t>pip install pillow</w:t>
+            </w:r>
+          </w:p>
+        </w:tc>
+      </w:tr>
+    </w:tbl>
+    <w:p>
+      <w:pPr>
+        <w:rPr>
+          <w:rtl/>
+        </w:rPr>
+      </w:pPr>
+      <w:r>
+        <w:rPr>
+          <w:rFonts w:hint="cs"/>
+          <w:rtl/>
+        </w:rPr>
+        <w:lastRenderedPageBreak/>
+        <w:t xml:space="preserve">حالا </w:t>
+      </w:r>
+      <w:proofErr w:type="spellStart"/>
+      <w:r>
+        <w:rPr>
+          <w:rFonts w:hint="cs"/>
+          <w:rtl/>
+        </w:rPr>
+        <w:t>تنظیمات</w:t>
+      </w:r>
+      <w:proofErr w:type="spellEnd"/>
+      <w:r>
+        <w:rPr>
+          <w:rFonts w:hint="cs"/>
+          <w:rtl/>
+        </w:rPr>
+        <w:t xml:space="preserve"> زیر را در فایل </w:t>
+      </w:r>
+      <w:r>
+        <w:t>setting</w:t>
+      </w:r>
+      <w:r>
+        <w:rPr>
+          <w:rFonts w:hint="cs"/>
+          <w:rtl/>
+        </w:rPr>
+        <w:t xml:space="preserve"> اعمال کنید:</w:t>
+      </w:r>
+    </w:p>
+    <w:tbl>
+      <w:tblPr>
+        <w:tblStyle w:val="TableGrid"/>
+        <w:tblW w:w="0" w:type="auto"/>
+        <w:tblLook w:val="04A0" w:firstRow="1" w:lastRow="0" w:firstColumn="1" w:lastColumn="0" w:noHBand="0" w:noVBand="1"/>
+      </w:tblPr>
+      <w:tblGrid>
+        <w:gridCol w:w="9350"/>
+      </w:tblGrid>
+      <w:tr>
+        <w:tc>
+          <w:tcPr>
+            <w:tcW w:w="9350" w:type="dxa"/>
+          </w:tcPr>
+          <w:p>
+            <w:pPr>
+              <w:pStyle w:val="code"/>
+            </w:pPr>
+            <w:r>
+              <w:t>MEDIA_URL = '/media/'</w:t>
+            </w:r>
+          </w:p>
+          <w:p>
+            <w:pPr>
+              <w:pStyle w:val="code"/>
+              <w:rPr>
+                <w:rFonts w:hint="cs"/>
+              </w:rPr>
+            </w:pPr>
+            <w:r>
+              <w:t>MEDIA_ROOT = BASE_DIR / 'media'</w:t>
+            </w:r>
+          </w:p>
+        </w:tc>
+      </w:tr>
+    </w:tbl>
+    <w:p>
+      <w:pPr>
+        <w:rPr>
+          <w:rtl/>
+        </w:rPr>
+      </w:pPr>
+      <w:r>
+        <w:rPr>
+          <w:rFonts w:hint="cs"/>
+          <w:rtl/>
+        </w:rPr>
+        <w:t xml:space="preserve">به فایل </w:t>
+      </w:r>
+      <w:r>
+        <w:t xml:space="preserve">urls.py </w:t>
+      </w:r>
+      <w:r>
+        <w:rPr>
+          <w:rFonts w:hint="cs"/>
+          <w:rtl/>
+        </w:rPr>
+        <w:t xml:space="preserve"> پروژه اصلی خود </w:t>
+      </w:r>
+      <w:proofErr w:type="spellStart"/>
+      <w:r>
+        <w:rPr>
+          <w:rFonts w:hint="cs"/>
+          <w:rtl/>
+        </w:rPr>
+        <w:t>تنظیمات</w:t>
+      </w:r>
+      <w:proofErr w:type="spellEnd"/>
+      <w:r>
+        <w:rPr>
+          <w:rFonts w:hint="cs"/>
+          <w:rtl/>
+        </w:rPr>
+        <w:t xml:space="preserve"> زیر را اضافه کنید:</w:t>
+      </w:r>
+    </w:p>
+    <w:tbl>
+      <w:tblPr>
+        <w:tblStyle w:val="TableGrid"/>
+        <w:tblW w:w="0" w:type="auto"/>
+        <w:tblLook w:val="04A0" w:firstRow="1" w:lastRow="0" w:firstColumn="1" w:lastColumn="0" w:noHBand="0" w:noVBand="1"/>
+      </w:tblPr>
+      <w:tblGrid>
+        <w:gridCol w:w="9350"/>
+      </w:tblGrid>
+      <w:tr>
+        <w:tc>
+          <w:tcPr>
+            <w:tcW w:w="9350" w:type="dxa"/>
+          </w:tcPr>
+          <w:p>
+            <w:pPr>
+              <w:pStyle w:val="code"/>
+            </w:pPr>
+            <w:r>
+              <w:t xml:space="preserve">from </w:t>
+            </w:r>
+            <w:proofErr w:type="spellStart"/>
+            <w:r>
+              <w:t>django.conf</w:t>
+            </w:r>
+            <w:proofErr w:type="spellEnd"/>
+            <w:r>
+              <w:t xml:space="preserve"> import settings</w:t>
+            </w:r>
+          </w:p>
+          <w:p>
+            <w:pPr>
+              <w:pStyle w:val="code"/>
+            </w:pPr>
+            <w:r>
+              <w:t xml:space="preserve">from </w:t>
+            </w:r>
+            <w:proofErr w:type="spellStart"/>
+            <w:r>
+              <w:t>django.</w:t>
+            </w:r>
+            <w:proofErr w:type="gramStart"/>
+            <w:r>
+              <w:t>conf.urls</w:t>
+            </w:r>
+            <w:proofErr w:type="gramEnd"/>
+            <w:r>
+              <w:t>.static</w:t>
+            </w:r>
+            <w:proofErr w:type="spellEnd"/>
+            <w:r>
+              <w:t xml:space="preserve"> import static</w:t>
+            </w:r>
+          </w:p>
+          <w:p>
+            <w:pPr>
+              <w:pStyle w:val="code"/>
+              <w:rPr>
+                <w:rtl/>
+              </w:rPr>
+            </w:pPr>
+          </w:p>
+          <w:p>
+            <w:pPr>
+              <w:pStyle w:val="code"/>
+            </w:pPr>
+            <w:proofErr w:type="spellStart"/>
+            <w:r>
+              <w:t>urlpatterns</w:t>
+            </w:r>
+            <w:proofErr w:type="spellEnd"/>
+            <w:r>
+              <w:t xml:space="preserve"> = [</w:t>
+            </w:r>
+          </w:p>
+          <w:p>
+            <w:pPr>
+              <w:pStyle w:val="code"/>
+            </w:pPr>
+            <w:r>
+              <w:t xml:space="preserve">    # </w:t>
+            </w:r>
+            <w:proofErr w:type="gramStart"/>
+            <w:r>
+              <w:t>your</w:t>
+            </w:r>
+            <w:proofErr w:type="gramEnd"/>
+            <w:r>
+              <w:t xml:space="preserve"> </w:t>
+            </w:r>
+            <w:proofErr w:type="spellStart"/>
+            <w:r>
+              <w:t>urls</w:t>
+            </w:r>
+            <w:proofErr w:type="spellEnd"/>
+            <w:r>
+              <w:t>...</w:t>
+            </w:r>
+          </w:p>
+          <w:p>
+            <w:pPr>
+              <w:pStyle w:val="code"/>
+              <w:rPr>
+                <w:rtl/>
+              </w:rPr>
+            </w:pPr>
+            <w:r>
+              <w:t>]</w:t>
+            </w:r>
+          </w:p>
+          <w:p>
+            <w:pPr>
+              <w:pStyle w:val="code"/>
+              <w:rPr>
+                <w:rtl/>
+              </w:rPr>
+            </w:pPr>
+          </w:p>
+          <w:p>
+            <w:pPr>
+              <w:pStyle w:val="code"/>
+            </w:pPr>
+            <w:r>
+              <w:t xml:space="preserve">if </w:t>
+            </w:r>
+            <w:proofErr w:type="spellStart"/>
+            <w:proofErr w:type="gramStart"/>
+            <w:r>
+              <w:t>settings.DEBUG</w:t>
+            </w:r>
+            <w:proofErr w:type="spellEnd"/>
+            <w:proofErr w:type="gramEnd"/>
+            <w:r>
+              <w:t>:</w:t>
+            </w:r>
+          </w:p>
+          <w:p>
+            <w:pPr>
+              <w:pStyle w:val="code"/>
+            </w:pPr>
+            <w:r>
+              <w:t xml:space="preserve">    </w:t>
+            </w:r>
+            <w:proofErr w:type="spellStart"/>
+            <w:r>
+              <w:t>urlpatterns</w:t>
+            </w:r>
+            <w:proofErr w:type="spellEnd"/>
+            <w:r>
+              <w:t xml:space="preserve"> += </w:t>
+            </w:r>
+            <w:proofErr w:type="gramStart"/>
+            <w:r>
+              <w:t>static(</w:t>
+            </w:r>
+            <w:proofErr w:type="gramEnd"/>
+          </w:p>
+          <w:p>
+            <w:pPr>
+              <w:pStyle w:val="code"/>
+            </w:pPr>
+            <w:r>
+              <w:t xml:space="preserve">        </w:t>
+            </w:r>
+            <w:proofErr w:type="spellStart"/>
+            <w:proofErr w:type="gramStart"/>
+            <w:r>
+              <w:t>settings.MEDIA</w:t>
+            </w:r>
+            <w:proofErr w:type="gramEnd"/>
+            <w:r>
+              <w:t>_URL</w:t>
+            </w:r>
+            <w:proofErr w:type="spellEnd"/>
+            <w:r>
+              <w:t>,</w:t>
+            </w:r>
+          </w:p>
+          <w:p>
+            <w:pPr>
+              <w:pStyle w:val="code"/>
+            </w:pPr>
+            <w:r>
+              <w:t xml:space="preserve">        </w:t>
+            </w:r>
+            <w:proofErr w:type="spellStart"/>
+            <w:r>
+              <w:t>document_root</w:t>
+            </w:r>
+            <w:proofErr w:type="spellEnd"/>
+            <w:r>
+              <w:t>=</w:t>
+            </w:r>
+            <w:proofErr w:type="spellStart"/>
+            <w:proofErr w:type="gramStart"/>
+            <w:r>
+              <w:t>settings.MEDIA</w:t>
+            </w:r>
+            <w:proofErr w:type="gramEnd"/>
+            <w:r>
+              <w:t>_ROOT</w:t>
+            </w:r>
+            <w:proofErr w:type="spellEnd"/>
+          </w:p>
+          <w:p>
+            <w:pPr>
+              <w:pStyle w:val="code"/>
+              <w:rPr>
+                <w:rFonts w:hint="cs"/>
+              </w:rPr>
+            </w:pPr>
+            <w:r>
+              <w:t xml:space="preserve">    )</w:t>
+            </w:r>
+          </w:p>
+        </w:tc>
+      </w:tr>
+    </w:tbl>
+    <w:p>
+      <w:pPr>
+        <w:bidi w:val="0"/>
+        <w:rPr>
+          <w:rFonts w:hint="cs"/>
+          <w:rtl/>
+        </w:rPr>
+      </w:pPr>
+    </w:p>
+    <w:p>
+      <w:pPr>
+        <w:rPr>
+          <w:rtl/>
+        </w:rPr>
+      </w:pPr>
+      <w:r>
+        <w:rPr>
+          <w:rFonts w:hint="cs"/>
+          <w:rtl/>
+        </w:rPr>
+        <w:t xml:space="preserve">برای نمایش این نمونه کارها در سایت باید </w:t>
+      </w:r>
+      <w:proofErr w:type="spellStart"/>
+      <w:r>
+        <w:rPr>
+          <w:rFonts w:hint="cs"/>
+          <w:rtl/>
+        </w:rPr>
+        <w:t>کدهای</w:t>
+      </w:r>
+      <w:proofErr w:type="spellEnd"/>
+      <w:r>
+        <w:rPr>
+          <w:rFonts w:hint="cs"/>
+          <w:rtl/>
+        </w:rPr>
+        <w:t xml:space="preserve"> زیر را به </w:t>
+      </w:r>
+      <w:proofErr w:type="spellStart"/>
+      <w:r>
+        <w:rPr>
+          <w:rFonts w:hint="cs"/>
+          <w:rtl/>
+        </w:rPr>
+        <w:t>ویوی</w:t>
+      </w:r>
+      <w:proofErr w:type="spellEnd"/>
+      <w:r>
+        <w:rPr>
+          <w:rFonts w:hint="cs"/>
+          <w:rtl/>
+        </w:rPr>
+        <w:t xml:space="preserve"> مدنظر اضافه کنید:</w:t>
+      </w:r>
+    </w:p>
+    <w:tbl>
+      <w:tblPr>
+        <w:tblStyle w:val="TableGrid"/>
+        <w:tblW w:w="0" w:type="auto"/>
+        <w:tblLook w:val="04A0" w:firstRow="1" w:lastRow="0" w:firstColumn="1" w:lastColumn="0" w:noHBand="0" w:noVBand="1"/>
+      </w:tblPr>
+      <w:tblGrid>
+        <w:gridCol w:w="9350"/>
+      </w:tblGrid>
+      <w:tr>
+        <w:tc>
+          <w:tcPr>
+            <w:tcW w:w="9350" w:type="dxa"/>
+          </w:tcPr>
+          <w:p>
+            <w:pPr>
+              <w:pStyle w:val="code"/>
+            </w:pPr>
+            <w:r>
+              <w:t xml:space="preserve">from </w:t>
+            </w:r>
+            <w:proofErr w:type="spellStart"/>
+            <w:proofErr w:type="gramStart"/>
+            <w:r>
+              <w:t>django.shortcuts</w:t>
+            </w:r>
+            <w:proofErr w:type="spellEnd"/>
+            <w:proofErr w:type="gramEnd"/>
+            <w:r>
+              <w:t xml:space="preserve"> import render</w:t>
+            </w:r>
+          </w:p>
+          <w:p>
+            <w:pPr>
+              <w:pStyle w:val="code"/>
+            </w:pPr>
+            <w:proofErr w:type="gramStart"/>
+            <w:r>
+              <w:t>from .models</w:t>
+            </w:r>
+            <w:proofErr w:type="gramEnd"/>
+            <w:r>
+              <w:t xml:space="preserve"> import Portfolio</w:t>
+            </w:r>
+          </w:p>
+          <w:p>
+            <w:pPr>
+              <w:pStyle w:val="code"/>
+              <w:rPr>
+                <w:rtl/>
+              </w:rPr>
+            </w:pPr>
+          </w:p>
+          <w:p>
+            <w:pPr>
+              <w:pStyle w:val="code"/>
+            </w:pPr>
+            <w:r>
+              <w:t xml:space="preserve">def </w:t>
+            </w:r>
+            <w:proofErr w:type="spellStart"/>
+            <w:r>
+              <w:t>portfolio_list</w:t>
+            </w:r>
+            <w:proofErr w:type="spellEnd"/>
+            <w:r>
+              <w:t>(request):</w:t>
+            </w:r>
+          </w:p>
+          <w:p>
+            <w:pPr>
+              <w:pStyle w:val="code"/>
+            </w:pPr>
+            <w:r>
+              <w:t xml:space="preserve">    portfolios = </w:t>
+            </w:r>
+            <w:proofErr w:type="spellStart"/>
+            <w:proofErr w:type="gramStart"/>
+            <w:r>
+              <w:t>Portfolio.objects.all</w:t>
+            </w:r>
+            <w:proofErr w:type="spellEnd"/>
+            <w:r>
+              <w:t>(</w:t>
+            </w:r>
+            <w:proofErr w:type="gramEnd"/>
+            <w:r>
+              <w:t>)</w:t>
+            </w:r>
+          </w:p>
+          <w:p>
+            <w:pPr>
+              <w:pStyle w:val="code"/>
+              <w:rPr>
+                <w:rtl/>
+              </w:rPr>
+            </w:pPr>
+          </w:p>
+          <w:p>
+            <w:pPr>
+              <w:pStyle w:val="code"/>
+            </w:pPr>
+            <w:r>
+              <w:t xml:space="preserve">    return </w:t>
+            </w:r>
+            <w:proofErr w:type="gramStart"/>
+            <w:r>
+              <w:t>render(</w:t>
+            </w:r>
+            <w:proofErr w:type="gramEnd"/>
+          </w:p>
+          <w:p>
+            <w:pPr>
+              <w:pStyle w:val="code"/>
+            </w:pPr>
+            <w:r>
+              <w:t xml:space="preserve">        request,</w:t>
+            </w:r>
+          </w:p>
+          <w:p>
+            <w:pPr>
+              <w:pStyle w:val="code"/>
+            </w:pPr>
+            <w:r>
+              <w:t xml:space="preserve">        'portfolios/list.html',</w:t>
+            </w:r>
+          </w:p>
+          <w:p>
+            <w:pPr>
+              <w:pStyle w:val="code"/>
+            </w:pPr>
+            <w:r>
+              <w:t xml:space="preserve">        {'portfolios': portfolios}</w:t>
+            </w:r>
+          </w:p>
+          <w:p>
+            <w:pPr>
+              <w:pStyle w:val="code"/>
+              <w:rPr>
+                <w:rFonts w:hint="cs"/>
+              </w:rPr>
+            </w:pPr>
+            <w:r>
+              <w:t xml:space="preserve">    )</w:t>
+            </w:r>
+          </w:p>
+        </w:tc>
+      </w:tr>
+    </w:tbl>
+    <w:p>
+      <w:pPr>
+        <w:bidi w:val="0"/>
+        <w:rPr>
+          <w:rFonts w:hint="cs"/>
+          <w:rtl/>
+        </w:rPr>
+      </w:pPr>
+    </w:p>
+    <w:p>
+      <w:pPr>
+        <w:rPr>
+          <w:rtl/>
+        </w:rPr>
+      </w:pPr>
+      <w:r>
+        <w:rPr>
+          <w:rFonts w:hint="cs"/>
+          <w:rtl/>
+        </w:rPr>
+        <w:t xml:space="preserve">در </w:t>
+      </w:r>
+      <w:proofErr w:type="spellStart"/>
+      <w:r>
+        <w:rPr>
+          <w:rFonts w:hint="cs"/>
+          <w:rtl/>
+        </w:rPr>
+        <w:t>تمپلیت</w:t>
+      </w:r>
+      <w:proofErr w:type="spellEnd"/>
+      <w:r>
+        <w:rPr>
+          <w:rFonts w:hint="cs"/>
+          <w:rtl/>
+        </w:rPr>
+        <w:t xml:space="preserve"> هم این نمونه کارها را </w:t>
+      </w:r>
+      <w:proofErr w:type="spellStart"/>
+      <w:r>
+        <w:rPr>
+          <w:rFonts w:hint="cs"/>
+          <w:rtl/>
+        </w:rPr>
+        <w:t>بصورت</w:t>
+      </w:r>
+      <w:proofErr w:type="spellEnd"/>
+      <w:r>
+        <w:rPr>
+          <w:rFonts w:hint="cs"/>
+          <w:rtl/>
+        </w:rPr>
+        <w:t xml:space="preserve"> زیر به نمایش خواهیم گذاشت:</w:t>
+      </w:r>
+    </w:p>
+    <w:tbl>
+      <w:tblPr>
+        <w:tblStyle w:val="TableGrid"/>
+        <w:tblW w:w="0" w:type="auto"/>
+        <w:tblLook w:val="04A0" w:firstRow="1" w:lastRow="0" w:firstColumn="1" w:lastColumn="0" w:noHBand="0" w:noVBand="1"/>
+      </w:tblPr>
+      <w:tblGrid>
+        <w:gridCol w:w="9350"/>
+      </w:tblGrid>
+      <w:tr>
+        <w:tc>
+          <w:tcPr>
+            <w:tcW w:w="9350" w:type="dxa"/>
+          </w:tcPr>
+          <w:p>
+            <w:pPr>
+              <w:pStyle w:val="code"/>
+            </w:pPr>
+            <w:r>
+              <w:t>{% for portfolio in portfolios %}</w:t>
+            </w:r>
+          </w:p>
+          <w:p>
+            <w:pPr>
+              <w:pStyle w:val="code"/>
+            </w:pPr>
+            <w:r>
+              <w:t xml:space="preserve">    &lt;h2</w:t>
+            </w:r>
+            <w:proofErr w:type="gramStart"/>
+            <w:r>
+              <w:t xml:space="preserve">&gt;{{ </w:t>
+            </w:r>
+            <w:proofErr w:type="spellStart"/>
+            <w:r>
+              <w:t>portfolio</w:t>
+            </w:r>
+            <w:proofErr w:type="gramEnd"/>
+            <w:r>
+              <w:t>.</w:t>
+            </w:r>
+            <w:proofErr w:type="gramStart"/>
+            <w:r>
+              <w:t>title</w:t>
+            </w:r>
+            <w:proofErr w:type="spellEnd"/>
+            <w:r>
+              <w:t xml:space="preserve"> }}&lt;</w:t>
+            </w:r>
+            <w:proofErr w:type="gramEnd"/>
+            <w:r>
+              <w:t>/h2&gt;</w:t>
+            </w:r>
+          </w:p>
+          <w:p>
+            <w:pPr>
+              <w:pStyle w:val="code"/>
+              <w:rPr>
+                <w:rtl/>
+              </w:rPr>
+            </w:pPr>
+          </w:p>
+          <w:p>
+            <w:pPr>
+              <w:pStyle w:val="code"/>
+            </w:pPr>
+            <w:r>
+              <w:t xml:space="preserve">    &lt;</w:t>
+            </w:r>
+            <w:proofErr w:type="spellStart"/>
+            <w:r>
+              <w:t>img</w:t>
+            </w:r>
+            <w:proofErr w:type="spellEnd"/>
+            <w:r>
+              <w:t xml:space="preserve"> </w:t>
+            </w:r>
+            <w:proofErr w:type="spellStart"/>
+            <w:r>
+              <w:t>src</w:t>
+            </w:r>
+            <w:proofErr w:type="spellEnd"/>
+            <w:r>
+              <w:t>="</w:t>
+            </w:r>
+            <w:proofErr w:type="gramStart"/>
+            <w:r>
+              <w:t>{{ portfolio.image.url</w:t>
+            </w:r>
+            <w:proofErr w:type="gramEnd"/>
+            <w:r>
+              <w:t xml:space="preserve"> }}" alt="</w:t>
+            </w:r>
+            <w:proofErr w:type="gramStart"/>
+            <w:r>
+              <w:t xml:space="preserve">{{ </w:t>
+            </w:r>
+            <w:proofErr w:type="spellStart"/>
+            <w:r>
+              <w:t>portfolio</w:t>
+            </w:r>
+            <w:proofErr w:type="gramEnd"/>
+            <w:r>
+              <w:t>.</w:t>
+            </w:r>
+            <w:proofErr w:type="gramStart"/>
+            <w:r>
+              <w:t>title</w:t>
+            </w:r>
+            <w:proofErr w:type="spellEnd"/>
+            <w:r>
+              <w:t xml:space="preserve"> }}"</w:t>
+            </w:r>
+            <w:proofErr w:type="gramEnd"/>
+            <w:r>
+              <w:t>&gt;</w:t>
+            </w:r>
+          </w:p>
+          <w:p>
+            <w:pPr>
+              <w:pStyle w:val="code"/>
+              <w:rPr>
+                <w:rtl/>
+              </w:rPr>
+            </w:pPr>
+          </w:p>
+          <w:p>
+            <w:pPr>
+              <w:pStyle w:val="code"/>
+            </w:pPr>
+            <w:r>
+              <w:t xml:space="preserve">    &lt;p</w:t>
+            </w:r>
+            <w:proofErr w:type="gramStart"/>
+            <w:r>
+              <w:t xml:space="preserve">&gt;{{ </w:t>
+            </w:r>
+            <w:proofErr w:type="spellStart"/>
+            <w:r>
+              <w:t>portfolio</w:t>
+            </w:r>
+            <w:proofErr w:type="gramEnd"/>
+            <w:r>
+              <w:t>.</w:t>
+            </w:r>
+            <w:proofErr w:type="gramStart"/>
+            <w:r>
+              <w:t>description</w:t>
+            </w:r>
+            <w:proofErr w:type="spellEnd"/>
+            <w:r>
+              <w:t xml:space="preserve"> }}&lt;</w:t>
+            </w:r>
+            <w:proofErr w:type="gramEnd"/>
+            <w:r>
+              <w:t>/p&gt;</w:t>
+            </w:r>
+          </w:p>
+          <w:p>
+            <w:pPr>
+              <w:pStyle w:val="code"/>
+            </w:pPr>
+            <w:r>
+              <w:t xml:space="preserve">{% </w:t>
+            </w:r>
+            <w:proofErr w:type="spellStart"/>
+            <w:r>
+              <w:t>endfor</w:t>
+            </w:r>
+            <w:proofErr w:type="spellEnd"/>
+            <w:r>
+              <w:t xml:space="preserve"> %}</w:t>
+            </w:r>
+          </w:p>
+        </w:tc>
+      </w:tr>
+    </w:tbl>
     <w:p>
       <w:pPr>
         <w:rPr>
